--- a/design_report.docx
+++ b/design_report.docx
@@ -18,17 +18,7 @@
           <w:sz w:val="44"/>
         </w:rPr>
         <w:t>直列四缸 DOHC 正时驱动系统</w:t>
-      </w:r>
-    </w:p>
-    <w:p>
-      <w:pPr>
-        <w:jc w:val="center"/>
-      </w:pPr>
-      <w:r>
-        <w:rPr>
-          <w:b/>
-          <w:sz w:val="36"/>
-        </w:rPr>
+        <w:br/>
         <w:t>设计计算书</w:t>
       </w:r>
     </w:p>
@@ -43,9 +33,9 @@
         </w:rPr>
         <w:t>发动机最高转速: 18,000 RPM</w:t>
         <w:br/>
+        <w:t>齿轮模数: mₙ = 1.75  螺旋角: β = 12°</w:t>
+        <w:br/>
         <w:t>减速方式: 齿轮 2:1 + 链条 1:1</w:t>
-        <w:br/>
-        <w:t>齿轮模数: mₙ = 1.75  螺旋角: β = 12°</w:t>
       </w:r>
     </w:p>
     <w:p/>
@@ -593,7 +583,6 @@
         </w:tc>
       </w:tr>
     </w:tbl>
-    <w:p/>
     <w:p>
       <w:pPr>
         <w:pStyle w:val="Heading1"/>
@@ -613,7 +602,7 @@
         <w:rPr>
           <w:color w:val="000000"/>
         </w:rPr>
-        <w:t>2.23  曲轴齿轮 (Z=23, 左旋)</w:t>
+        <w:t>曲轴齿轮 (Z=23, 左旋)</w:t>
       </w:r>
     </w:p>
     <w:tbl>
@@ -994,206 +983,6 @@
               <w:rPr>
                 <w:sz w:val="18"/>
               </w:rPr>
-              <w:t>齿顶高</w:t>
-            </w:r>
-          </w:p>
-        </w:tc>
-        <w:tc>
-          <w:tcPr>
-            <w:tcW w:type="dxa" w:w="2880"/>
-          </w:tcPr>
-          <w:p>
-            <w:pPr>
-              <w:jc w:val="center"/>
-            </w:pPr>
-            <w:r>
-              <w:rPr>
-                <w:sz w:val="18"/>
-              </w:rPr>
-              <w:t>hₐ</w:t>
-            </w:r>
-          </w:p>
-        </w:tc>
-        <w:tc>
-          <w:tcPr>
-            <w:tcW w:type="dxa" w:w="2880"/>
-          </w:tcPr>
-          <w:p>
-            <w:pPr>
-              <w:jc w:val="center"/>
-            </w:pPr>
-            <w:r>
-              <w:rPr>
-                <w:sz w:val="18"/>
-              </w:rPr>
-              <w:t>1.7500 mm</w:t>
-            </w:r>
-          </w:p>
-        </w:tc>
-      </w:tr>
-      <w:tr>
-        <w:tc>
-          <w:tcPr>
-            <w:tcW w:type="dxa" w:w="2880"/>
-          </w:tcPr>
-          <w:p>
-            <w:pPr>
-              <w:jc w:val="center"/>
-            </w:pPr>
-            <w:r>
-              <w:rPr>
-                <w:sz w:val="18"/>
-              </w:rPr>
-              <w:t>齿根高</w:t>
-            </w:r>
-          </w:p>
-        </w:tc>
-        <w:tc>
-          <w:tcPr>
-            <w:tcW w:type="dxa" w:w="2880"/>
-          </w:tcPr>
-          <w:p>
-            <w:pPr>
-              <w:jc w:val="center"/>
-            </w:pPr>
-            <w:r>
-              <w:rPr>
-                <w:sz w:val="18"/>
-              </w:rPr>
-              <w:t>h𝒻</w:t>
-            </w:r>
-          </w:p>
-        </w:tc>
-        <w:tc>
-          <w:tcPr>
-            <w:tcW w:type="dxa" w:w="2880"/>
-          </w:tcPr>
-          <w:p>
-            <w:pPr>
-              <w:jc w:val="center"/>
-            </w:pPr>
-            <w:r>
-              <w:rPr>
-                <w:sz w:val="18"/>
-              </w:rPr>
-              <w:t>2.1875 mm</w:t>
-            </w:r>
-          </w:p>
-        </w:tc>
-      </w:tr>
-      <w:tr>
-        <w:tc>
-          <w:tcPr>
-            <w:tcW w:type="dxa" w:w="2880"/>
-          </w:tcPr>
-          <w:p>
-            <w:pPr>
-              <w:jc w:val="center"/>
-            </w:pPr>
-            <w:r>
-              <w:rPr>
-                <w:sz w:val="18"/>
-              </w:rPr>
-              <w:t>顶隙</w:t>
-            </w:r>
-          </w:p>
-        </w:tc>
-        <w:tc>
-          <w:tcPr>
-            <w:tcW w:type="dxa" w:w="2880"/>
-          </w:tcPr>
-          <w:p>
-            <w:pPr>
-              <w:jc w:val="center"/>
-            </w:pPr>
-            <w:r>
-              <w:rPr>
-                <w:sz w:val="18"/>
-              </w:rPr>
-              <w:t>c</w:t>
-            </w:r>
-          </w:p>
-        </w:tc>
-        <w:tc>
-          <w:tcPr>
-            <w:tcW w:type="dxa" w:w="2880"/>
-          </w:tcPr>
-          <w:p>
-            <w:pPr>
-              <w:jc w:val="center"/>
-            </w:pPr>
-            <w:r>
-              <w:rPr>
-                <w:sz w:val="18"/>
-              </w:rPr>
-              <w:t>0.4375 mm</w:t>
-            </w:r>
-          </w:p>
-        </w:tc>
-      </w:tr>
-      <w:tr>
-        <w:tc>
-          <w:tcPr>
-            <w:tcW w:type="dxa" w:w="2880"/>
-          </w:tcPr>
-          <w:p>
-            <w:pPr>
-              <w:jc w:val="center"/>
-            </w:pPr>
-            <w:r>
-              <w:rPr>
-                <w:sz w:val="18"/>
-              </w:rPr>
-              <w:t>当量齿数</w:t>
-            </w:r>
-          </w:p>
-        </w:tc>
-        <w:tc>
-          <w:tcPr>
-            <w:tcW w:type="dxa" w:w="2880"/>
-          </w:tcPr>
-          <w:p>
-            <w:pPr>
-              <w:jc w:val="center"/>
-            </w:pPr>
-            <w:r>
-              <w:rPr>
-                <w:sz w:val="18"/>
-              </w:rPr>
-              <w:t>Zᵥ</w:t>
-            </w:r>
-          </w:p>
-        </w:tc>
-        <w:tc>
-          <w:tcPr>
-            <w:tcW w:type="dxa" w:w="2880"/>
-          </w:tcPr>
-          <w:p>
-            <w:pPr>
-              <w:jc w:val="center"/>
-            </w:pPr>
-            <w:r>
-              <w:rPr>
-                <w:sz w:val="18"/>
-              </w:rPr>
-              <w:t>24.58</w:t>
-            </w:r>
-          </w:p>
-        </w:tc>
-      </w:tr>
-      <w:tr>
-        <w:tc>
-          <w:tcPr>
-            <w:tcW w:type="dxa" w:w="2880"/>
-          </w:tcPr>
-          <w:p>
-            <w:pPr>
-              <w:jc w:val="center"/>
-            </w:pPr>
-            <w:r>
-              <w:rPr>
-                <w:sz w:val="18"/>
-              </w:rPr>
               <w:t>法向齿厚</w:t>
             </w:r>
           </w:p>
@@ -1326,13 +1115,12 @@
               <w:rPr>
                 <w:sz w:val="18"/>
               </w:rPr>
-              <w:t>1.2652 mm ✅ 正常</w:t>
+              <w:t>1.2652 mm ✅</w:t>
             </w:r>
           </w:p>
         </w:tc>
       </w:tr>
     </w:tbl>
-    <w:p/>
     <w:p>
       <w:pPr>
         <w:pStyle w:val="Heading2"/>
@@ -1341,7 +1129,7 @@
         <w:rPr>
           <w:color w:val="000000"/>
         </w:rPr>
-        <w:t>2.33  惰轮 (Z=33, 右旋)</w:t>
+        <w:t>惰轮 (Z=33, 右旋)</w:t>
       </w:r>
     </w:p>
     <w:tbl>
@@ -1722,206 +1510,6 @@
               <w:rPr>
                 <w:sz w:val="18"/>
               </w:rPr>
-              <w:t>齿顶高</w:t>
-            </w:r>
-          </w:p>
-        </w:tc>
-        <w:tc>
-          <w:tcPr>
-            <w:tcW w:type="dxa" w:w="2880"/>
-          </w:tcPr>
-          <w:p>
-            <w:pPr>
-              <w:jc w:val="center"/>
-            </w:pPr>
-            <w:r>
-              <w:rPr>
-                <w:sz w:val="18"/>
-              </w:rPr>
-              <w:t>hₐ</w:t>
-            </w:r>
-          </w:p>
-        </w:tc>
-        <w:tc>
-          <w:tcPr>
-            <w:tcW w:type="dxa" w:w="2880"/>
-          </w:tcPr>
-          <w:p>
-            <w:pPr>
-              <w:jc w:val="center"/>
-            </w:pPr>
-            <w:r>
-              <w:rPr>
-                <w:sz w:val="18"/>
-              </w:rPr>
-              <w:t>1.7500 mm</w:t>
-            </w:r>
-          </w:p>
-        </w:tc>
-      </w:tr>
-      <w:tr>
-        <w:tc>
-          <w:tcPr>
-            <w:tcW w:type="dxa" w:w="2880"/>
-          </w:tcPr>
-          <w:p>
-            <w:pPr>
-              <w:jc w:val="center"/>
-            </w:pPr>
-            <w:r>
-              <w:rPr>
-                <w:sz w:val="18"/>
-              </w:rPr>
-              <w:t>齿根高</w:t>
-            </w:r>
-          </w:p>
-        </w:tc>
-        <w:tc>
-          <w:tcPr>
-            <w:tcW w:type="dxa" w:w="2880"/>
-          </w:tcPr>
-          <w:p>
-            <w:pPr>
-              <w:jc w:val="center"/>
-            </w:pPr>
-            <w:r>
-              <w:rPr>
-                <w:sz w:val="18"/>
-              </w:rPr>
-              <w:t>h𝒻</w:t>
-            </w:r>
-          </w:p>
-        </w:tc>
-        <w:tc>
-          <w:tcPr>
-            <w:tcW w:type="dxa" w:w="2880"/>
-          </w:tcPr>
-          <w:p>
-            <w:pPr>
-              <w:jc w:val="center"/>
-            </w:pPr>
-            <w:r>
-              <w:rPr>
-                <w:sz w:val="18"/>
-              </w:rPr>
-              <w:t>2.1875 mm</w:t>
-            </w:r>
-          </w:p>
-        </w:tc>
-      </w:tr>
-      <w:tr>
-        <w:tc>
-          <w:tcPr>
-            <w:tcW w:type="dxa" w:w="2880"/>
-          </w:tcPr>
-          <w:p>
-            <w:pPr>
-              <w:jc w:val="center"/>
-            </w:pPr>
-            <w:r>
-              <w:rPr>
-                <w:sz w:val="18"/>
-              </w:rPr>
-              <w:t>顶隙</w:t>
-            </w:r>
-          </w:p>
-        </w:tc>
-        <w:tc>
-          <w:tcPr>
-            <w:tcW w:type="dxa" w:w="2880"/>
-          </w:tcPr>
-          <w:p>
-            <w:pPr>
-              <w:jc w:val="center"/>
-            </w:pPr>
-            <w:r>
-              <w:rPr>
-                <w:sz w:val="18"/>
-              </w:rPr>
-              <w:t>c</w:t>
-            </w:r>
-          </w:p>
-        </w:tc>
-        <w:tc>
-          <w:tcPr>
-            <w:tcW w:type="dxa" w:w="2880"/>
-          </w:tcPr>
-          <w:p>
-            <w:pPr>
-              <w:jc w:val="center"/>
-            </w:pPr>
-            <w:r>
-              <w:rPr>
-                <w:sz w:val="18"/>
-              </w:rPr>
-              <w:t>0.4375 mm</w:t>
-            </w:r>
-          </w:p>
-        </w:tc>
-      </w:tr>
-      <w:tr>
-        <w:tc>
-          <w:tcPr>
-            <w:tcW w:type="dxa" w:w="2880"/>
-          </w:tcPr>
-          <w:p>
-            <w:pPr>
-              <w:jc w:val="center"/>
-            </w:pPr>
-            <w:r>
-              <w:rPr>
-                <w:sz w:val="18"/>
-              </w:rPr>
-              <w:t>当量齿数</w:t>
-            </w:r>
-          </w:p>
-        </w:tc>
-        <w:tc>
-          <w:tcPr>
-            <w:tcW w:type="dxa" w:w="2880"/>
-          </w:tcPr>
-          <w:p>
-            <w:pPr>
-              <w:jc w:val="center"/>
-            </w:pPr>
-            <w:r>
-              <w:rPr>
-                <w:sz w:val="18"/>
-              </w:rPr>
-              <w:t>Zᵥ</w:t>
-            </w:r>
-          </w:p>
-        </w:tc>
-        <w:tc>
-          <w:tcPr>
-            <w:tcW w:type="dxa" w:w="2880"/>
-          </w:tcPr>
-          <w:p>
-            <w:pPr>
-              <w:jc w:val="center"/>
-            </w:pPr>
-            <w:r>
-              <w:rPr>
-                <w:sz w:val="18"/>
-              </w:rPr>
-              <w:t>35.26</w:t>
-            </w:r>
-          </w:p>
-        </w:tc>
-      </w:tr>
-      <w:tr>
-        <w:tc>
-          <w:tcPr>
-            <w:tcW w:type="dxa" w:w="2880"/>
-          </w:tcPr>
-          <w:p>
-            <w:pPr>
-              <w:jc w:val="center"/>
-            </w:pPr>
-            <w:r>
-              <w:rPr>
-                <w:sz w:val="18"/>
-              </w:rPr>
               <w:t>法向齿厚</w:t>
             </w:r>
           </w:p>
@@ -2054,13 +1642,12 @@
               <w:rPr>
                 <w:sz w:val="18"/>
               </w:rPr>
-              <w:t>1.3216 mm ✅ 正常</w:t>
+              <w:t>1.3216 mm ✅</w:t>
             </w:r>
           </w:p>
         </w:tc>
       </w:tr>
     </w:tbl>
-    <w:p/>
     <w:p>
       <w:pPr>
         <w:pStyle w:val="Heading2"/>
@@ -2069,7 +1656,7 @@
         <w:rPr>
           <w:color w:val="000000"/>
         </w:rPr>
-        <w:t>2.46  大齿轮 (Z=46, 左旋)</w:t>
+        <w:t>大齿轮 (Z=46, 左旋)</w:t>
       </w:r>
     </w:p>
     <w:tbl>
@@ -2450,206 +2037,6 @@
               <w:rPr>
                 <w:sz w:val="18"/>
               </w:rPr>
-              <w:t>齿顶高</w:t>
-            </w:r>
-          </w:p>
-        </w:tc>
-        <w:tc>
-          <w:tcPr>
-            <w:tcW w:type="dxa" w:w="2880"/>
-          </w:tcPr>
-          <w:p>
-            <w:pPr>
-              <w:jc w:val="center"/>
-            </w:pPr>
-            <w:r>
-              <w:rPr>
-                <w:sz w:val="18"/>
-              </w:rPr>
-              <w:t>hₐ</w:t>
-            </w:r>
-          </w:p>
-        </w:tc>
-        <w:tc>
-          <w:tcPr>
-            <w:tcW w:type="dxa" w:w="2880"/>
-          </w:tcPr>
-          <w:p>
-            <w:pPr>
-              <w:jc w:val="center"/>
-            </w:pPr>
-            <w:r>
-              <w:rPr>
-                <w:sz w:val="18"/>
-              </w:rPr>
-              <w:t>1.7500 mm</w:t>
-            </w:r>
-          </w:p>
-        </w:tc>
-      </w:tr>
-      <w:tr>
-        <w:tc>
-          <w:tcPr>
-            <w:tcW w:type="dxa" w:w="2880"/>
-          </w:tcPr>
-          <w:p>
-            <w:pPr>
-              <w:jc w:val="center"/>
-            </w:pPr>
-            <w:r>
-              <w:rPr>
-                <w:sz w:val="18"/>
-              </w:rPr>
-              <w:t>齿根高</w:t>
-            </w:r>
-          </w:p>
-        </w:tc>
-        <w:tc>
-          <w:tcPr>
-            <w:tcW w:type="dxa" w:w="2880"/>
-          </w:tcPr>
-          <w:p>
-            <w:pPr>
-              <w:jc w:val="center"/>
-            </w:pPr>
-            <w:r>
-              <w:rPr>
-                <w:sz w:val="18"/>
-              </w:rPr>
-              <w:t>h𝒻</w:t>
-            </w:r>
-          </w:p>
-        </w:tc>
-        <w:tc>
-          <w:tcPr>
-            <w:tcW w:type="dxa" w:w="2880"/>
-          </w:tcPr>
-          <w:p>
-            <w:pPr>
-              <w:jc w:val="center"/>
-            </w:pPr>
-            <w:r>
-              <w:rPr>
-                <w:sz w:val="18"/>
-              </w:rPr>
-              <w:t>2.1875 mm</w:t>
-            </w:r>
-          </w:p>
-        </w:tc>
-      </w:tr>
-      <w:tr>
-        <w:tc>
-          <w:tcPr>
-            <w:tcW w:type="dxa" w:w="2880"/>
-          </w:tcPr>
-          <w:p>
-            <w:pPr>
-              <w:jc w:val="center"/>
-            </w:pPr>
-            <w:r>
-              <w:rPr>
-                <w:sz w:val="18"/>
-              </w:rPr>
-              <w:t>顶隙</w:t>
-            </w:r>
-          </w:p>
-        </w:tc>
-        <w:tc>
-          <w:tcPr>
-            <w:tcW w:type="dxa" w:w="2880"/>
-          </w:tcPr>
-          <w:p>
-            <w:pPr>
-              <w:jc w:val="center"/>
-            </w:pPr>
-            <w:r>
-              <w:rPr>
-                <w:sz w:val="18"/>
-              </w:rPr>
-              <w:t>c</w:t>
-            </w:r>
-          </w:p>
-        </w:tc>
-        <w:tc>
-          <w:tcPr>
-            <w:tcW w:type="dxa" w:w="2880"/>
-          </w:tcPr>
-          <w:p>
-            <w:pPr>
-              <w:jc w:val="center"/>
-            </w:pPr>
-            <w:r>
-              <w:rPr>
-                <w:sz w:val="18"/>
-              </w:rPr>
-              <w:t>0.4375 mm</w:t>
-            </w:r>
-          </w:p>
-        </w:tc>
-      </w:tr>
-      <w:tr>
-        <w:tc>
-          <w:tcPr>
-            <w:tcW w:type="dxa" w:w="2880"/>
-          </w:tcPr>
-          <w:p>
-            <w:pPr>
-              <w:jc w:val="center"/>
-            </w:pPr>
-            <w:r>
-              <w:rPr>
-                <w:sz w:val="18"/>
-              </w:rPr>
-              <w:t>当量齿数</w:t>
-            </w:r>
-          </w:p>
-        </w:tc>
-        <w:tc>
-          <w:tcPr>
-            <w:tcW w:type="dxa" w:w="2880"/>
-          </w:tcPr>
-          <w:p>
-            <w:pPr>
-              <w:jc w:val="center"/>
-            </w:pPr>
-            <w:r>
-              <w:rPr>
-                <w:sz w:val="18"/>
-              </w:rPr>
-              <w:t>Zᵥ</w:t>
-            </w:r>
-          </w:p>
-        </w:tc>
-        <w:tc>
-          <w:tcPr>
-            <w:tcW w:type="dxa" w:w="2880"/>
-          </w:tcPr>
-          <w:p>
-            <w:pPr>
-              <w:jc w:val="center"/>
-            </w:pPr>
-            <w:r>
-              <w:rPr>
-                <w:sz w:val="18"/>
-              </w:rPr>
-              <w:t>49.15</w:t>
-            </w:r>
-          </w:p>
-        </w:tc>
-      </w:tr>
-      <w:tr>
-        <w:tc>
-          <w:tcPr>
-            <w:tcW w:type="dxa" w:w="2880"/>
-          </w:tcPr>
-          <w:p>
-            <w:pPr>
-              <w:jc w:val="center"/>
-            </w:pPr>
-            <w:r>
-              <w:rPr>
-                <w:sz w:val="18"/>
-              </w:rPr>
               <w:t>法向齿厚</w:t>
             </w:r>
           </w:p>
@@ -2782,13 +2169,12 @@
               <w:rPr>
                 <w:sz w:val="18"/>
               </w:rPr>
-              <w:t>1.3614 mm ✅ 正常</w:t>
+              <w:t>1.3614 mm ✅</w:t>
             </w:r>
           </w:p>
         </w:tc>
       </w:tr>
     </w:tbl>
-    <w:p/>
     <w:p>
       <w:pPr>
         <w:pStyle w:val="Heading1"/>
@@ -2808,7 +2194,168 @@
         <w:rPr>
           <w:color w:val="000000"/>
         </w:rPr>
-        <w:t>3.1 中心距</w:t>
+        <w:t>中心距</w:t>
+      </w:r>
+    </w:p>
+    <w:tbl>
+      <w:tblPr>
+        <w:tblStyle w:val="TableGrid"/>
+        <w:tblW w:type="auto" w:w="0"/>
+        <w:jc w:val="center"/>
+        <w:tblLook w:firstColumn="1" w:firstRow="1" w:lastColumn="0" w:lastRow="0" w:noHBand="0" w:noVBand="1" w:val="04A0"/>
+      </w:tblPr>
+      <w:tblGrid>
+        <w:gridCol w:w="4320"/>
+        <w:gridCol w:w="4320"/>
+      </w:tblGrid>
+      <w:tr>
+        <w:tc>
+          <w:tcPr>
+            <w:tcW w:type="dxa" w:w="4320"/>
+          </w:tcPr>
+          <w:p>
+            <w:pPr>
+              <w:jc w:val="center"/>
+            </w:pPr>
+            <w:r>
+              <w:rPr>
+                <w:b/>
+                <w:sz w:val="18"/>
+              </w:rPr>
+              <w:t>啮合</w:t>
+            </w:r>
+          </w:p>
+        </w:tc>
+        <w:tc>
+          <w:tcPr>
+            <w:tcW w:type="dxa" w:w="4320"/>
+          </w:tcPr>
+          <w:p>
+            <w:pPr>
+              <w:jc w:val="center"/>
+            </w:pPr>
+            <w:r>
+              <w:rPr>
+                <w:b/>
+                <w:sz w:val="18"/>
+              </w:rPr>
+              <w:t>中心距</w:t>
+            </w:r>
+          </w:p>
+        </w:tc>
+      </w:tr>
+      <w:tr>
+        <w:tc>
+          <w:tcPr>
+            <w:tcW w:type="dxa" w:w="4320"/>
+          </w:tcPr>
+          <w:p>
+            <w:pPr>
+              <w:jc w:val="center"/>
+            </w:pPr>
+            <w:r>
+              <w:rPr>
+                <w:sz w:val="18"/>
+              </w:rPr>
+              <w:t>曲轴→惰轮</w:t>
+            </w:r>
+          </w:p>
+        </w:tc>
+        <w:tc>
+          <w:tcPr>
+            <w:tcW w:type="dxa" w:w="4320"/>
+          </w:tcPr>
+          <w:p>
+            <w:pPr>
+              <w:jc w:val="center"/>
+            </w:pPr>
+            <w:r>
+              <w:rPr>
+                <w:sz w:val="18"/>
+              </w:rPr>
+              <w:t>50.0947 mm</w:t>
+            </w:r>
+          </w:p>
+        </w:tc>
+      </w:tr>
+      <w:tr>
+        <w:tc>
+          <w:tcPr>
+            <w:tcW w:type="dxa" w:w="4320"/>
+          </w:tcPr>
+          <w:p>
+            <w:pPr>
+              <w:jc w:val="center"/>
+            </w:pPr>
+            <w:r>
+              <w:rPr>
+                <w:sz w:val="18"/>
+              </w:rPr>
+              <w:t>惰轮→大齿</w:t>
+            </w:r>
+          </w:p>
+        </w:tc>
+        <w:tc>
+          <w:tcPr>
+            <w:tcW w:type="dxa" w:w="4320"/>
+          </w:tcPr>
+          <w:p>
+            <w:pPr>
+              <w:jc w:val="center"/>
+            </w:pPr>
+            <w:r>
+              <w:rPr>
+                <w:sz w:val="18"/>
+              </w:rPr>
+              <w:t>70.6693 mm</w:t>
+            </w:r>
+          </w:p>
+        </w:tc>
+      </w:tr>
+      <w:tr>
+        <w:tc>
+          <w:tcPr>
+            <w:tcW w:type="dxa" w:w="4320"/>
+          </w:tcPr>
+          <w:p>
+            <w:pPr>
+              <w:jc w:val="center"/>
+            </w:pPr>
+            <w:r>
+              <w:rPr>
+                <w:sz w:val="18"/>
+              </w:rPr>
+              <w:t>曲轴→大齿</w:t>
+            </w:r>
+          </w:p>
+        </w:tc>
+        <w:tc>
+          <w:tcPr>
+            <w:tcW w:type="dxa" w:w="4320"/>
+          </w:tcPr>
+          <w:p>
+            <w:pPr>
+              <w:jc w:val="center"/>
+            </w:pPr>
+            <w:r>
+              <w:rPr>
+                <w:sz w:val="18"/>
+              </w:rPr>
+              <w:t>120.7640 mm</w:t>
+            </w:r>
+          </w:p>
+        </w:tc>
+      </w:tr>
+    </w:tbl>
+    <w:p>
+      <w:pPr>
+        <w:pStyle w:val="Heading2"/>
+      </w:pPr>
+      <w:r>
+        <w:rPr>
+          <w:color w:val="000000"/>
+        </w:rPr>
+        <w:t>坐标布局</w:t>
       </w:r>
     </w:p>
     <w:tbl>
@@ -2837,7 +2384,7 @@
                 <w:b/>
                 <w:sz w:val="18"/>
               </w:rPr>
-              <w:t>啮合</w:t>
+              <w:t>零件</w:t>
             </w:r>
           </w:p>
         </w:tc>
@@ -2854,7 +2401,7 @@
                 <w:b/>
                 <w:sz w:val="18"/>
               </w:rPr>
-              <w:t>公式</w:t>
+              <w:t>坐标 X</w:t>
             </w:r>
           </w:p>
         </w:tc>
@@ -2871,7 +2418,7 @@
                 <w:b/>
                 <w:sz w:val="18"/>
               </w:rPr>
-              <w:t>中心距</w:t>
+              <w:t>坐标 Y</w:t>
             </w:r>
           </w:p>
         </w:tc>
@@ -2889,7 +2436,7 @@
               <w:rPr>
                 <w:sz w:val="18"/>
               </w:rPr>
-              <w:t>曲轴 23T → 惰轮 33T</w:t>
+              <w:t>曲轴齿轮 23T</w:t>
             </w:r>
           </w:p>
         </w:tc>
@@ -2905,7 +2452,7 @@
               <w:rPr>
                 <w:sz w:val="18"/>
               </w:rPr>
-              <w:t>(23+33)×1.7891/2</w:t>
+              <w:t>0</w:t>
             </w:r>
           </w:p>
         </w:tc>
@@ -2921,7 +2468,7 @@
               <w:rPr>
                 <w:sz w:val="18"/>
               </w:rPr>
-              <w:t>50.0947 mm</w:t>
+              <w:t>0</w:t>
             </w:r>
           </w:p>
         </w:tc>
@@ -2939,7 +2486,7 @@
               <w:rPr>
                 <w:sz w:val="18"/>
               </w:rPr>
-              <w:t>惰轮 33T → 大齿 46T</w:t>
+              <w:t>惰轮 33T</w:t>
             </w:r>
           </w:p>
         </w:tc>
@@ -2955,7 +2502,7 @@
               <w:rPr>
                 <w:sz w:val="18"/>
               </w:rPr>
-              <w:t>(33+46)×1.7891/2</w:t>
+              <w:t>9.5041</w:t>
             </w:r>
           </w:p>
         </w:tc>
@@ -2971,7 +2518,7 @@
               <w:rPr>
                 <w:sz w:val="18"/>
               </w:rPr>
-              <w:t>70.6693 mm</w:t>
+              <w:t>49.1848</w:t>
             </w:r>
           </w:p>
         </w:tc>
@@ -2989,7 +2536,7 @@
               <w:rPr>
                 <w:sz w:val="18"/>
               </w:rPr>
-              <w:t>曲轴 → 大齿（总跨度）</w:t>
+              <w:t>大齿轮+链轮</w:t>
             </w:r>
           </w:p>
         </w:tc>
@@ -3005,7 +2552,7 @@
               <w:rPr>
                 <w:sz w:val="18"/>
               </w:rPr>
-              <w:t>50.0947+70.6693</w:t>
+              <w:t>22.9117</w:t>
             </w:r>
           </w:p>
         </w:tc>
@@ -3021,111 +2568,7 @@
               <w:rPr>
                 <w:sz w:val="18"/>
               </w:rPr>
-              <w:t>120.7640 mm</w:t>
-            </w:r>
-          </w:p>
-        </w:tc>
-      </w:tr>
-    </w:tbl>
-    <w:p/>
-    <w:p>
-      <w:pPr>
-        <w:pStyle w:val="Heading2"/>
-      </w:pPr>
-      <w:r>
-        <w:rPr>
-          <w:color w:val="000000"/>
-        </w:rPr>
-        <w:t>3.2 坐标布局</w:t>
-      </w:r>
-    </w:p>
-    <w:p>
-      <w:r>
-        <w:rPr>
-          <w:sz w:val="20"/>
-        </w:rPr>
-        <w:t>布局说明：三个齿轮中心落在曲轴中心→进气凸轮链轮中心连线上。</w:t>
-      </w:r>
-    </w:p>
-    <w:tbl>
-      <w:tblPr>
-        <w:tblStyle w:val="TableGrid"/>
-        <w:tblW w:type="auto" w:w="0"/>
-        <w:jc w:val="center"/>
-        <w:tblLook w:firstColumn="1" w:firstRow="1" w:lastColumn="0" w:lastRow="0" w:noHBand="0" w:noVBand="1" w:val="04A0"/>
-      </w:tblPr>
-      <w:tblGrid>
-        <w:gridCol w:w="2160"/>
-        <w:gridCol w:w="2160"/>
-        <w:gridCol w:w="2160"/>
-        <w:gridCol w:w="2160"/>
-      </w:tblGrid>
-      <w:tr>
-        <w:tc>
-          <w:tcPr>
-            <w:tcW w:type="dxa" w:w="2160"/>
-          </w:tcPr>
-          <w:p>
-            <w:pPr>
-              <w:jc w:val="center"/>
-            </w:pPr>
-            <w:r>
-              <w:rPr>
-                <w:b/>
-                <w:sz w:val="18"/>
-              </w:rPr>
-              <w:t>零件</w:t>
-            </w:r>
-          </w:p>
-        </w:tc>
-        <w:tc>
-          <w:tcPr>
-            <w:tcW w:type="dxa" w:w="2160"/>
-          </w:tcPr>
-          <w:p>
-            <w:pPr>
-              <w:jc w:val="center"/>
-            </w:pPr>
-            <w:r>
-              <w:rPr>
-                <w:b/>
-                <w:sz w:val="18"/>
-              </w:rPr>
-              <w:t>坐标 X</w:t>
-            </w:r>
-          </w:p>
-        </w:tc>
-        <w:tc>
-          <w:tcPr>
-            <w:tcW w:type="dxa" w:w="2160"/>
-          </w:tcPr>
-          <w:p>
-            <w:pPr>
-              <w:jc w:val="center"/>
-            </w:pPr>
-            <w:r>
-              <w:rPr>
-                <w:b/>
-                <w:sz w:val="18"/>
-              </w:rPr>
-              <w:t>坐标 Y</w:t>
-            </w:r>
-          </w:p>
-        </w:tc>
-        <w:tc>
-          <w:tcPr>
-            <w:tcW w:type="dxa" w:w="2160"/>
-          </w:tcPr>
-          <w:p>
-            <w:pPr>
-              <w:jc w:val="center"/>
-            </w:pPr>
-            <w:r>
-              <w:rPr>
-                <w:b/>
-                <w:sz w:val="18"/>
-              </w:rPr>
-              <w:t>说明</w:t>
+              <w:t>118.5706</w:t>
             </w:r>
           </w:p>
         </w:tc>
@@ -3133,205 +2576,7 @@
       <w:tr>
         <w:tc>
           <w:tcPr>
-            <w:tcW w:type="dxa" w:w="2160"/>
-          </w:tcPr>
-          <w:p>
-            <w:pPr>
-              <w:jc w:val="center"/>
-            </w:pPr>
-            <w:r>
-              <w:rPr>
-                <w:sz w:val="18"/>
-              </w:rPr>
-              <w:t>曲轴齿轮 23T</w:t>
-            </w:r>
-          </w:p>
-        </w:tc>
-        <w:tc>
-          <w:tcPr>
-            <w:tcW w:type="dxa" w:w="2160"/>
-          </w:tcPr>
-          <w:p>
-            <w:pPr>
-              <w:jc w:val="center"/>
-            </w:pPr>
-            <w:r>
-              <w:rPr>
-                <w:sz w:val="18"/>
-              </w:rPr>
-              <w:t>0</w:t>
-            </w:r>
-          </w:p>
-        </w:tc>
-        <w:tc>
-          <w:tcPr>
-            <w:tcW w:type="dxa" w:w="2160"/>
-          </w:tcPr>
-          <w:p>
-            <w:pPr>
-              <w:jc w:val="center"/>
-            </w:pPr>
-            <w:r>
-              <w:rPr>
-                <w:sz w:val="18"/>
-              </w:rPr>
-              <w:t>0</w:t>
-            </w:r>
-          </w:p>
-        </w:tc>
-        <w:tc>
-          <w:tcPr>
-            <w:tcW w:type="dxa" w:w="2160"/>
-          </w:tcPr>
-          <w:p>
-            <w:pPr>
-              <w:jc w:val="center"/>
-            </w:pPr>
-            <w:r>
-              <w:rPr>
-                <w:sz w:val="18"/>
-              </w:rPr>
-              <w:t>原点</w:t>
-            </w:r>
-          </w:p>
-        </w:tc>
-      </w:tr>
-      <w:tr>
-        <w:tc>
-          <w:tcPr>
-            <w:tcW w:type="dxa" w:w="2160"/>
-          </w:tcPr>
-          <w:p>
-            <w:pPr>
-              <w:jc w:val="center"/>
-            </w:pPr>
-            <w:r>
-              <w:rPr>
-                <w:sz w:val="18"/>
-              </w:rPr>
-              <w:t>惰轮 33T</w:t>
-            </w:r>
-          </w:p>
-        </w:tc>
-        <w:tc>
-          <w:tcPr>
-            <w:tcW w:type="dxa" w:w="2160"/>
-          </w:tcPr>
-          <w:p>
-            <w:pPr>
-              <w:jc w:val="center"/>
-            </w:pPr>
-            <w:r>
-              <w:rPr>
-                <w:sz w:val="18"/>
-              </w:rPr>
-              <w:t>9.5041</w:t>
-            </w:r>
-          </w:p>
-        </w:tc>
-        <w:tc>
-          <w:tcPr>
-            <w:tcW w:type="dxa" w:w="2160"/>
-          </w:tcPr>
-          <w:p>
-            <w:pPr>
-              <w:jc w:val="center"/>
-            </w:pPr>
-            <w:r>
-              <w:rPr>
-                <w:sz w:val="18"/>
-              </w:rPr>
-              <w:t>49.1848</w:t>
-            </w:r>
-          </w:p>
-        </w:tc>
-        <w:tc>
-          <w:tcPr>
-            <w:tcW w:type="dxa" w:w="2160"/>
-          </w:tcPr>
-          <w:p>
-            <w:pPr>
-              <w:jc w:val="center"/>
-            </w:pPr>
-            <w:r>
-              <w:rPr>
-                <w:sz w:val="18"/>
-              </w:rPr>
-              <w:t>方向角 79.06°</w:t>
-            </w:r>
-          </w:p>
-        </w:tc>
-      </w:tr>
-      <w:tr>
-        <w:tc>
-          <w:tcPr>
-            <w:tcW w:type="dxa" w:w="2160"/>
-          </w:tcPr>
-          <w:p>
-            <w:pPr>
-              <w:jc w:val="center"/>
-            </w:pPr>
-            <w:r>
-              <w:rPr>
-                <w:sz w:val="18"/>
-              </w:rPr>
-              <w:t>大齿轮+链轮 46T+29T</w:t>
-            </w:r>
-          </w:p>
-        </w:tc>
-        <w:tc>
-          <w:tcPr>
-            <w:tcW w:type="dxa" w:w="2160"/>
-          </w:tcPr>
-          <w:p>
-            <w:pPr>
-              <w:jc w:val="center"/>
-            </w:pPr>
-            <w:r>
-              <w:rPr>
-                <w:sz w:val="18"/>
-              </w:rPr>
-              <w:t>22.9117</w:t>
-            </w:r>
-          </w:p>
-        </w:tc>
-        <w:tc>
-          <w:tcPr>
-            <w:tcW w:type="dxa" w:w="2160"/>
-          </w:tcPr>
-          <w:p>
-            <w:pPr>
-              <w:jc w:val="center"/>
-            </w:pPr>
-            <w:r>
-              <w:rPr>
-                <w:sz w:val="18"/>
-              </w:rPr>
-              <w:t>118.5706</w:t>
-            </w:r>
-          </w:p>
-        </w:tc>
-        <w:tc>
-          <w:tcPr>
-            <w:tcW w:type="dxa" w:w="2160"/>
-          </w:tcPr>
-          <w:p>
-            <w:pPr>
-              <w:jc w:val="center"/>
-            </w:pPr>
-            <w:r>
-              <w:rPr>
-                <w:sz w:val="18"/>
-              </w:rPr>
-              <w:t>方向角 79.06°</w:t>
-            </w:r>
-          </w:p>
-        </w:tc>
-      </w:tr>
-      <w:tr>
-        <w:tc>
-          <w:tcPr>
-            <w:tcW w:type="dxa" w:w="2160"/>
+            <w:tcW w:type="dxa" w:w="2880"/>
           </w:tcPr>
           <w:p>
             <w:pPr>
@@ -3347,7 +2592,7 @@
         </w:tc>
         <w:tc>
           <w:tcPr>
-            <w:tcW w:type="dxa" w:w="2160"/>
+            <w:tcW w:type="dxa" w:w="2880"/>
           </w:tcPr>
           <w:p>
             <w:pPr>
@@ -3363,7 +2608,7 @@
         </w:tc>
         <w:tc>
           <w:tcPr>
-            <w:tcW w:type="dxa" w:w="2160"/>
+            <w:tcW w:type="dxa" w:w="2880"/>
           </w:tcPr>
           <w:p>
             <w:pPr>
@@ -3377,27 +2622,11 @@
             </w:r>
           </w:p>
         </w:tc>
-        <w:tc>
-          <w:tcPr>
-            <w:tcW w:type="dxa" w:w="2160"/>
-          </w:tcPr>
-          <w:p>
-            <w:pPr>
-              <w:jc w:val="center"/>
-            </w:pPr>
-            <w:r>
-              <w:rPr>
-                <w:sz w:val="18"/>
-              </w:rPr>
-              <w:t>缸盖上方右侧</w:t>
-            </w:r>
-          </w:p>
-        </w:tc>
       </w:tr>
       <w:tr>
         <w:tc>
           <w:tcPr>
-            <w:tcW w:type="dxa" w:w="2160"/>
+            <w:tcW w:type="dxa" w:w="2880"/>
           </w:tcPr>
           <w:p>
             <w:pPr>
@@ -3413,7 +2642,7 @@
         </w:tc>
         <w:tc>
           <w:tcPr>
-            <w:tcW w:type="dxa" w:w="2160"/>
+            <w:tcW w:type="dxa" w:w="2880"/>
           </w:tcPr>
           <w:p>
             <w:pPr>
@@ -3429,7 +2658,7 @@
         </w:tc>
         <w:tc>
           <w:tcPr>
-            <w:tcW w:type="dxa" w:w="2160"/>
+            <w:tcW w:type="dxa" w:w="2880"/>
           </w:tcPr>
           <w:p>
             <w:pPr>
@@ -3440,22 +2669,6 @@
                 <w:sz w:val="18"/>
               </w:rPr>
               <w:t>253.58</w:t>
-            </w:r>
-          </w:p>
-        </w:tc>
-        <w:tc>
-          <w:tcPr>
-            <w:tcW w:type="dxa" w:w="2160"/>
-          </w:tcPr>
-          <w:p>
-            <w:pPr>
-              <w:jc w:val="center"/>
-            </w:pPr>
-            <w:r>
-              <w:rPr>
-                <w:sz w:val="18"/>
-              </w:rPr>
-              <w:t>缸盖上方左侧</w:t>
             </w:r>
           </w:p>
         </w:tc>
@@ -3480,15 +2693,13 @@
         <w:tblLook w:firstColumn="1" w:firstRow="1" w:lastColumn="0" w:lastRow="0" w:noHBand="0" w:noVBand="1" w:val="04A0"/>
       </w:tblPr>
       <w:tblGrid>
-        <w:gridCol w:w="2160"/>
-        <w:gridCol w:w="2160"/>
-        <w:gridCol w:w="2160"/>
-        <w:gridCol w:w="2160"/>
+        <w:gridCol w:w="4320"/>
+        <w:gridCol w:w="4320"/>
       </w:tblGrid>
       <w:tr>
         <w:tc>
           <w:tcPr>
-            <w:tcW w:type="dxa" w:w="2160"/>
+            <w:tcW w:type="dxa" w:w="4320"/>
           </w:tcPr>
           <w:p>
             <w:pPr>
@@ -3505,7 +2716,7 @@
         </w:tc>
         <w:tc>
           <w:tcPr>
-            <w:tcW w:type="dxa" w:w="2160"/>
+            <w:tcW w:type="dxa" w:w="4320"/>
           </w:tcPr>
           <w:p>
             <w:pPr>
@@ -3520,45 +2731,11 @@
             </w:r>
           </w:p>
         </w:tc>
-        <w:tc>
-          <w:tcPr>
-            <w:tcW w:type="dxa" w:w="2160"/>
-          </w:tcPr>
-          <w:p>
-            <w:pPr>
-              <w:jc w:val="center"/>
-            </w:pPr>
-            <w:r>
-              <w:rPr>
-                <w:b/>
-                <w:sz w:val="18"/>
-              </w:rPr>
-              <w:t>计算公式</w:t>
-            </w:r>
-          </w:p>
-        </w:tc>
-        <w:tc>
-          <w:tcPr>
-            <w:tcW w:type="dxa" w:w="2160"/>
-          </w:tcPr>
-          <w:p>
-            <w:pPr>
-              <w:jc w:val="center"/>
-            </w:pPr>
-            <w:r>
-              <w:rPr>
-                <w:b/>
-                <w:sz w:val="18"/>
-              </w:rPr>
-              <w:t>说明</w:t>
-            </w:r>
-          </w:p>
-        </w:tc>
       </w:tr>
       <w:tr>
         <w:tc>
           <w:tcPr>
-            <w:tcW w:type="dxa" w:w="2160"/>
+            <w:tcW w:type="dxa" w:w="4320"/>
           </w:tcPr>
           <w:p>
             <w:pPr>
@@ -3574,7 +2751,7 @@
         </w:tc>
         <w:tc>
           <w:tcPr>
-            <w:tcW w:type="dxa" w:w="2160"/>
+            <w:tcW w:type="dxa" w:w="4320"/>
           </w:tcPr>
           <w:p>
             <w:pPr>
@@ -3588,43 +2765,11 @@
             </w:r>
           </w:p>
         </w:tc>
-        <w:tc>
-          <w:tcPr>
-            <w:tcW w:type="dxa" w:w="2160"/>
-          </w:tcPr>
-          <w:p>
-            <w:pPr>
-              <w:jc w:val="center"/>
-            </w:pPr>
-            <w:r>
-              <w:rPr>
-                <w:sz w:val="18"/>
-              </w:rPr>
-              <w:t>—</w:t>
-            </w:r>
-          </w:p>
-        </w:tc>
-        <w:tc>
-          <w:tcPr>
-            <w:tcW w:type="dxa" w:w="2160"/>
-          </w:tcPr>
-          <w:p>
-            <w:pPr>
-              <w:jc w:val="center"/>
-            </w:pPr>
-            <w:r>
-              <w:rPr>
-                <w:sz w:val="18"/>
-              </w:rPr>
-              <w:t>发动机最高转速</w:t>
-            </w:r>
-          </w:p>
-        </w:tc>
       </w:tr>
       <w:tr>
         <w:tc>
           <w:tcPr>
-            <w:tcW w:type="dxa" w:w="2160"/>
+            <w:tcW w:type="dxa" w:w="4320"/>
           </w:tcPr>
           <w:p>
             <w:pPr>
@@ -3640,7 +2785,7 @@
         </w:tc>
         <w:tc>
           <w:tcPr>
-            <w:tcW w:type="dxa" w:w="2160"/>
+            <w:tcW w:type="dxa" w:w="4320"/>
           </w:tcPr>
           <w:p>
             <w:pPr>
@@ -3654,43 +2799,11 @@
             </w:r>
           </w:p>
         </w:tc>
-        <w:tc>
-          <w:tcPr>
-            <w:tcW w:type="dxa" w:w="2160"/>
-          </w:tcPr>
-          <w:p>
-            <w:pPr>
-              <w:jc w:val="center"/>
-            </w:pPr>
-            <w:r>
-              <w:rPr>
-                <w:sz w:val="18"/>
-              </w:rPr>
-              <w:t>18,000×23/33</w:t>
-            </w:r>
-          </w:p>
-        </w:tc>
-        <w:tc>
-          <w:tcPr>
-            <w:tcW w:type="dxa" w:w="2160"/>
-          </w:tcPr>
-          <w:p>
-            <w:pPr>
-              <w:jc w:val="center"/>
-            </w:pPr>
-            <w:r>
-              <w:rPr>
-                <w:sz w:val="18"/>
-              </w:rPr>
-              <w:t>比旧方案降 30%</w:t>
-            </w:r>
-          </w:p>
-        </w:tc>
       </w:tr>
       <w:tr>
         <w:tc>
           <w:tcPr>
-            <w:tcW w:type="dxa" w:w="2160"/>
+            <w:tcW w:type="dxa" w:w="4320"/>
           </w:tcPr>
           <w:p>
             <w:pPr>
@@ -3706,7 +2819,7 @@
         </w:tc>
         <w:tc>
           <w:tcPr>
-            <w:tcW w:type="dxa" w:w="2160"/>
+            <w:tcW w:type="dxa" w:w="4320"/>
           </w:tcPr>
           <w:p>
             <w:pPr>
@@ -3720,43 +2833,11 @@
             </w:r>
           </w:p>
         </w:tc>
-        <w:tc>
-          <w:tcPr>
-            <w:tcW w:type="dxa" w:w="2160"/>
-          </w:tcPr>
-          <w:p>
-            <w:pPr>
-              <w:jc w:val="center"/>
-            </w:pPr>
-            <w:r>
-              <w:rPr>
-                <w:sz w:val="18"/>
-              </w:rPr>
-              <w:t>12545×33/46</w:t>
-            </w:r>
-          </w:p>
-        </w:tc>
-        <w:tc>
-          <w:tcPr>
-            <w:tcW w:type="dxa" w:w="2160"/>
-          </w:tcPr>
-          <w:p>
-            <w:pPr>
-              <w:jc w:val="center"/>
-            </w:pPr>
-            <w:r>
-              <w:rPr>
-                <w:sz w:val="18"/>
-              </w:rPr>
-              <w:t>总减速比 2:1</w:t>
-            </w:r>
-          </w:p>
-        </w:tc>
       </w:tr>
       <w:tr>
         <w:tc>
           <w:tcPr>
-            <w:tcW w:type="dxa" w:w="2160"/>
+            <w:tcW w:type="dxa" w:w="4320"/>
           </w:tcPr>
           <w:p>
             <w:pPr>
@@ -3772,7 +2853,7 @@
         </w:tc>
         <w:tc>
           <w:tcPr>
-            <w:tcW w:type="dxa" w:w="2160"/>
+            <w:tcW w:type="dxa" w:w="4320"/>
           </w:tcPr>
           <w:p>
             <w:pPr>
@@ -3783,38 +2864,6 @@
                 <w:sz w:val="18"/>
               </w:rPr>
               <w:t>9,000 RPM</w:t>
-            </w:r>
-          </w:p>
-        </w:tc>
-        <w:tc>
-          <w:tcPr>
-            <w:tcW w:type="dxa" w:w="2160"/>
-          </w:tcPr>
-          <w:p>
-            <w:pPr>
-              <w:jc w:val="center"/>
-            </w:pPr>
-            <w:r>
-              <w:rPr>
-                <w:sz w:val="18"/>
-              </w:rPr>
-              <w:t>链传动 1:1</w:t>
-            </w:r>
-          </w:p>
-        </w:tc>
-        <w:tc>
-          <w:tcPr>
-            <w:tcW w:type="dxa" w:w="2160"/>
-          </w:tcPr>
-          <w:p>
-            <w:pPr>
-              <w:jc w:val="center"/>
-            </w:pPr>
-            <w:r>
-              <w:rPr>
-                <w:sz w:val="18"/>
-              </w:rPr>
-              <w:t>等速传动</w:t>
             </w:r>
           </w:p>
         </w:tc>
@@ -3909,7 +2958,7 @@
                 <w:b/>
                 <w:sz w:val="18"/>
               </w:rPr>
-              <w:t>总重合度 εᵧ</w:t>
+              <w:t>总 εᵧ</w:t>
             </w:r>
           </w:p>
         </w:tc>
@@ -3975,7 +3024,7 @@
               <w:rPr>
                 <w:sz w:val="18"/>
               </w:rPr>
-              <w:t>2.418</w:t>
+              <w:t>2.418 ✅</w:t>
             </w:r>
           </w:p>
         </w:tc>
@@ -4041,20 +3090,12 @@
               <w:rPr>
                 <w:sz w:val="18"/>
               </w:rPr>
-              <w:t>2.487</w:t>
+              <w:t>2.487 ✅</w:t>
             </w:r>
           </w:p>
         </w:tc>
       </w:tr>
     </w:tbl>
-    <w:p>
-      <w:r>
-        <w:rPr>
-          <w:sz w:val="18"/>
-        </w:rPr>
-        <w:t>（要求 εᵧ ≥ 2.0，均满足）</w:t>
-      </w:r>
-    </w:p>
     <w:p>
       <w:pPr>
         <w:pStyle w:val="Heading1"/>
@@ -4142,7 +3183,7 @@
               <w:rPr>
                 <w:sz w:val="18"/>
               </w:rPr>
-              <w:t>29T × 3个（质数齿，磨损均匀）</w:t>
+              <w:t>29T × 3个</w:t>
             </w:r>
           </w:p>
         </w:tc>
@@ -4176,7 +3217,7 @@
               <w:rPr>
                 <w:sz w:val="18"/>
               </w:rPr>
-              <w:t>6.35 mm（1/4" 标准正时链）</w:t>
+              <w:t>6.35 mm</w:t>
             </w:r>
           </w:p>
         </w:tc>
@@ -4244,7 +3285,7 @@
               <w:rPr>
                 <w:sz w:val="18"/>
               </w:rPr>
-              <w:t>~90节（偶数，需精确作图确认）</w:t>
+              <w:t>~90节</w:t>
             </w:r>
           </w:p>
         </w:tc>
@@ -4278,109 +3319,7 @@
               <w:rPr>
                 <w:sz w:val="18"/>
               </w:rPr>
-              <w:t>27.7 m/s（&lt; 30 m/s ✅）</w:t>
-            </w:r>
-          </w:p>
-        </w:tc>
-      </w:tr>
-      <w:tr>
-        <w:tc>
-          <w:tcPr>
-            <w:tcW w:type="dxa" w:w="4320"/>
-          </w:tcPr>
-          <w:p>
-            <w:pPr>
-              <w:jc w:val="center"/>
-            </w:pPr>
-            <w:r>
-              <w:rPr>
-                <w:sz w:val="18"/>
-              </w:rPr>
-              <w:t>链段：大齿→进气</w:t>
-            </w:r>
-          </w:p>
-        </w:tc>
-        <w:tc>
-          <w:tcPr>
-            <w:tcW w:type="dxa" w:w="4320"/>
-          </w:tcPr>
-          <w:p>
-            <w:pPr>
-              <w:jc w:val="center"/>
-            </w:pPr>
-            <w:r>
-              <w:rPr>
-                <w:sz w:val="18"/>
-              </w:rPr>
-              <w:t>137.5 mm</w:t>
-            </w:r>
-          </w:p>
-        </w:tc>
-      </w:tr>
-      <w:tr>
-        <w:tc>
-          <w:tcPr>
-            <w:tcW w:type="dxa" w:w="4320"/>
-          </w:tcPr>
-          <w:p>
-            <w:pPr>
-              <w:jc w:val="center"/>
-            </w:pPr>
-            <w:r>
-              <w:rPr>
-                <w:sz w:val="18"/>
-              </w:rPr>
-              <w:t>链段：大齿→排气</w:t>
-            </w:r>
-          </w:p>
-        </w:tc>
-        <w:tc>
-          <w:tcPr>
-            <w:tcW w:type="dxa" w:w="4320"/>
-          </w:tcPr>
-          <w:p>
-            <w:pPr>
-              <w:jc w:val="center"/>
-            </w:pPr>
-            <w:r>
-              <w:rPr>
-                <w:sz w:val="18"/>
-              </w:rPr>
-              <w:t>153.0 mm（装张紧器）</w:t>
-            </w:r>
-          </w:p>
-        </w:tc>
-      </w:tr>
-      <w:tr>
-        <w:tc>
-          <w:tcPr>
-            <w:tcW w:type="dxa" w:w="4320"/>
-          </w:tcPr>
-          <w:p>
-            <w:pPr>
-              <w:jc w:val="center"/>
-            </w:pPr>
-            <w:r>
-              <w:rPr>
-                <w:sz w:val="18"/>
-              </w:rPr>
-              <w:t>链段：进气↔排气</w:t>
-            </w:r>
-          </w:p>
-        </w:tc>
-        <w:tc>
-          <w:tcPr>
-            <w:tcW w:type="dxa" w:w="4320"/>
-          </w:tcPr>
-          <w:p>
-            <w:pPr>
-              <w:jc w:val="center"/>
-            </w:pPr>
-            <w:r>
-              <w:rPr>
-                <w:sz w:val="18"/>
-              </w:rPr>
-              <w:t>98.0 mm</w:t>
+              <w:t>27.7 m/s</w:t>
             </w:r>
           </w:p>
         </w:tc>
@@ -4457,7 +3396,7 @@
                 <w:b/>
                 <w:sz w:val="18"/>
               </w:rPr>
-              <w:t>大齿+链轮轴</w:t>
+              <w:t>大齿轴</w:t>
             </w:r>
           </w:p>
         </w:tc>
@@ -4525,156 +3464,6 @@
               <w:rPr>
                 <w:sz w:val="18"/>
               </w:rPr>
-              <w:t>类型</w:t>
-            </w:r>
-          </w:p>
-        </w:tc>
-        <w:tc>
-          <w:tcPr>
-            <w:tcW w:type="dxa" w:w="2880"/>
-          </w:tcPr>
-          <w:p>
-            <w:pPr>
-              <w:jc w:val="center"/>
-            </w:pPr>
-            <w:r>
-              <w:rPr>
-                <w:sz w:val="18"/>
-              </w:rPr>
-              <w:t>双列角接触球轴承（开放型）</w:t>
-            </w:r>
-          </w:p>
-        </w:tc>
-        <w:tc>
-          <w:tcPr>
-            <w:tcW w:type="dxa" w:w="2880"/>
-          </w:tcPr>
-          <w:p>
-            <w:pPr>
-              <w:jc w:val="center"/>
-            </w:pPr>
-            <w:r>
-              <w:rPr>
-                <w:sz w:val="18"/>
-              </w:rPr>
-              <w:t>双列角接触球轴承（开放型）</w:t>
-            </w:r>
-          </w:p>
-        </w:tc>
-      </w:tr>
-      <w:tr>
-        <w:tc>
-          <w:tcPr>
-            <w:tcW w:type="dxa" w:w="2880"/>
-          </w:tcPr>
-          <w:p>
-            <w:pPr>
-              <w:jc w:val="center"/>
-            </w:pPr>
-            <w:r>
-              <w:rPr>
-                <w:sz w:val="18"/>
-              </w:rPr>
-              <w:t>尺寸</w:t>
-            </w:r>
-          </w:p>
-        </w:tc>
-        <w:tc>
-          <w:tcPr>
-            <w:tcW w:type="dxa" w:w="2880"/>
-          </w:tcPr>
-          <w:p>
-            <w:pPr>
-              <w:jc w:val="center"/>
-            </w:pPr>
-            <w:r>
-              <w:rPr>
-                <w:sz w:val="18"/>
-              </w:rPr>
-              <w:t>Φ25×Φ52×20.6 mm</w:t>
-            </w:r>
-          </w:p>
-        </w:tc>
-        <w:tc>
-          <w:tcPr>
-            <w:tcW w:type="dxa" w:w="2880"/>
-          </w:tcPr>
-          <w:p>
-            <w:pPr>
-              <w:jc w:val="center"/>
-            </w:pPr>
-            <w:r>
-              <w:rPr>
-                <w:sz w:val="18"/>
-              </w:rPr>
-              <w:t>Φ25×Φ52×20.6 mm</w:t>
-            </w:r>
-          </w:p>
-        </w:tc>
-      </w:tr>
-      <w:tr>
-        <w:tc>
-          <w:tcPr>
-            <w:tcW w:type="dxa" w:w="2880"/>
-          </w:tcPr>
-          <w:p>
-            <w:pPr>
-              <w:jc w:val="center"/>
-            </w:pPr>
-            <w:r>
-              <w:rPr>
-                <w:sz w:val="18"/>
-              </w:rPr>
-              <w:t>接触角</w:t>
-            </w:r>
-          </w:p>
-        </w:tc>
-        <w:tc>
-          <w:tcPr>
-            <w:tcW w:type="dxa" w:w="2880"/>
-          </w:tcPr>
-          <w:p>
-            <w:pPr>
-              <w:jc w:val="center"/>
-            </w:pPr>
-            <w:r>
-              <w:rPr>
-                <w:sz w:val="18"/>
-              </w:rPr>
-              <w:t>30°</w:t>
-            </w:r>
-          </w:p>
-        </w:tc>
-        <w:tc>
-          <w:tcPr>
-            <w:tcW w:type="dxa" w:w="2880"/>
-          </w:tcPr>
-          <w:p>
-            <w:pPr>
-              <w:jc w:val="center"/>
-            </w:pPr>
-            <w:r>
-              <w:rPr>
-                <w:sz w:val="18"/>
-              </w:rPr>
-              <w:t>30°</w:t>
-            </w:r>
-          </w:p>
-        </w:tc>
-      </w:tr>
-      <w:tr>
-        <w:tc>
-          <w:tcPr>
-            <w:tcW w:type="dxa" w:w="2880"/>
-          </w:tcPr>
-          <w:p>
-            <w:pPr>
-              <w:jc w:val="center"/>
-            </w:pPr>
-            <w:r>
-              <w:rPr>
-                <w:sz w:val="18"/>
-              </w:rPr>
               <w:t>数量</w:t>
             </w:r>
           </w:p>
@@ -4725,7 +3514,7 @@
               <w:rPr>
                 <w:sz w:val="18"/>
               </w:rPr>
-              <w:t>实际转速</w:t>
+              <w:t>转速</w:t>
             </w:r>
           </w:p>
         </w:tc>
@@ -4775,7 +3564,7 @@
               <w:rPr>
                 <w:sz w:val="18"/>
               </w:rPr>
-              <w:t>极限转速（油润滑）</w:t>
+              <w:t>极限转速</w:t>
             </w:r>
           </w:p>
         </w:tc>
@@ -4862,6 +3651,83 @@
           </w:p>
         </w:tc>
       </w:tr>
+    </w:tbl>
+    <w:p>
+      <w:pPr>
+        <w:pStyle w:val="Heading1"/>
+      </w:pPr>
+      <w:r>
+        <w:rPr>
+          <w:color w:val="000000"/>
+        </w:rPr>
+        <w:t>八、齿轮副侧隙（新增）</w:t>
+      </w:r>
+    </w:p>
+    <w:tbl>
+      <w:tblPr>
+        <w:tblStyle w:val="TableGrid"/>
+        <w:tblW w:type="auto" w:w="0"/>
+        <w:jc w:val="center"/>
+        <w:tblLook w:firstColumn="1" w:firstRow="1" w:lastColumn="0" w:lastRow="0" w:noHBand="0" w:noVBand="1" w:val="04A0"/>
+      </w:tblPr>
+      <w:tblGrid>
+        <w:gridCol w:w="2880"/>
+        <w:gridCol w:w="2880"/>
+        <w:gridCol w:w="2880"/>
+      </w:tblGrid>
+      <w:tr>
+        <w:tc>
+          <w:tcPr>
+            <w:tcW w:type="dxa" w:w="2880"/>
+          </w:tcPr>
+          <w:p>
+            <w:pPr>
+              <w:jc w:val="center"/>
+            </w:pPr>
+            <w:r>
+              <w:rPr>
+                <w:b/>
+                <w:sz w:val="18"/>
+              </w:rPr>
+              <w:t>项目</w:t>
+            </w:r>
+          </w:p>
+        </w:tc>
+        <w:tc>
+          <w:tcPr>
+            <w:tcW w:type="dxa" w:w="2880"/>
+          </w:tcPr>
+          <w:p>
+            <w:pPr>
+              <w:jc w:val="center"/>
+            </w:pPr>
+            <w:r>
+              <w:rPr>
+                <w:b/>
+                <w:sz w:val="18"/>
+              </w:rPr>
+              <w:t>符号</w:t>
+            </w:r>
+          </w:p>
+        </w:tc>
+        <w:tc>
+          <w:tcPr>
+            <w:tcW w:type="dxa" w:w="2880"/>
+          </w:tcPr>
+          <w:p>
+            <w:pPr>
+              <w:jc w:val="center"/>
+            </w:pPr>
+            <w:r>
+              <w:rPr>
+                <w:b/>
+                <w:sz w:val="18"/>
+              </w:rPr>
+              <w:t>推荐值</w:t>
+            </w:r>
+          </w:p>
+        </w:tc>
+      </w:tr>
       <w:tr>
         <w:tc>
           <w:tcPr>
@@ -4875,7 +3741,7 @@
               <w:rPr>
                 <w:sz w:val="18"/>
               </w:rPr>
-              <w:t>润滑方式</w:t>
+              <w:t>法向侧隙</w:t>
             </w:r>
           </w:p>
         </w:tc>
@@ -4891,7 +3757,7 @@
               <w:rPr>
                 <w:sz w:val="18"/>
               </w:rPr>
-              <w:t>壳体定向喷油孔</w:t>
+              <w:t>jₙ</w:t>
             </w:r>
           </w:p>
         </w:tc>
@@ -4907,7 +3773,342 @@
               <w:rPr>
                 <w:sz w:val="18"/>
               </w:rPr>
-              <w:t>飞溅润滑</w:t>
+              <w:t>0.08 ~ 0.10 mm</w:t>
+            </w:r>
+          </w:p>
+        </w:tc>
+      </w:tr>
+      <w:tr>
+        <w:tc>
+          <w:tcPr>
+            <w:tcW w:type="dxa" w:w="2880"/>
+          </w:tcPr>
+          <w:p>
+            <w:pPr>
+              <w:jc w:val="center"/>
+            </w:pPr>
+            <w:r>
+              <w:rPr>
+                <w:sz w:val="18"/>
+              </w:rPr>
+              <w:t>圆周侧隙（分度圆）</w:t>
+            </w:r>
+          </w:p>
+        </w:tc>
+        <w:tc>
+          <w:tcPr>
+            <w:tcW w:type="dxa" w:w="2880"/>
+          </w:tcPr>
+          <w:p>
+            <w:pPr>
+              <w:jc w:val="center"/>
+            </w:pPr>
+            <w:r>
+              <w:rPr>
+                <w:sz w:val="18"/>
+              </w:rPr>
+              <w:t>jₜ</w:t>
+            </w:r>
+          </w:p>
+        </w:tc>
+        <w:tc>
+          <w:tcPr>
+            <w:tcW w:type="dxa" w:w="2880"/>
+          </w:tcPr>
+          <w:p>
+            <w:pPr>
+              <w:jc w:val="center"/>
+            </w:pPr>
+            <w:r>
+              <w:rPr>
+                <w:sz w:val="18"/>
+              </w:rPr>
+              <w:t>≈ 0.10 mm</w:t>
+            </w:r>
+          </w:p>
+        </w:tc>
+      </w:tr>
+      <w:tr>
+        <w:tc>
+          <w:tcPr>
+            <w:tcW w:type="dxa" w:w="2880"/>
+          </w:tcPr>
+          <w:p>
+            <w:pPr>
+              <w:jc w:val="center"/>
+            </w:pPr>
+            <w:r>
+              <w:rPr>
+                <w:sz w:val="18"/>
+              </w:rPr>
+              <w:t>齿厚减薄（每个齿轮）</w:t>
+            </w:r>
+          </w:p>
+        </w:tc>
+        <w:tc>
+          <w:tcPr>
+            <w:tcW w:type="dxa" w:w="2880"/>
+          </w:tcPr>
+          <w:p>
+            <w:pPr>
+              <w:jc w:val="center"/>
+            </w:pPr>
+            <w:r>
+              <w:rPr>
+                <w:sz w:val="18"/>
+              </w:rPr>
+              <w:t>Δsₙ</w:t>
+            </w:r>
+          </w:p>
+        </w:tc>
+        <w:tc>
+          <w:tcPr>
+            <w:tcW w:type="dxa" w:w="2880"/>
+          </w:tcPr>
+          <w:p>
+            <w:pPr>
+              <w:jc w:val="center"/>
+            </w:pPr>
+            <w:r>
+              <w:rPr>
+                <w:sz w:val="18"/>
+              </w:rPr>
+              <w:t>≈ 0.05 mm</w:t>
+            </w:r>
+          </w:p>
+        </w:tc>
+      </w:tr>
+      <w:tr>
+        <w:tc>
+          <w:tcPr>
+            <w:tcW w:type="dxa" w:w="2880"/>
+          </w:tcPr>
+          <w:p>
+            <w:pPr>
+              <w:jc w:val="center"/>
+            </w:pPr>
+            <w:r>
+              <w:rPr>
+                <w:sz w:val="18"/>
+              </w:rPr>
+              <w:t>齿厚标注（法向）</w:t>
+            </w:r>
+          </w:p>
+        </w:tc>
+        <w:tc>
+          <w:tcPr>
+            <w:tcW w:type="dxa" w:w="2880"/>
+          </w:tcPr>
+          <w:p>
+            <w:pPr>
+              <w:jc w:val="center"/>
+            </w:pPr>
+            <w:r>
+              <w:rPr>
+                <w:sz w:val="18"/>
+              </w:rPr>
+              <w:t>sₙ</w:t>
+            </w:r>
+          </w:p>
+        </w:tc>
+        <w:tc>
+          <w:tcPr>
+            <w:tcW w:type="dxa" w:w="2880"/>
+          </w:tcPr>
+          <w:p>
+            <w:pPr>
+              <w:jc w:val="center"/>
+            </w:pPr>
+            <w:r>
+              <w:rPr>
+                <w:sz w:val="18"/>
+              </w:rPr>
+              <w:t>2.749 -0.05 mm</w:t>
+            </w:r>
+          </w:p>
+        </w:tc>
+      </w:tr>
+    </w:tbl>
+    <w:p/>
+    <w:tbl>
+      <w:tblPr>
+        <w:tblStyle w:val="TableGrid"/>
+        <w:tblW w:type="auto" w:w="0"/>
+        <w:jc w:val="center"/>
+        <w:tblLook w:firstColumn="1" w:firstRow="1" w:lastColumn="0" w:lastRow="0" w:noHBand="0" w:noVBand="1" w:val="04A0"/>
+      </w:tblPr>
+      <w:tblGrid>
+        <w:gridCol w:w="4320"/>
+        <w:gridCol w:w="4320"/>
+      </w:tblGrid>
+      <w:tr>
+        <w:tc>
+          <w:tcPr>
+            <w:tcW w:type="dxa" w:w="4320"/>
+          </w:tcPr>
+          <w:p>
+            <w:pPr>
+              <w:jc w:val="center"/>
+            </w:pPr>
+            <w:r>
+              <w:rPr>
+                <w:b/>
+                <w:sz w:val="18"/>
+              </w:rPr>
+              <w:t>影响因素</w:t>
+            </w:r>
+          </w:p>
+        </w:tc>
+        <w:tc>
+          <w:tcPr>
+            <w:tcW w:type="dxa" w:w="4320"/>
+          </w:tcPr>
+          <w:p>
+            <w:pPr>
+              <w:jc w:val="center"/>
+            </w:pPr>
+            <w:r>
+              <w:rPr>
+                <w:b/>
+                <w:sz w:val="18"/>
+              </w:rPr>
+              <w:t>侧隙变化</w:t>
+            </w:r>
+          </w:p>
+        </w:tc>
+      </w:tr>
+      <w:tr>
+        <w:tc>
+          <w:tcPr>
+            <w:tcW w:type="dxa" w:w="4320"/>
+          </w:tcPr>
+          <w:p>
+            <w:pPr>
+              <w:jc w:val="center"/>
+            </w:pPr>
+            <w:r>
+              <w:rPr>
+                <w:sz w:val="18"/>
+              </w:rPr>
+              <w:t>热膨胀（齿轮80°C, 壳体60°C）</w:t>
+            </w:r>
+          </w:p>
+        </w:tc>
+        <w:tc>
+          <w:tcPr>
+            <w:tcW w:type="dxa" w:w="4320"/>
+          </w:tcPr>
+          <w:p>
+            <w:pPr>
+              <w:jc w:val="center"/>
+            </w:pPr>
+            <w:r>
+              <w:rPr>
+                <w:sz w:val="18"/>
+              </w:rPr>
+              <w:t>减少约 0.01~0.02 mm</w:t>
+            </w:r>
+          </w:p>
+        </w:tc>
+      </w:tr>
+      <w:tr>
+        <w:tc>
+          <w:tcPr>
+            <w:tcW w:type="dxa" w:w="4320"/>
+          </w:tcPr>
+          <w:p>
+            <w:pPr>
+              <w:jc w:val="center"/>
+            </w:pPr>
+            <w:r>
+              <w:rPr>
+                <w:sz w:val="18"/>
+              </w:rPr>
+              <w:t>润滑油膜</w:t>
+            </w:r>
+          </w:p>
+        </w:tc>
+        <w:tc>
+          <w:tcPr>
+            <w:tcW w:type="dxa" w:w="4320"/>
+          </w:tcPr>
+          <w:p>
+            <w:pPr>
+              <w:jc w:val="center"/>
+            </w:pPr>
+            <w:r>
+              <w:rPr>
+                <w:sz w:val="18"/>
+              </w:rPr>
+              <w:t>需保留 0.01~0.02 mm</w:t>
+            </w:r>
+          </w:p>
+        </w:tc>
+      </w:tr>
+      <w:tr>
+        <w:tc>
+          <w:tcPr>
+            <w:tcW w:type="dxa" w:w="4320"/>
+          </w:tcPr>
+          <w:p>
+            <w:pPr>
+              <w:jc w:val="center"/>
+            </w:pPr>
+            <w:r>
+              <w:rPr>
+                <w:sz w:val="18"/>
+              </w:rPr>
+              <w:t>ISO 6级磨齿公差</w:t>
+            </w:r>
+          </w:p>
+        </w:tc>
+        <w:tc>
+          <w:tcPr>
+            <w:tcW w:type="dxa" w:w="4320"/>
+          </w:tcPr>
+          <w:p>
+            <w:pPr>
+              <w:jc w:val="center"/>
+            </w:pPr>
+            <w:r>
+              <w:rPr>
+                <w:sz w:val="18"/>
+              </w:rPr>
+              <w:t>±0.02 mm</w:t>
+            </w:r>
+          </w:p>
+        </w:tc>
+      </w:tr>
+      <w:tr>
+        <w:tc>
+          <w:tcPr>
+            <w:tcW w:type="dxa" w:w="4320"/>
+          </w:tcPr>
+          <w:p>
+            <w:pPr>
+              <w:jc w:val="center"/>
+            </w:pPr>
+            <w:r>
+              <w:rPr>
+                <w:sz w:val="18"/>
+              </w:rPr>
+              <w:t>推荐装配侧隙</w:t>
+            </w:r>
+          </w:p>
+        </w:tc>
+        <w:tc>
+          <w:tcPr>
+            <w:tcW w:type="dxa" w:w="4320"/>
+          </w:tcPr>
+          <w:p>
+            <w:pPr>
+              <w:jc w:val="center"/>
+            </w:pPr>
+            <w:r>
+              <w:rPr>
+                <w:sz w:val="18"/>
+              </w:rPr>
+              <w:t>≥ 0.08 mm（热态仍有 ≥ 0.06 mm）</w:t>
             </w:r>
           </w:p>
         </w:tc>
@@ -4921,7 +4122,7 @@
         <w:rPr>
           <w:color w:val="000000"/>
         </w:rPr>
-        <w:t>八、材料与热处理</w:t>
+        <w:t>九、材料与热处理</w:t>
       </w:r>
     </w:p>
     <w:tbl>
@@ -5020,139 +4221,7 @@
               <w:rPr>
                 <w:sz w:val="18"/>
               </w:rPr>
-              <w:t>曲轴齿轮</w:t>
-            </w:r>
-          </w:p>
-        </w:tc>
-        <w:tc>
-          <w:tcPr>
-            <w:tcW w:type="dxa" w:w="2160"/>
-          </w:tcPr>
-          <w:p>
-            <w:pPr>
-              <w:jc w:val="center"/>
-            </w:pPr>
-            <w:r>
-              <w:rPr>
-                <w:sz w:val="18"/>
-              </w:rPr>
-              <w:t>20CrMnTi</w:t>
-            </w:r>
-          </w:p>
-        </w:tc>
-        <w:tc>
-          <w:tcPr>
-            <w:tcW w:type="dxa" w:w="2160"/>
-          </w:tcPr>
-          <w:p>
-            <w:pPr>
-              <w:jc w:val="center"/>
-            </w:pPr>
-            <w:r>
-              <w:rPr>
-                <w:sz w:val="18"/>
-              </w:rPr>
-              <w:t>渗碳淬火</w:t>
-            </w:r>
-          </w:p>
-        </w:tc>
-        <w:tc>
-          <w:tcPr>
-            <w:tcW w:type="dxa" w:w="2160"/>
-          </w:tcPr>
-          <w:p>
-            <w:pPr>
-              <w:jc w:val="center"/>
-            </w:pPr>
-            <w:r>
-              <w:rPr>
-                <w:sz w:val="18"/>
-              </w:rPr>
-              <w:t>58-62 HRC</w:t>
-            </w:r>
-          </w:p>
-        </w:tc>
-      </w:tr>
-      <w:tr>
-        <w:tc>
-          <w:tcPr>
-            <w:tcW w:type="dxa" w:w="2160"/>
-          </w:tcPr>
-          <w:p>
-            <w:pPr>
-              <w:jc w:val="center"/>
-            </w:pPr>
-            <w:r>
-              <w:rPr>
-                <w:sz w:val="18"/>
-              </w:rPr>
-              <w:t>惰轮</w:t>
-            </w:r>
-          </w:p>
-        </w:tc>
-        <w:tc>
-          <w:tcPr>
-            <w:tcW w:type="dxa" w:w="2160"/>
-          </w:tcPr>
-          <w:p>
-            <w:pPr>
-              <w:jc w:val="center"/>
-            </w:pPr>
-            <w:r>
-              <w:rPr>
-                <w:sz w:val="18"/>
-              </w:rPr>
-              <w:t>20CrMnTi</w:t>
-            </w:r>
-          </w:p>
-        </w:tc>
-        <w:tc>
-          <w:tcPr>
-            <w:tcW w:type="dxa" w:w="2160"/>
-          </w:tcPr>
-          <w:p>
-            <w:pPr>
-              <w:jc w:val="center"/>
-            </w:pPr>
-            <w:r>
-              <w:rPr>
-                <w:sz w:val="18"/>
-              </w:rPr>
-              <w:t>渗碳淬火</w:t>
-            </w:r>
-          </w:p>
-        </w:tc>
-        <w:tc>
-          <w:tcPr>
-            <w:tcW w:type="dxa" w:w="2160"/>
-          </w:tcPr>
-          <w:p>
-            <w:pPr>
-              <w:jc w:val="center"/>
-            </w:pPr>
-            <w:r>
-              <w:rPr>
-                <w:sz w:val="18"/>
-              </w:rPr>
-              <w:t>58-62 HRC</w:t>
-            </w:r>
-          </w:p>
-        </w:tc>
-      </w:tr>
-      <w:tr>
-        <w:tc>
-          <w:tcPr>
-            <w:tcW w:type="dxa" w:w="2160"/>
-          </w:tcPr>
-          <w:p>
-            <w:pPr>
-              <w:jc w:val="center"/>
-            </w:pPr>
-            <w:r>
-              <w:rPr>
-                <w:sz w:val="18"/>
-              </w:rPr>
-              <w:t>大齿轮</w:t>
+              <w:t>齿轮（全部）</w:t>
             </w:r>
           </w:p>
         </w:tc>
@@ -5284,72 +4353,6 @@
               <w:rPr>
                 <w:sz w:val="18"/>
               </w:rPr>
-              <w:t>齿轮轴</w:t>
-            </w:r>
-          </w:p>
-        </w:tc>
-        <w:tc>
-          <w:tcPr>
-            <w:tcW w:type="dxa" w:w="2160"/>
-          </w:tcPr>
-          <w:p>
-            <w:pPr>
-              <w:jc w:val="center"/>
-            </w:pPr>
-            <w:r>
-              <w:rPr>
-                <w:sz w:val="18"/>
-              </w:rPr>
-              <w:t>40Cr</w:t>
-            </w:r>
-          </w:p>
-        </w:tc>
-        <w:tc>
-          <w:tcPr>
-            <w:tcW w:type="dxa" w:w="2160"/>
-          </w:tcPr>
-          <w:p>
-            <w:pPr>
-              <w:jc w:val="center"/>
-            </w:pPr>
-            <w:r>
-              <w:rPr>
-                <w:sz w:val="18"/>
-              </w:rPr>
-              <w:t>调质</w:t>
-            </w:r>
-          </w:p>
-        </w:tc>
-        <w:tc>
-          <w:tcPr>
-            <w:tcW w:type="dxa" w:w="2160"/>
-          </w:tcPr>
-          <w:p>
-            <w:pPr>
-              <w:jc w:val="center"/>
-            </w:pPr>
-            <w:r>
-              <w:rPr>
-                <w:sz w:val="18"/>
-              </w:rPr>
-              <w:t>28-32 HRC</w:t>
-            </w:r>
-          </w:p>
-        </w:tc>
-      </w:tr>
-      <w:tr>
-        <w:tc>
-          <w:tcPr>
-            <w:tcW w:type="dxa" w:w="2160"/>
-          </w:tcPr>
-          <w:p>
-            <w:pPr>
-              <w:jc w:val="center"/>
-            </w:pPr>
-            <w:r>
-              <w:rPr>
-                <w:sz w:val="18"/>
-              </w:rPr>
               <w:t>壳体</w:t>
             </w:r>
           </w:p>
@@ -5403,72 +4406,6 @@
           </w:p>
         </w:tc>
       </w:tr>
-      <w:tr>
-        <w:tc>
-          <w:tcPr>
-            <w:tcW w:type="dxa" w:w="2160"/>
-          </w:tcPr>
-          <w:p>
-            <w:pPr>
-              <w:jc w:val="center"/>
-            </w:pPr>
-            <w:r>
-              <w:rPr>
-                <w:sz w:val="18"/>
-              </w:rPr>
-              <w:t>链条</w:t>
-            </w:r>
-          </w:p>
-        </w:tc>
-        <w:tc>
-          <w:tcPr>
-            <w:tcW w:type="dxa" w:w="2160"/>
-          </w:tcPr>
-          <w:p>
-            <w:pPr>
-              <w:jc w:val="center"/>
-            </w:pPr>
-            <w:r>
-              <w:rPr>
-                <w:sz w:val="18"/>
-              </w:rPr>
-              <w:t>合金钢</w:t>
-            </w:r>
-          </w:p>
-        </w:tc>
-        <w:tc>
-          <w:tcPr>
-            <w:tcW w:type="dxa" w:w="2160"/>
-          </w:tcPr>
-          <w:p>
-            <w:pPr>
-              <w:jc w:val="center"/>
-            </w:pPr>
-            <w:r>
-              <w:rPr>
-                <w:sz w:val="18"/>
-              </w:rPr>
-              <w:t>渗碳硬化</w:t>
-            </w:r>
-          </w:p>
-        </w:tc>
-        <w:tc>
-          <w:tcPr>
-            <w:tcW w:type="dxa" w:w="2160"/>
-          </w:tcPr>
-          <w:p>
-            <w:pPr>
-              <w:jc w:val="center"/>
-            </w:pPr>
-            <w:r>
-              <w:rPr>
-                <w:sz w:val="18"/>
-              </w:rPr>
-              <w:t>抗拉≥25 kN</w:t>
-            </w:r>
-          </w:p>
-        </w:tc>
-      </w:tr>
     </w:tbl>
     <w:p>
       <w:pPr>
@@ -5478,7 +4415,7 @@
         <w:rPr>
           <w:color w:val="000000"/>
         </w:rPr>
-        <w:t>九、润滑方案</w:t>
+        <w:t>十、润滑方案</w:t>
       </w:r>
     </w:p>
     <w:tbl>
@@ -5609,7 +4546,7 @@
               <w:rPr>
                 <w:sz w:val="18"/>
               </w:rPr>
-              <w:t>惰轮轴承（Y=49）</w:t>
+              <w:t>惰轮轴承</w:t>
             </w:r>
           </w:p>
         </w:tc>
@@ -5641,7 +4578,7 @@
               <w:rPr>
                 <w:sz w:val="18"/>
               </w:rPr>
-              <w:t>位置偏低，壳体开孔引油</w:t>
+              <w:t>壳体开孔引油</w:t>
             </w:r>
           </w:p>
         </w:tc>
@@ -5659,7 +4596,7 @@
               <w:rPr>
                 <w:sz w:val="18"/>
               </w:rPr>
-              <w:t>大齿轴承（Y=119）</w:t>
+              <w:t>大齿轴承</w:t>
             </w:r>
           </w:p>
         </w:tc>
@@ -5691,7 +4628,7 @@
               <w:rPr>
                 <w:sz w:val="18"/>
               </w:rPr>
-              <w:t>位置高，直接接触油雾</w:t>
+              <w:t>直接接触油雾</w:t>
             </w:r>
           </w:p>
         </w:tc>
@@ -5741,79 +4678,12 @@
               <w:rPr>
                 <w:sz w:val="18"/>
               </w:rPr>
-              <w:t>导轨上设计集油槽</w:t>
+              <w:t>导轨设计集油槽</w:t>
             </w:r>
           </w:p>
         </w:tc>
       </w:tr>
     </w:tbl>
-    <w:p>
-      <w:r>
-        <w:br w:type="page"/>
-      </w:r>
-    </w:p>
-    <w:p>
-      <w:pPr>
-        <w:pStyle w:val="Heading1"/>
-      </w:pPr>
-      <w:r>
-        <w:rPr>
-          <w:color w:val="000000"/>
-        </w:rPr>
-        <w:t>附注</w:t>
-      </w:r>
-    </w:p>
-    <w:p>
-      <w:r>
-        <w:rPr>
-          <w:sz w:val="18"/>
-        </w:rPr>
-        <w:t>1. 本设计方案遵循 ISO 6336 齿轮强度计算标准。</w:t>
-        <w:br/>
-      </w:r>
-      <w:r>
-        <w:rPr>
-          <w:sz w:val="18"/>
-        </w:rPr>
-        <w:t>2. 全部齿轮变位系数 x=0，为标准齿轮，可采用标准滚刀加工，无需特制刀具。</w:t>
-        <w:br/>
-      </w:r>
-      <w:r>
-        <w:rPr>
-          <w:sz w:val="18"/>
-        </w:rPr>
-        <w:t>3. 惰轮齿数 33T 为质数齿，与曲轴 23T 和大齿 46T 的 GCD 均为 1，磨损均匀。</w:t>
-        <w:br/>
-      </w:r>
-      <w:r>
-        <w:rPr>
-          <w:sz w:val="18"/>
-        </w:rPr>
-        <w:t>4. 惰轮转速 12,545 RPM，选用 3205A 开放型轴承（油润滑极限约 17,000 RPM），裕量 26%。</w:t>
-        <w:br/>
-      </w:r>
-      <w:r>
-        <w:rPr>
-          <w:sz w:val="18"/>
-        </w:rPr>
-        <w:t>5. 三个齿轮呈直线排列，中心落在曲轴→进气凸轮连线上，壳体轴承孔加工简单。</w:t>
-        <w:br/>
-      </w:r>
-      <w:r>
-        <w:rPr>
-          <w:sz w:val="18"/>
-        </w:rPr>
-        <w:t>6. 链条总长约 571.5 mm（约 90 节），精确节数需按实际链轮布局作图确认。</w:t>
-        <w:br/>
-      </w:r>
-      <w:r>
-        <w:rPr>
-          <w:sz w:val="18"/>
-        </w:rPr>
-        <w:t>7. 排气侧链长 153.0 mm &gt; 进气侧 137.5 mm，张紧器安装在排气侧长边。</w:t>
-        <w:br/>
-      </w:r>
-    </w:p>
     <w:sectPr>
       <w:pgSz w:w="12240" w:h="15840"/>
       <w:pgMar w:top="1440" w:right="1800" w:bottom="1440" w:left="1800" w:header="720" w:footer="720" w:gutter="0"/>

--- a/design_report.docx
+++ b/design_report.docx
@@ -38,7 +38,6 @@
         <w:t>减速方式: 齿轮 2:1 + 链条 1:1</w:t>
       </w:r>
     </w:p>
-    <w:p/>
     <w:p/>
     <w:p>
       <w:pPr>
@@ -883,106 +882,6 @@
               <w:rPr>
                 <w:sz w:val="18"/>
               </w:rPr>
-              <w:t>基圆直径</w:t>
-            </w:r>
-          </w:p>
-        </w:tc>
-        <w:tc>
-          <w:tcPr>
-            <w:tcW w:type="dxa" w:w="2880"/>
-          </w:tcPr>
-          <w:p>
-            <w:pPr>
-              <w:jc w:val="center"/>
-            </w:pPr>
-            <w:r>
-              <w:rPr>
-                <w:sz w:val="18"/>
-              </w:rPr>
-              <w:t>dᵦ</w:t>
-            </w:r>
-          </w:p>
-        </w:tc>
-        <w:tc>
-          <w:tcPr>
-            <w:tcW w:type="dxa" w:w="2880"/>
-          </w:tcPr>
-          <w:p>
-            <w:pPr>
-              <w:jc w:val="center"/>
-            </w:pPr>
-            <w:r>
-              <w:rPr>
-                <w:sz w:val="18"/>
-              </w:rPr>
-              <w:t>38.5658 mm</w:t>
-            </w:r>
-          </w:p>
-        </w:tc>
-      </w:tr>
-      <w:tr>
-        <w:tc>
-          <w:tcPr>
-            <w:tcW w:type="dxa" w:w="2880"/>
-          </w:tcPr>
-          <w:p>
-            <w:pPr>
-              <w:jc w:val="center"/>
-            </w:pPr>
-            <w:r>
-              <w:rPr>
-                <w:sz w:val="18"/>
-              </w:rPr>
-              <w:t>全齿高</w:t>
-            </w:r>
-          </w:p>
-        </w:tc>
-        <w:tc>
-          <w:tcPr>
-            <w:tcW w:type="dxa" w:w="2880"/>
-          </w:tcPr>
-          <w:p>
-            <w:pPr>
-              <w:jc w:val="center"/>
-            </w:pPr>
-            <w:r>
-              <w:rPr>
-                <w:sz w:val="18"/>
-              </w:rPr>
-              <w:t>h</w:t>
-            </w:r>
-          </w:p>
-        </w:tc>
-        <w:tc>
-          <w:tcPr>
-            <w:tcW w:type="dxa" w:w="2880"/>
-          </w:tcPr>
-          <w:p>
-            <w:pPr>
-              <w:jc w:val="center"/>
-            </w:pPr>
-            <w:r>
-              <w:rPr>
-                <w:sz w:val="18"/>
-              </w:rPr>
-              <w:t>3.9375 mm</w:t>
-            </w:r>
-          </w:p>
-        </w:tc>
-      </w:tr>
-      <w:tr>
-        <w:tc>
-          <w:tcPr>
-            <w:tcW w:type="dxa" w:w="2880"/>
-          </w:tcPr>
-          <w:p>
-            <w:pPr>
-              <w:jc w:val="center"/>
-            </w:pPr>
-            <w:r>
-              <w:rPr>
-                <w:sz w:val="18"/>
-              </w:rPr>
               <w:t>法向齿厚</w:t>
             </w:r>
           </w:p>
@@ -1393,106 +1292,6 @@
                 <w:sz w:val="18"/>
               </w:rPr>
               <w:t>54.6652 mm</w:t>
-            </w:r>
-          </w:p>
-        </w:tc>
-      </w:tr>
-      <w:tr>
-        <w:tc>
-          <w:tcPr>
-            <w:tcW w:type="dxa" w:w="2880"/>
-          </w:tcPr>
-          <w:p>
-            <w:pPr>
-              <w:jc w:val="center"/>
-            </w:pPr>
-            <w:r>
-              <w:rPr>
-                <w:sz w:val="18"/>
-              </w:rPr>
-              <w:t>基圆直径</w:t>
-            </w:r>
-          </w:p>
-        </w:tc>
-        <w:tc>
-          <w:tcPr>
-            <w:tcW w:type="dxa" w:w="2880"/>
-          </w:tcPr>
-          <w:p>
-            <w:pPr>
-              <w:jc w:val="center"/>
-            </w:pPr>
-            <w:r>
-              <w:rPr>
-                <w:sz w:val="18"/>
-              </w:rPr>
-              <w:t>dᵦ</w:t>
-            </w:r>
-          </w:p>
-        </w:tc>
-        <w:tc>
-          <w:tcPr>
-            <w:tcW w:type="dxa" w:w="2880"/>
-          </w:tcPr>
-          <w:p>
-            <w:pPr>
-              <w:jc w:val="center"/>
-            </w:pPr>
-            <w:r>
-              <w:rPr>
-                <w:sz w:val="18"/>
-              </w:rPr>
-              <w:t>55.3336 mm</w:t>
-            </w:r>
-          </w:p>
-        </w:tc>
-      </w:tr>
-      <w:tr>
-        <w:tc>
-          <w:tcPr>
-            <w:tcW w:type="dxa" w:w="2880"/>
-          </w:tcPr>
-          <w:p>
-            <w:pPr>
-              <w:jc w:val="center"/>
-            </w:pPr>
-            <w:r>
-              <w:rPr>
-                <w:sz w:val="18"/>
-              </w:rPr>
-              <w:t>全齿高</w:t>
-            </w:r>
-          </w:p>
-        </w:tc>
-        <w:tc>
-          <w:tcPr>
-            <w:tcW w:type="dxa" w:w="2880"/>
-          </w:tcPr>
-          <w:p>
-            <w:pPr>
-              <w:jc w:val="center"/>
-            </w:pPr>
-            <w:r>
-              <w:rPr>
-                <w:sz w:val="18"/>
-              </w:rPr>
-              <w:t>h</w:t>
-            </w:r>
-          </w:p>
-        </w:tc>
-        <w:tc>
-          <w:tcPr>
-            <w:tcW w:type="dxa" w:w="2880"/>
-          </w:tcPr>
-          <w:p>
-            <w:pPr>
-              <w:jc w:val="center"/>
-            </w:pPr>
-            <w:r>
-              <w:rPr>
-                <w:sz w:val="18"/>
-              </w:rPr>
-              <w:t>3.9375 mm</w:t>
             </w:r>
           </w:p>
         </w:tc>
@@ -1937,106 +1736,6 @@
               <w:rPr>
                 <w:sz w:val="18"/>
               </w:rPr>
-              <w:t>基圆直径</w:t>
-            </w:r>
-          </w:p>
-        </w:tc>
-        <w:tc>
-          <w:tcPr>
-            <w:tcW w:type="dxa" w:w="2880"/>
-          </w:tcPr>
-          <w:p>
-            <w:pPr>
-              <w:jc w:val="center"/>
-            </w:pPr>
-            <w:r>
-              <w:rPr>
-                <w:sz w:val="18"/>
-              </w:rPr>
-              <w:t>dᵦ</w:t>
-            </w:r>
-          </w:p>
-        </w:tc>
-        <w:tc>
-          <w:tcPr>
-            <w:tcW w:type="dxa" w:w="2880"/>
-          </w:tcPr>
-          <w:p>
-            <w:pPr>
-              <w:jc w:val="center"/>
-            </w:pPr>
-            <w:r>
-              <w:rPr>
-                <w:sz w:val="18"/>
-              </w:rPr>
-              <w:t>77.1317 mm</w:t>
-            </w:r>
-          </w:p>
-        </w:tc>
-      </w:tr>
-      <w:tr>
-        <w:tc>
-          <w:tcPr>
-            <w:tcW w:type="dxa" w:w="2880"/>
-          </w:tcPr>
-          <w:p>
-            <w:pPr>
-              <w:jc w:val="center"/>
-            </w:pPr>
-            <w:r>
-              <w:rPr>
-                <w:sz w:val="18"/>
-              </w:rPr>
-              <w:t>全齿高</w:t>
-            </w:r>
-          </w:p>
-        </w:tc>
-        <w:tc>
-          <w:tcPr>
-            <w:tcW w:type="dxa" w:w="2880"/>
-          </w:tcPr>
-          <w:p>
-            <w:pPr>
-              <w:jc w:val="center"/>
-            </w:pPr>
-            <w:r>
-              <w:rPr>
-                <w:sz w:val="18"/>
-              </w:rPr>
-              <w:t>h</w:t>
-            </w:r>
-          </w:p>
-        </w:tc>
-        <w:tc>
-          <w:tcPr>
-            <w:tcW w:type="dxa" w:w="2880"/>
-          </w:tcPr>
-          <w:p>
-            <w:pPr>
-              <w:jc w:val="center"/>
-            </w:pPr>
-            <w:r>
-              <w:rPr>
-                <w:sz w:val="18"/>
-              </w:rPr>
-              <w:t>3.9375 mm</w:t>
-            </w:r>
-          </w:p>
-        </w:tc>
-      </w:tr>
-      <w:tr>
-        <w:tc>
-          <w:tcPr>
-            <w:tcW w:type="dxa" w:w="2880"/>
-          </w:tcPr>
-          <w:p>
-            <w:pPr>
-              <w:jc w:val="center"/>
-            </w:pPr>
-            <w:r>
-              <w:rPr>
-                <w:sz w:val="18"/>
-              </w:rPr>
               <w:t>法向齿厚</w:t>
             </w:r>
           </w:p>
@@ -2184,17 +1883,6 @@
           <w:color w:val="000000"/>
         </w:rPr>
         <w:t>三、中心距与坐标</w:t>
-      </w:r>
-    </w:p>
-    <w:p>
-      <w:pPr>
-        <w:pStyle w:val="Heading2"/>
-      </w:pPr>
-      <w:r>
-        <w:rPr>
-          <w:color w:val="000000"/>
-        </w:rPr>
-        <w:t>中心距</w:t>
       </w:r>
     </w:p>
     <w:tbl>
@@ -2347,17 +2035,6 @@
         </w:tc>
       </w:tr>
     </w:tbl>
-    <w:p>
-      <w:pPr>
-        <w:pStyle w:val="Heading2"/>
-      </w:pPr>
-      <w:r>
-        <w:rPr>
-          <w:color w:val="000000"/>
-        </w:rPr>
-        <w:t>坐标布局</w:t>
-      </w:r>
-    </w:p>
     <w:tbl>
       <w:tblPr>
         <w:tblStyle w:val="TableGrid"/>
@@ -2569,106 +2246,6 @@
                 <w:sz w:val="18"/>
               </w:rPr>
               <w:t>118.5706</w:t>
-            </w:r>
-          </w:p>
-        </w:tc>
-      </w:tr>
-      <w:tr>
-        <w:tc>
-          <w:tcPr>
-            <w:tcW w:type="dxa" w:w="2880"/>
-          </w:tcPr>
-          <w:p>
-            <w:pPr>
-              <w:jc w:val="center"/>
-            </w:pPr>
-            <w:r>
-              <w:rPr>
-                <w:sz w:val="18"/>
-              </w:rPr>
-              <w:t>进气凸轮链轮 29T</w:t>
-            </w:r>
-          </w:p>
-        </w:tc>
-        <w:tc>
-          <w:tcPr>
-            <w:tcW w:type="dxa" w:w="2880"/>
-          </w:tcPr>
-          <w:p>
-            <w:pPr>
-              <w:jc w:val="center"/>
-            </w:pPr>
-            <w:r>
-              <w:rPr>
-                <w:sz w:val="18"/>
-              </w:rPr>
-              <w:t>49</w:t>
-            </w:r>
-          </w:p>
-        </w:tc>
-        <w:tc>
-          <w:tcPr>
-            <w:tcW w:type="dxa" w:w="2880"/>
-          </w:tcPr>
-          <w:p>
-            <w:pPr>
-              <w:jc w:val="center"/>
-            </w:pPr>
-            <w:r>
-              <w:rPr>
-                <w:sz w:val="18"/>
-              </w:rPr>
-              <w:t>253.58</w:t>
-            </w:r>
-          </w:p>
-        </w:tc>
-      </w:tr>
-      <w:tr>
-        <w:tc>
-          <w:tcPr>
-            <w:tcW w:type="dxa" w:w="2880"/>
-          </w:tcPr>
-          <w:p>
-            <w:pPr>
-              <w:jc w:val="center"/>
-            </w:pPr>
-            <w:r>
-              <w:rPr>
-                <w:sz w:val="18"/>
-              </w:rPr>
-              <w:t>排气凸轮链轮 29T</w:t>
-            </w:r>
-          </w:p>
-        </w:tc>
-        <w:tc>
-          <w:tcPr>
-            <w:tcW w:type="dxa" w:w="2880"/>
-          </w:tcPr>
-          <w:p>
-            <w:pPr>
-              <w:jc w:val="center"/>
-            </w:pPr>
-            <w:r>
-              <w:rPr>
-                <w:sz w:val="18"/>
-              </w:rPr>
-              <w:t>-49</w:t>
-            </w:r>
-          </w:p>
-        </w:tc>
-        <w:tc>
-          <w:tcPr>
-            <w:tcW w:type="dxa" w:w="2880"/>
-          </w:tcPr>
-          <w:p>
-            <w:pPr>
-              <w:jc w:val="center"/>
-            </w:pPr>
-            <w:r>
-              <w:rPr>
-                <w:sz w:val="18"/>
-              </w:rPr>
-              <w:t>253.58</w:t>
             </w:r>
           </w:p>
         </w:tc>
@@ -3333,7 +2910,7 @@
         <w:rPr>
           <w:color w:val="000000"/>
         </w:rPr>
-        <w:t>七、轴承校核</w:t>
+        <w:t>七、轴承校核与详细参数</w:t>
       </w:r>
     </w:p>
     <w:tbl>
@@ -3396,7 +2973,7 @@
                 <w:b/>
                 <w:sz w:val="18"/>
               </w:rPr>
-              <w:t>大齿轴</w:t>
+              <w:t>大齿+链轮轴</w:t>
             </w:r>
           </w:p>
         </w:tc>
@@ -3464,6 +3041,106 @@
               <w:rPr>
                 <w:sz w:val="18"/>
               </w:rPr>
+              <w:t>尺寸</w:t>
+            </w:r>
+          </w:p>
+        </w:tc>
+        <w:tc>
+          <w:tcPr>
+            <w:tcW w:type="dxa" w:w="2880"/>
+          </w:tcPr>
+          <w:p>
+            <w:pPr>
+              <w:jc w:val="center"/>
+            </w:pPr>
+            <w:r>
+              <w:rPr>
+                <w:sz w:val="18"/>
+              </w:rPr>
+              <w:t>Φ25×Φ52×20.6 mm</w:t>
+            </w:r>
+          </w:p>
+        </w:tc>
+        <w:tc>
+          <w:tcPr>
+            <w:tcW w:type="dxa" w:w="2880"/>
+          </w:tcPr>
+          <w:p>
+            <w:pPr>
+              <w:jc w:val="center"/>
+            </w:pPr>
+            <w:r>
+              <w:rPr>
+                <w:sz w:val="18"/>
+              </w:rPr>
+              <w:t>Φ25×Φ52×20.6 mm</w:t>
+            </w:r>
+          </w:p>
+        </w:tc>
+      </w:tr>
+      <w:tr>
+        <w:tc>
+          <w:tcPr>
+            <w:tcW w:type="dxa" w:w="2880"/>
+          </w:tcPr>
+          <w:p>
+            <w:pPr>
+              <w:jc w:val="center"/>
+            </w:pPr>
+            <w:r>
+              <w:rPr>
+                <w:sz w:val="18"/>
+              </w:rPr>
+              <w:t>接触角</w:t>
+            </w:r>
+          </w:p>
+        </w:tc>
+        <w:tc>
+          <w:tcPr>
+            <w:tcW w:type="dxa" w:w="2880"/>
+          </w:tcPr>
+          <w:p>
+            <w:pPr>
+              <w:jc w:val="center"/>
+            </w:pPr>
+            <w:r>
+              <w:rPr>
+                <w:sz w:val="18"/>
+              </w:rPr>
+              <w:t>30°</w:t>
+            </w:r>
+          </w:p>
+        </w:tc>
+        <w:tc>
+          <w:tcPr>
+            <w:tcW w:type="dxa" w:w="2880"/>
+          </w:tcPr>
+          <w:p>
+            <w:pPr>
+              <w:jc w:val="center"/>
+            </w:pPr>
+            <w:r>
+              <w:rPr>
+                <w:sz w:val="18"/>
+              </w:rPr>
+              <w:t>30°</w:t>
+            </w:r>
+          </w:p>
+        </w:tc>
+      </w:tr>
+      <w:tr>
+        <w:tc>
+          <w:tcPr>
+            <w:tcW w:type="dxa" w:w="2880"/>
+          </w:tcPr>
+          <w:p>
+            <w:pPr>
+              <w:jc w:val="center"/>
+            </w:pPr>
+            <w:r>
+              <w:rPr>
+                <w:sz w:val="18"/>
+              </w:rPr>
               <w:t>数量</w:t>
             </w:r>
           </w:p>
@@ -3514,7 +3191,7 @@
               <w:rPr>
                 <w:sz w:val="18"/>
               </w:rPr>
-              <w:t>转速</w:t>
+              <w:t>实际转速</w:t>
             </w:r>
           </w:p>
         </w:tc>
@@ -3564,7 +3241,7 @@
               <w:rPr>
                 <w:sz w:val="18"/>
               </w:rPr>
-              <w:t>极限转速</w:t>
+              <w:t>极限转速(油)</w:t>
             </w:r>
           </w:p>
         </w:tc>
@@ -3651,6 +3328,604 @@
           </w:p>
         </w:tc>
       </w:tr>
+      <w:tr>
+        <w:tc>
+          <w:tcPr>
+            <w:tcW w:type="dxa" w:w="2880"/>
+          </w:tcPr>
+          <w:p>
+            <w:pPr>
+              <w:jc w:val="center"/>
+            </w:pPr>
+            <w:r>
+              <w:rPr>
+                <w:sz w:val="18"/>
+              </w:rPr>
+              <w:t>推荐游隙</w:t>
+            </w:r>
+          </w:p>
+        </w:tc>
+        <w:tc>
+          <w:tcPr>
+            <w:tcW w:type="dxa" w:w="2880"/>
+          </w:tcPr>
+          <w:p>
+            <w:pPr>
+              <w:jc w:val="center"/>
+            </w:pPr>
+            <w:r>
+              <w:rPr>
+                <w:sz w:val="18"/>
+              </w:rPr>
+              <w:t>C3（热膨胀补偿）</w:t>
+            </w:r>
+          </w:p>
+        </w:tc>
+        <w:tc>
+          <w:tcPr>
+            <w:tcW w:type="dxa" w:w="2880"/>
+          </w:tcPr>
+          <w:p>
+            <w:pPr>
+              <w:jc w:val="center"/>
+            </w:pPr>
+            <w:r>
+              <w:rPr>
+                <w:sz w:val="18"/>
+              </w:rPr>
+              <w:t>CN（标准）</w:t>
+            </w:r>
+          </w:p>
+        </w:tc>
+      </w:tr>
+      <w:tr>
+        <w:tc>
+          <w:tcPr>
+            <w:tcW w:type="dxa" w:w="2880"/>
+          </w:tcPr>
+          <w:p>
+            <w:pPr>
+              <w:jc w:val="center"/>
+            </w:pPr>
+            <w:r>
+              <w:rPr>
+                <w:sz w:val="18"/>
+              </w:rPr>
+              <w:t>轴配合</w:t>
+            </w:r>
+          </w:p>
+        </w:tc>
+        <w:tc>
+          <w:tcPr>
+            <w:tcW w:type="dxa" w:w="2880"/>
+          </w:tcPr>
+          <w:p>
+            <w:pPr>
+              <w:jc w:val="center"/>
+            </w:pPr>
+            <w:r>
+              <w:rPr>
+                <w:sz w:val="18"/>
+              </w:rPr>
+              <w:t>φ25j6</w:t>
+            </w:r>
+          </w:p>
+        </w:tc>
+        <w:tc>
+          <w:tcPr>
+            <w:tcW w:type="dxa" w:w="2880"/>
+          </w:tcPr>
+          <w:p>
+            <w:pPr>
+              <w:jc w:val="center"/>
+            </w:pPr>
+            <w:r>
+              <w:rPr>
+                <w:sz w:val="18"/>
+              </w:rPr>
+              <w:t>φ25j6</w:t>
+            </w:r>
+          </w:p>
+        </w:tc>
+      </w:tr>
+      <w:tr>
+        <w:tc>
+          <w:tcPr>
+            <w:tcW w:type="dxa" w:w="2880"/>
+          </w:tcPr>
+          <w:p>
+            <w:pPr>
+              <w:jc w:val="center"/>
+            </w:pPr>
+            <w:r>
+              <w:rPr>
+                <w:sz w:val="18"/>
+              </w:rPr>
+              <w:t>壳体配合</w:t>
+            </w:r>
+          </w:p>
+        </w:tc>
+        <w:tc>
+          <w:tcPr>
+            <w:tcW w:type="dxa" w:w="2880"/>
+          </w:tcPr>
+          <w:p>
+            <w:pPr>
+              <w:jc w:val="center"/>
+            </w:pPr>
+            <w:r>
+              <w:rPr>
+                <w:sz w:val="18"/>
+              </w:rPr>
+              <w:t>φ52H7</w:t>
+            </w:r>
+          </w:p>
+        </w:tc>
+        <w:tc>
+          <w:tcPr>
+            <w:tcW w:type="dxa" w:w="2880"/>
+          </w:tcPr>
+          <w:p>
+            <w:pPr>
+              <w:jc w:val="center"/>
+            </w:pPr>
+            <w:r>
+              <w:rPr>
+                <w:sz w:val="18"/>
+              </w:rPr>
+              <w:t>φ52H7</w:t>
+            </w:r>
+          </w:p>
+        </w:tc>
+      </w:tr>
+      <w:tr>
+        <w:tc>
+          <w:tcPr>
+            <w:tcW w:type="dxa" w:w="2880"/>
+          </w:tcPr>
+          <w:p>
+            <w:pPr>
+              <w:jc w:val="center"/>
+            </w:pPr>
+            <w:r>
+              <w:rPr>
+                <w:sz w:val="18"/>
+              </w:rPr>
+              <w:t>润滑方式</w:t>
+            </w:r>
+          </w:p>
+        </w:tc>
+        <w:tc>
+          <w:tcPr>
+            <w:tcW w:type="dxa" w:w="2880"/>
+          </w:tcPr>
+          <w:p>
+            <w:pPr>
+              <w:jc w:val="center"/>
+            </w:pPr>
+            <w:r>
+              <w:rPr>
+                <w:sz w:val="18"/>
+              </w:rPr>
+              <w:t>定向喷油孔</w:t>
+            </w:r>
+          </w:p>
+        </w:tc>
+        <w:tc>
+          <w:tcPr>
+            <w:tcW w:type="dxa" w:w="2880"/>
+          </w:tcPr>
+          <w:p>
+            <w:pPr>
+              <w:jc w:val="center"/>
+            </w:pPr>
+            <w:r>
+              <w:rPr>
+                <w:sz w:val="18"/>
+              </w:rPr>
+              <w:t>飞溅润滑</w:t>
+            </w:r>
+          </w:p>
+        </w:tc>
+      </w:tr>
+    </w:tbl>
+    <w:p/>
+    <w:p>
+      <w:r>
+        <w:rPr>
+          <w:b/>
+          <w:sz w:val="20"/>
+        </w:rPr>
+        <w:t>3205A 详细参数表：</w:t>
+      </w:r>
+    </w:p>
+    <w:tbl>
+      <w:tblPr>
+        <w:tblStyle w:val="TableGrid"/>
+        <w:tblW w:type="auto" w:w="0"/>
+        <w:jc w:val="center"/>
+        <w:tblLook w:firstColumn="1" w:firstRow="1" w:lastColumn="0" w:lastRow="0" w:noHBand="0" w:noVBand="1" w:val="04A0"/>
+      </w:tblPr>
+      <w:tblGrid>
+        <w:gridCol w:w="4320"/>
+        <w:gridCol w:w="4320"/>
+      </w:tblGrid>
+      <w:tr>
+        <w:tc>
+          <w:tcPr>
+            <w:tcW w:type="dxa" w:w="4320"/>
+          </w:tcPr>
+          <w:p>
+            <w:pPr>
+              <w:jc w:val="center"/>
+            </w:pPr>
+            <w:r>
+              <w:rPr>
+                <w:b/>
+                <w:sz w:val="18"/>
+              </w:rPr>
+              <w:t>参数</w:t>
+            </w:r>
+          </w:p>
+        </w:tc>
+        <w:tc>
+          <w:tcPr>
+            <w:tcW w:type="dxa" w:w="4320"/>
+          </w:tcPr>
+          <w:p>
+            <w:pPr>
+              <w:jc w:val="center"/>
+            </w:pPr>
+            <w:r>
+              <w:rPr>
+                <w:b/>
+                <w:sz w:val="18"/>
+              </w:rPr>
+              <w:t>数值</w:t>
+            </w:r>
+          </w:p>
+        </w:tc>
+      </w:tr>
+      <w:tr>
+        <w:tc>
+          <w:tcPr>
+            <w:tcW w:type="dxa" w:w="4320"/>
+          </w:tcPr>
+          <w:p>
+            <w:pPr>
+              <w:jc w:val="center"/>
+            </w:pPr>
+            <w:r>
+              <w:rPr>
+                <w:sz w:val="18"/>
+              </w:rPr>
+              <w:t>内径 d</w:t>
+            </w:r>
+          </w:p>
+        </w:tc>
+        <w:tc>
+          <w:tcPr>
+            <w:tcW w:type="dxa" w:w="4320"/>
+          </w:tcPr>
+          <w:p>
+            <w:pPr>
+              <w:jc w:val="center"/>
+            </w:pPr>
+            <w:r>
+              <w:rPr>
+                <w:sz w:val="18"/>
+              </w:rPr>
+              <w:t>25 mm</w:t>
+            </w:r>
+          </w:p>
+        </w:tc>
+      </w:tr>
+      <w:tr>
+        <w:tc>
+          <w:tcPr>
+            <w:tcW w:type="dxa" w:w="4320"/>
+          </w:tcPr>
+          <w:p>
+            <w:pPr>
+              <w:jc w:val="center"/>
+            </w:pPr>
+            <w:r>
+              <w:rPr>
+                <w:sz w:val="18"/>
+              </w:rPr>
+              <w:t>外径 D</w:t>
+            </w:r>
+          </w:p>
+        </w:tc>
+        <w:tc>
+          <w:tcPr>
+            <w:tcW w:type="dxa" w:w="4320"/>
+          </w:tcPr>
+          <w:p>
+            <w:pPr>
+              <w:jc w:val="center"/>
+            </w:pPr>
+            <w:r>
+              <w:rPr>
+                <w:sz w:val="18"/>
+              </w:rPr>
+              <w:t>52 mm</w:t>
+            </w:r>
+          </w:p>
+        </w:tc>
+      </w:tr>
+      <w:tr>
+        <w:tc>
+          <w:tcPr>
+            <w:tcW w:type="dxa" w:w="4320"/>
+          </w:tcPr>
+          <w:p>
+            <w:pPr>
+              <w:jc w:val="center"/>
+            </w:pPr>
+            <w:r>
+              <w:rPr>
+                <w:sz w:val="18"/>
+              </w:rPr>
+              <w:t>宽度 B</w:t>
+            </w:r>
+          </w:p>
+        </w:tc>
+        <w:tc>
+          <w:tcPr>
+            <w:tcW w:type="dxa" w:w="4320"/>
+          </w:tcPr>
+          <w:p>
+            <w:pPr>
+              <w:jc w:val="center"/>
+            </w:pPr>
+            <w:r>
+              <w:rPr>
+                <w:sz w:val="18"/>
+              </w:rPr>
+              <w:t>20.6 mm</w:t>
+            </w:r>
+          </w:p>
+        </w:tc>
+      </w:tr>
+      <w:tr>
+        <w:tc>
+          <w:tcPr>
+            <w:tcW w:type="dxa" w:w="4320"/>
+          </w:tcPr>
+          <w:p>
+            <w:pPr>
+              <w:jc w:val="center"/>
+            </w:pPr>
+            <w:r>
+              <w:rPr>
+                <w:sz w:val="18"/>
+              </w:rPr>
+              <w:t>钢球</w:t>
+            </w:r>
+          </w:p>
+        </w:tc>
+        <w:tc>
+          <w:tcPr>
+            <w:tcW w:type="dxa" w:w="4320"/>
+          </w:tcPr>
+          <w:p>
+            <w:pPr>
+              <w:jc w:val="center"/>
+            </w:pPr>
+            <w:r>
+              <w:rPr>
+                <w:sz w:val="18"/>
+              </w:rPr>
+              <w:t>2列 × ~12个 = 24个, 直径~7.94mm</w:t>
+            </w:r>
+          </w:p>
+        </w:tc>
+      </w:tr>
+      <w:tr>
+        <w:tc>
+          <w:tcPr>
+            <w:tcW w:type="dxa" w:w="4320"/>
+          </w:tcPr>
+          <w:p>
+            <w:pPr>
+              <w:jc w:val="center"/>
+            </w:pPr>
+            <w:r>
+              <w:rPr>
+                <w:sz w:val="18"/>
+              </w:rPr>
+              <w:t>接触角</w:t>
+            </w:r>
+          </w:p>
+        </w:tc>
+        <w:tc>
+          <w:tcPr>
+            <w:tcW w:type="dxa" w:w="4320"/>
+          </w:tcPr>
+          <w:p>
+            <w:pPr>
+              <w:jc w:val="center"/>
+            </w:pPr>
+            <w:r>
+              <w:rPr>
+                <w:sz w:val="18"/>
+              </w:rPr>
+              <w:t>30°（双向承载）</w:t>
+            </w:r>
+          </w:p>
+        </w:tc>
+      </w:tr>
+      <w:tr>
+        <w:tc>
+          <w:tcPr>
+            <w:tcW w:type="dxa" w:w="4320"/>
+          </w:tcPr>
+          <w:p>
+            <w:pPr>
+              <w:jc w:val="center"/>
+            </w:pPr>
+            <w:r>
+              <w:rPr>
+                <w:sz w:val="18"/>
+              </w:rPr>
+              <w:t>额定动载 Cᵣ</w:t>
+            </w:r>
+          </w:p>
+        </w:tc>
+        <w:tc>
+          <w:tcPr>
+            <w:tcW w:type="dxa" w:w="4320"/>
+          </w:tcPr>
+          <w:p>
+            <w:pPr>
+              <w:jc w:val="center"/>
+            </w:pPr>
+            <w:r>
+              <w:rPr>
+                <w:sz w:val="18"/>
+              </w:rPr>
+              <w:t>27.5 kN</w:t>
+            </w:r>
+          </w:p>
+        </w:tc>
+      </w:tr>
+      <w:tr>
+        <w:tc>
+          <w:tcPr>
+            <w:tcW w:type="dxa" w:w="4320"/>
+          </w:tcPr>
+          <w:p>
+            <w:pPr>
+              <w:jc w:val="center"/>
+            </w:pPr>
+            <w:r>
+              <w:rPr>
+                <w:sz w:val="18"/>
+              </w:rPr>
+              <w:t>额定静载 C₀ᵣ</w:t>
+            </w:r>
+          </w:p>
+        </w:tc>
+        <w:tc>
+          <w:tcPr>
+            <w:tcW w:type="dxa" w:w="4320"/>
+          </w:tcPr>
+          <w:p>
+            <w:pPr>
+              <w:jc w:val="center"/>
+            </w:pPr>
+            <w:r>
+              <w:rPr>
+                <w:sz w:val="18"/>
+              </w:rPr>
+              <w:t>19.6 kN</w:t>
+            </w:r>
+          </w:p>
+        </w:tc>
+      </w:tr>
+      <w:tr>
+        <w:tc>
+          <w:tcPr>
+            <w:tcW w:type="dxa" w:w="4320"/>
+          </w:tcPr>
+          <w:p>
+            <w:pPr>
+              <w:jc w:val="center"/>
+            </w:pPr>
+            <w:r>
+              <w:rPr>
+                <w:sz w:val="18"/>
+              </w:rPr>
+              <w:t>脂润滑极限</w:t>
+            </w:r>
+          </w:p>
+        </w:tc>
+        <w:tc>
+          <w:tcPr>
+            <w:tcW w:type="dxa" w:w="4320"/>
+          </w:tcPr>
+          <w:p>
+            <w:pPr>
+              <w:jc w:val="center"/>
+            </w:pPr>
+            <w:r>
+              <w:rPr>
+                <w:sz w:val="18"/>
+              </w:rPr>
+              <w:t>~13,000 RPM</w:t>
+            </w:r>
+          </w:p>
+        </w:tc>
+      </w:tr>
+      <w:tr>
+        <w:tc>
+          <w:tcPr>
+            <w:tcW w:type="dxa" w:w="4320"/>
+          </w:tcPr>
+          <w:p>
+            <w:pPr>
+              <w:jc w:val="center"/>
+            </w:pPr>
+            <w:r>
+              <w:rPr>
+                <w:sz w:val="18"/>
+              </w:rPr>
+              <w:t>油润滑极限</w:t>
+            </w:r>
+          </w:p>
+        </w:tc>
+        <w:tc>
+          <w:tcPr>
+            <w:tcW w:type="dxa" w:w="4320"/>
+          </w:tcPr>
+          <w:p>
+            <w:pPr>
+              <w:jc w:val="center"/>
+            </w:pPr>
+            <w:r>
+              <w:rPr>
+                <w:sz w:val="18"/>
+              </w:rPr>
+              <w:t>~17,000~19,000 RPM</w:t>
+            </w:r>
+          </w:p>
+        </w:tc>
+      </w:tr>
+      <w:tr>
+        <w:tc>
+          <w:tcPr>
+            <w:tcW w:type="dxa" w:w="4320"/>
+          </w:tcPr>
+          <w:p>
+            <w:pPr>
+              <w:jc w:val="center"/>
+            </w:pPr>
+            <w:r>
+              <w:rPr>
+                <w:sz w:val="18"/>
+              </w:rPr>
+              <w:t>等效型号</w:t>
+            </w:r>
+          </w:p>
+        </w:tc>
+        <w:tc>
+          <w:tcPr>
+            <w:tcW w:type="dxa" w:w="4320"/>
+          </w:tcPr>
+          <w:p>
+            <w:pPr>
+              <w:jc w:val="center"/>
+            </w:pPr>
+            <w:r>
+              <w:rPr>
+                <w:sz w:val="18"/>
+              </w:rPr>
+              <w:t>SKF 3205A / FAG 3205-B-TVH / NSK 3205</w:t>
+            </w:r>
+          </w:p>
+        </w:tc>
+      </w:tr>
     </w:tbl>
     <w:p>
       <w:pPr>
@@ -3660,7 +3935,7 @@
         <w:rPr>
           <w:color w:val="000000"/>
         </w:rPr>
-        <w:t>八、齿轮副侧隙（新增）</w:t>
+        <w:t>八、齿轮副侧隙</w:t>
       </w:r>
     </w:p>
     <w:tbl>
@@ -3929,7 +4204,6 @@
         </w:tc>
       </w:tr>
     </w:tbl>
-    <w:p/>
     <w:tbl>
       <w:tblPr>
         <w:tblStyle w:val="TableGrid"/>
@@ -4221,7 +4495,7 @@
               <w:rPr>
                 <w:sz w:val="18"/>
               </w:rPr>
-              <w:t>齿轮（全部）</w:t>
+              <w:t>全部齿轮</w:t>
             </w:r>
           </w:p>
         </w:tc>
@@ -4546,7 +4820,7 @@
               <w:rPr>
                 <w:sz w:val="18"/>
               </w:rPr>
-              <w:t>惰轮轴承</w:t>
+              <w:t>惰轮轴承（Y=49）</w:t>
             </w:r>
           </w:p>
         </w:tc>
@@ -4578,7 +4852,7 @@
               <w:rPr>
                 <w:sz w:val="18"/>
               </w:rPr>
-              <w:t>壳体开孔引油</w:t>
+              <w:t>壳体开孔引压力油</w:t>
             </w:r>
           </w:p>
         </w:tc>
@@ -4596,7 +4870,7 @@
               <w:rPr>
                 <w:sz w:val="18"/>
               </w:rPr>
-              <w:t>大齿轴承</w:t>
+              <w:t>大齿轴承（Y=119）</w:t>
             </w:r>
           </w:p>
         </w:tc>

--- a/design_report.docx
+++ b/design_report.docx
@@ -2,7 +2,6 @@
 <file path=word/document.xml><?xml version="1.0" encoding="utf-8"?>
 <w:document xmlns:wpc="http://schemas.microsoft.com/office/word/2010/wordprocessingCanvas" xmlns:mo="http://schemas.microsoft.com/office/mac/office/2008/main" xmlns:mc="http://schemas.openxmlformats.org/markup-compatibility/2006" xmlns:mv="urn:schemas-microsoft-com:mac:vml" xmlns:o="urn:schemas-microsoft-com:office:office" xmlns:r="http://schemas.openxmlformats.org/officeDocument/2006/relationships" xmlns:m="http://schemas.openxmlformats.org/officeDocument/2006/math" xmlns:v="urn:schemas-microsoft-com:vml" xmlns:wp14="http://schemas.microsoft.com/office/word/2010/wordprocessingDrawing" xmlns:wp="http://schemas.openxmlformats.org/drawingml/2006/wordprocessingDrawing" xmlns:w10="urn:schemas-microsoft-com:office:word" xmlns:w="http://schemas.openxmlformats.org/wordprocessingml/2006/main" xmlns:w14="http://schemas.microsoft.com/office/word/2010/wordml" xmlns:wpg="http://schemas.microsoft.com/office/word/2010/wordprocessingGroup" xmlns:wpi="http://schemas.microsoft.com/office/word/2010/wordprocessingInk" xmlns:wne="http://schemas.microsoft.com/office/word/2006/wordml" xmlns:wps="http://schemas.microsoft.com/office/word/2010/wordprocessingShape" mc:Ignorable="w14 wp14">
   <w:body>
-    <w:p/>
     <w:p/>
     <w:p/>
     <w:p/>
@@ -19,7 +18,7 @@
         </w:rPr>
         <w:t>直列四缸 DOHC 正时驱动系统</w:t>
         <w:br/>
-        <w:t>设计计算书</w:t>
+        <w:t>设计计算书 (修正版)</w:t>
       </w:r>
     </w:p>
     <w:p/>
@@ -33,9 +32,9 @@
         </w:rPr>
         <w:t>发动机最高转速: 18,000 RPM</w:t>
         <w:br/>
-        <w:t>齿轮模数: mₙ = 1.75  螺旋角: β = 12°</w:t>
+        <w:t>齿轮模数: mₙ=1.75  螺旋角: β=12°</w:t>
         <w:br/>
-        <w:t>减速方式: 齿轮 2:1 + 链条 1:1</w:t>
+        <w:t>正确载荷: 凸轮轴驱动 29 Nm</w:t>
       </w:r>
     </w:p>
     <w:p/>
@@ -47,7 +46,7 @@
         <w:rPr>
           <w:sz w:val="24"/>
         </w:rPr>
-        <w:t>设计日期: 2026年6月23日</w:t>
+        <w:t>设计日期: 2026年6月23日 (修正版)</w:t>
       </w:r>
     </w:p>
     <w:p>
@@ -63,7 +62,284 @@
         <w:rPr>
           <w:color w:val="000000"/>
         </w:rPr>
-        <w:t>一、基本参数</w:t>
+        <w:t>一、载荷更正</w:t>
+      </w:r>
+    </w:p>
+    <w:tbl>
+      <w:tblPr>
+        <w:tblStyle w:val="TableGrid"/>
+        <w:tblW w:type="auto" w:w="0"/>
+        <w:jc w:val="center"/>
+        <w:tblLook w:firstColumn="1" w:firstRow="1" w:lastColumn="0" w:lastRow="0" w:noHBand="0" w:noVBand="1" w:val="04A0"/>
+      </w:tblPr>
+      <w:tblGrid>
+        <w:gridCol w:w="2880"/>
+        <w:gridCol w:w="2880"/>
+        <w:gridCol w:w="2880"/>
+      </w:tblGrid>
+      <w:tr>
+        <w:tc>
+          <w:tcPr>
+            <w:tcW w:type="dxa" w:w="2880"/>
+          </w:tcPr>
+          <w:p>
+            <w:pPr>
+              <w:jc w:val="center"/>
+            </w:pPr>
+            <w:r>
+              <w:rPr>
+                <w:b/>
+                <w:sz w:val="18"/>
+              </w:rPr>
+              <w:t>项目</w:t>
+            </w:r>
+          </w:p>
+        </w:tc>
+        <w:tc>
+          <w:tcPr>
+            <w:tcW w:type="dxa" w:w="2880"/>
+          </w:tcPr>
+          <w:p>
+            <w:pPr>
+              <w:jc w:val="center"/>
+            </w:pPr>
+            <w:r>
+              <w:rPr>
+                <w:b/>
+                <w:sz w:val="18"/>
+              </w:rPr>
+              <w:t>错误值</w:t>
+            </w:r>
+          </w:p>
+        </w:tc>
+        <w:tc>
+          <w:tcPr>
+            <w:tcW w:type="dxa" w:w="2880"/>
+          </w:tcPr>
+          <w:p>
+            <w:pPr>
+              <w:jc w:val="center"/>
+            </w:pPr>
+            <w:r>
+              <w:rPr>
+                <w:b/>
+                <w:sz w:val="18"/>
+              </w:rPr>
+              <w:t>正确值</w:t>
+            </w:r>
+          </w:p>
+        </w:tc>
+      </w:tr>
+      <w:tr>
+        <w:tc>
+          <w:tcPr>
+            <w:tcW w:type="dxa" w:w="2880"/>
+          </w:tcPr>
+          <w:p>
+            <w:pPr>
+              <w:jc w:val="center"/>
+            </w:pPr>
+            <w:r>
+              <w:rPr>
+                <w:sz w:val="18"/>
+              </w:rPr>
+              <w:t>驱动对象</w:t>
+            </w:r>
+          </w:p>
+        </w:tc>
+        <w:tc>
+          <w:tcPr>
+            <w:tcW w:type="dxa" w:w="2880"/>
+          </w:tcPr>
+          <w:p>
+            <w:pPr>
+              <w:jc w:val="center"/>
+            </w:pPr>
+            <w:r>
+              <w:rPr>
+                <w:sz w:val="18"/>
+              </w:rPr>
+              <w:t>发动机输出</w:t>
+            </w:r>
+          </w:p>
+        </w:tc>
+        <w:tc>
+          <w:tcPr>
+            <w:tcW w:type="dxa" w:w="2880"/>
+          </w:tcPr>
+          <w:p>
+            <w:pPr>
+              <w:jc w:val="center"/>
+            </w:pPr>
+            <w:r>
+              <w:rPr>
+                <w:sz w:val="18"/>
+              </w:rPr>
+              <w:t>凸轮轴</w:t>
+            </w:r>
+          </w:p>
+        </w:tc>
+      </w:tr>
+      <w:tr>
+        <w:tc>
+          <w:tcPr>
+            <w:tcW w:type="dxa" w:w="2880"/>
+          </w:tcPr>
+          <w:p>
+            <w:pPr>
+              <w:jc w:val="center"/>
+            </w:pPr>
+            <w:r>
+              <w:rPr>
+                <w:sz w:val="18"/>
+              </w:rPr>
+              <w:t>大齿轴扭矩</w:t>
+            </w:r>
+          </w:p>
+        </w:tc>
+        <w:tc>
+          <w:tcPr>
+            <w:tcW w:type="dxa" w:w="2880"/>
+          </w:tcPr>
+          <w:p>
+            <w:pPr>
+              <w:jc w:val="center"/>
+            </w:pPr>
+            <w:r>
+              <w:rPr>
+                <w:sz w:val="18"/>
+              </w:rPr>
+              <w:t>~155 Nm</w:t>
+            </w:r>
+          </w:p>
+        </w:tc>
+        <w:tc>
+          <w:tcPr>
+            <w:tcW w:type="dxa" w:w="2880"/>
+          </w:tcPr>
+          <w:p>
+            <w:pPr>
+              <w:jc w:val="center"/>
+            </w:pPr>
+            <w:r>
+              <w:rPr>
+                <w:sz w:val="18"/>
+              </w:rPr>
+              <w:t>~29 Nm</w:t>
+            </w:r>
+          </w:p>
+        </w:tc>
+      </w:tr>
+      <w:tr>
+        <w:tc>
+          <w:tcPr>
+            <w:tcW w:type="dxa" w:w="2880"/>
+          </w:tcPr>
+          <w:p>
+            <w:pPr>
+              <w:jc w:val="center"/>
+            </w:pPr>
+            <w:r>
+              <w:rPr>
+                <w:sz w:val="18"/>
+              </w:rPr>
+              <w:t>圆周力</w:t>
+            </w:r>
+          </w:p>
+        </w:tc>
+        <w:tc>
+          <w:tcPr>
+            <w:tcW w:type="dxa" w:w="2880"/>
+          </w:tcPr>
+          <w:p>
+            <w:pPr>
+              <w:jc w:val="center"/>
+            </w:pPr>
+            <w:r>
+              <w:rPr>
+                <w:sz w:val="18"/>
+              </w:rPr>
+              <w:t>~7,542 N</w:t>
+            </w:r>
+          </w:p>
+        </w:tc>
+        <w:tc>
+          <w:tcPr>
+            <w:tcW w:type="dxa" w:w="2880"/>
+          </w:tcPr>
+          <w:p>
+            <w:pPr>
+              <w:jc w:val="center"/>
+            </w:pPr>
+            <w:r>
+              <w:rPr>
+                <w:sz w:val="18"/>
+              </w:rPr>
+              <w:t>~707 N</w:t>
+            </w:r>
+          </w:p>
+        </w:tc>
+      </w:tr>
+      <w:tr>
+        <w:tc>
+          <w:tcPr>
+            <w:tcW w:type="dxa" w:w="2880"/>
+          </w:tcPr>
+          <w:p>
+            <w:pPr>
+              <w:jc w:val="center"/>
+            </w:pPr>
+            <w:r>
+              <w:rPr>
+                <w:sz w:val="18"/>
+              </w:rPr>
+              <w:t>材料</w:t>
+            </w:r>
+          </w:p>
+        </w:tc>
+        <w:tc>
+          <w:tcPr>
+            <w:tcW w:type="dxa" w:w="2880"/>
+          </w:tcPr>
+          <w:p>
+            <w:pPr>
+              <w:jc w:val="center"/>
+            </w:pPr>
+            <w:r>
+              <w:rPr>
+                <w:sz w:val="18"/>
+              </w:rPr>
+              <w:t>必须锻钢</w:t>
+            </w:r>
+          </w:p>
+        </w:tc>
+        <w:tc>
+          <w:tcPr>
+            <w:tcW w:type="dxa" w:w="2880"/>
+          </w:tcPr>
+          <w:p>
+            <w:pPr>
+              <w:jc w:val="center"/>
+            </w:pPr>
+            <w:r>
+              <w:rPr>
+                <w:sz w:val="18"/>
+              </w:rPr>
+              <w:t>标准PM即可</w:t>
+            </w:r>
+          </w:p>
+        </w:tc>
+      </w:tr>
+    </w:tbl>
+    <w:p>
+      <w:pPr>
+        <w:pStyle w:val="Heading1"/>
+      </w:pPr>
+      <w:r>
+        <w:rPr>
+          <w:color w:val="000000"/>
+        </w:rPr>
+        <w:t>二、基本参数</w:t>
       </w:r>
     </w:p>
     <w:tbl>
@@ -126,7 +402,7 @@
                 <w:b/>
                 <w:sz w:val="18"/>
               </w:rPr>
-              <w:t>数值</w:t>
+              <w:t>值</w:t>
             </w:r>
           </w:p>
         </w:tc>
@@ -394,106 +670,6 @@
               <w:rPr>
                 <w:sz w:val="18"/>
               </w:rPr>
-              <w:t>齿顶高系数</w:t>
-            </w:r>
-          </w:p>
-        </w:tc>
-        <w:tc>
-          <w:tcPr>
-            <w:tcW w:type="dxa" w:w="2880"/>
-          </w:tcPr>
-          <w:p>
-            <w:pPr>
-              <w:jc w:val="center"/>
-            </w:pPr>
-            <w:r>
-              <w:rPr>
-                <w:sz w:val="18"/>
-              </w:rPr>
-              <w:t>h*</w:t>
-            </w:r>
-          </w:p>
-        </w:tc>
-        <w:tc>
-          <w:tcPr>
-            <w:tcW w:type="dxa" w:w="2880"/>
-          </w:tcPr>
-          <w:p>
-            <w:pPr>
-              <w:jc w:val="center"/>
-            </w:pPr>
-            <w:r>
-              <w:rPr>
-                <w:sz w:val="18"/>
-              </w:rPr>
-              <w:t>1.0</w:t>
-            </w:r>
-          </w:p>
-        </w:tc>
-      </w:tr>
-      <w:tr>
-        <w:tc>
-          <w:tcPr>
-            <w:tcW w:type="dxa" w:w="2880"/>
-          </w:tcPr>
-          <w:p>
-            <w:pPr>
-              <w:jc w:val="center"/>
-            </w:pPr>
-            <w:r>
-              <w:rPr>
-                <w:sz w:val="18"/>
-              </w:rPr>
-              <w:t>顶隙系数</w:t>
-            </w:r>
-          </w:p>
-        </w:tc>
-        <w:tc>
-          <w:tcPr>
-            <w:tcW w:type="dxa" w:w="2880"/>
-          </w:tcPr>
-          <w:p>
-            <w:pPr>
-              <w:jc w:val="center"/>
-            </w:pPr>
-            <w:r>
-              <w:rPr>
-                <w:sz w:val="18"/>
-              </w:rPr>
-              <w:t>c*</w:t>
-            </w:r>
-          </w:p>
-        </w:tc>
-        <w:tc>
-          <w:tcPr>
-            <w:tcW w:type="dxa" w:w="2880"/>
-          </w:tcPr>
-          <w:p>
-            <w:pPr>
-              <w:jc w:val="center"/>
-            </w:pPr>
-            <w:r>
-              <w:rPr>
-                <w:sz w:val="18"/>
-              </w:rPr>
-              <w:t>0.25</w:t>
-            </w:r>
-          </w:p>
-        </w:tc>
-      </w:tr>
-      <w:tr>
-        <w:tc>
-          <w:tcPr>
-            <w:tcW w:type="dxa" w:w="2880"/>
-          </w:tcPr>
-          <w:p>
-            <w:pPr>
-              <w:jc w:val="center"/>
-            </w:pPr>
-            <w:r>
-              <w:rPr>
-                <w:sz w:val="18"/>
-              </w:rPr>
               <w:t>变位系数</w:t>
             </w:r>
           </w:p>
@@ -526,7 +702,7 @@
               <w:rPr>
                 <w:sz w:val="18"/>
               </w:rPr>
-              <w:t>全部为 0（标准齿轮）</w:t>
+              <w:t>全部为0</w:t>
             </w:r>
           </w:p>
         </w:tc>
@@ -544,7 +720,7 @@
               <w:rPr>
                 <w:sz w:val="18"/>
               </w:rPr>
-              <w:t>齿宽</w:t>
+              <w:t>材料</w:t>
             </w:r>
           </w:p>
         </w:tc>
@@ -560,7 +736,7 @@
               <w:rPr>
                 <w:sz w:val="18"/>
               </w:rPr>
-              <w:t>b</w:t>
+              <w:t>—</w:t>
             </w:r>
           </w:p>
         </w:tc>
@@ -576,23 +752,62 @@
               <w:rPr>
                 <w:sz w:val="18"/>
               </w:rPr>
-              <w:t>22 mm</w:t>
+              <w:t>PM FLN2-4408</w:t>
+            </w:r>
+          </w:p>
+        </w:tc>
+      </w:tr>
+      <w:tr>
+        <w:tc>
+          <w:tcPr>
+            <w:tcW w:type="dxa" w:w="2880"/>
+          </w:tcPr>
+          <w:p>
+            <w:pPr>
+              <w:jc w:val="center"/>
+            </w:pPr>
+            <w:r>
+              <w:rPr>
+                <w:sz w:val="18"/>
+              </w:rPr>
+              <w:t>精度</w:t>
+            </w:r>
+          </w:p>
+        </w:tc>
+        <w:tc>
+          <w:tcPr>
+            <w:tcW w:type="dxa" w:w="2880"/>
+          </w:tcPr>
+          <w:p>
+            <w:pPr>
+              <w:jc w:val="center"/>
+            </w:pPr>
+            <w:r>
+              <w:rPr>
+                <w:sz w:val="18"/>
+              </w:rPr>
+              <w:t>—</w:t>
+            </w:r>
+          </w:p>
+        </w:tc>
+        <w:tc>
+          <w:tcPr>
+            <w:tcW w:type="dxa" w:w="2880"/>
+          </w:tcPr>
+          <w:p>
+            <w:pPr>
+              <w:jc w:val="center"/>
+            </w:pPr>
+            <w:r>
+              <w:rPr>
+                <w:sz w:val="18"/>
+              </w:rPr>
+              <w:t>ISO 5-6 (PM+磨齿)</w:t>
             </w:r>
           </w:p>
         </w:tc>
       </w:tr>
     </w:tbl>
-    <w:p>
-      <w:pPr>
-        <w:pStyle w:val="Heading1"/>
-      </w:pPr>
-      <w:r>
-        <w:rPr>
-          <w:color w:val="000000"/>
-        </w:rPr>
-        <w:t>二、齿轮详细参数</w:t>
-      </w:r>
-    </w:p>
     <w:p>
       <w:pPr>
         <w:pStyle w:val="Heading2"/>
@@ -601,7 +816,7 @@
         <w:rPr>
           <w:color w:val="000000"/>
         </w:rPr>
-        <w:t>曲轴齿轮 (Z=23, 左旋)</w:t>
+        <w:t>齿宽</w:t>
       </w:r>
     </w:p>
     <w:tbl>
@@ -630,7 +845,7 @@
                 <w:b/>
                 <w:sz w:val="18"/>
               </w:rPr>
-              <w:t>参数</w:t>
+              <w:t>齿轮</w:t>
             </w:r>
           </w:p>
         </w:tc>
@@ -647,7 +862,7 @@
                 <w:b/>
                 <w:sz w:val="18"/>
               </w:rPr>
-              <w:t>符号</w:t>
+              <w:t>齿宽</w:t>
             </w:r>
           </w:p>
         </w:tc>
@@ -664,7 +879,7 @@
                 <w:b/>
                 <w:sz w:val="18"/>
               </w:rPr>
-              <w:t>数值</w:t>
+              <w:t>决定因素</w:t>
             </w:r>
           </w:p>
         </w:tc>
@@ -682,7 +897,7 @@
               <w:rPr>
                 <w:sz w:val="18"/>
               </w:rPr>
-              <w:t>齿数</w:t>
+              <w:t>曲轴23T</w:t>
             </w:r>
           </w:p>
         </w:tc>
@@ -698,7 +913,7 @@
               <w:rPr>
                 <w:sz w:val="18"/>
               </w:rPr>
-              <w:t>Z</w:t>
+              <w:t>14 mm</w:t>
             </w:r>
           </w:p>
         </w:tc>
@@ -714,7 +929,7 @@
               <w:rPr>
                 <w:sz w:val="18"/>
               </w:rPr>
-              <w:t>23</w:t>
+              <w:t>齿根应力</w:t>
             </w:r>
           </w:p>
         </w:tc>
@@ -732,7 +947,7 @@
               <w:rPr>
                 <w:sz w:val="18"/>
               </w:rPr>
-              <w:t>分度圆直径</w:t>
+              <w:t>惰轮33T</w:t>
             </w:r>
           </w:p>
         </w:tc>
@@ -748,7 +963,7 @@
               <w:rPr>
                 <w:sz w:val="18"/>
               </w:rPr>
-              <w:t>d</w:t>
+              <w:t>齿圈14mm+轴承座21mm (阶梯)</w:t>
             </w:r>
           </w:p>
         </w:tc>
@@ -764,7 +979,7 @@
               <w:rPr>
                 <w:sz w:val="18"/>
               </w:rPr>
-              <w:t>41.1492 mm</w:t>
+              <w:t>轴承约束</w:t>
             </w:r>
           </w:p>
         </w:tc>
@@ -782,7 +997,7 @@
               <w:rPr>
                 <w:sz w:val="18"/>
               </w:rPr>
-              <w:t>齿顶圆直径</w:t>
+              <w:t>大齿+链轮46T</w:t>
             </w:r>
           </w:p>
         </w:tc>
@@ -798,7 +1013,7 @@
               <w:rPr>
                 <w:sz w:val="18"/>
               </w:rPr>
-              <w:t>dₐ</w:t>
+              <w:t>齿圈14mm+轴承座21mm (阶梯)</w:t>
             </w:r>
           </w:p>
         </w:tc>
@@ -814,1061 +1029,7 @@
               <w:rPr>
                 <w:sz w:val="18"/>
               </w:rPr>
-              <w:t>44.6492 mm</w:t>
-            </w:r>
-          </w:p>
-        </w:tc>
-      </w:tr>
-      <w:tr>
-        <w:tc>
-          <w:tcPr>
-            <w:tcW w:type="dxa" w:w="2880"/>
-          </w:tcPr>
-          <w:p>
-            <w:pPr>
-              <w:jc w:val="center"/>
-            </w:pPr>
-            <w:r>
-              <w:rPr>
-                <w:sz w:val="18"/>
-              </w:rPr>
-              <w:t>齿根圆直径</w:t>
-            </w:r>
-          </w:p>
-        </w:tc>
-        <w:tc>
-          <w:tcPr>
-            <w:tcW w:type="dxa" w:w="2880"/>
-          </w:tcPr>
-          <w:p>
-            <w:pPr>
-              <w:jc w:val="center"/>
-            </w:pPr>
-            <w:r>
-              <w:rPr>
-                <w:sz w:val="18"/>
-              </w:rPr>
-              <w:t>d𝒻</w:t>
-            </w:r>
-          </w:p>
-        </w:tc>
-        <w:tc>
-          <w:tcPr>
-            <w:tcW w:type="dxa" w:w="2880"/>
-          </w:tcPr>
-          <w:p>
-            <w:pPr>
-              <w:jc w:val="center"/>
-            </w:pPr>
-            <w:r>
-              <w:rPr>
-                <w:sz w:val="18"/>
-              </w:rPr>
-              <w:t>36.7742 mm</w:t>
-            </w:r>
-          </w:p>
-        </w:tc>
-      </w:tr>
-      <w:tr>
-        <w:tc>
-          <w:tcPr>
-            <w:tcW w:type="dxa" w:w="2880"/>
-          </w:tcPr>
-          <w:p>
-            <w:pPr>
-              <w:jc w:val="center"/>
-            </w:pPr>
-            <w:r>
-              <w:rPr>
-                <w:sz w:val="18"/>
-              </w:rPr>
-              <w:t>法向齿厚</w:t>
-            </w:r>
-          </w:p>
-        </w:tc>
-        <w:tc>
-          <w:tcPr>
-            <w:tcW w:type="dxa" w:w="2880"/>
-          </w:tcPr>
-          <w:p>
-            <w:pPr>
-              <w:jc w:val="center"/>
-            </w:pPr>
-            <w:r>
-              <w:rPr>
-                <w:sz w:val="18"/>
-              </w:rPr>
-              <w:t>sₙ</w:t>
-            </w:r>
-          </w:p>
-        </w:tc>
-        <w:tc>
-          <w:tcPr>
-            <w:tcW w:type="dxa" w:w="2880"/>
-          </w:tcPr>
-          <w:p>
-            <w:pPr>
-              <w:jc w:val="center"/>
-            </w:pPr>
-            <w:r>
-              <w:rPr>
-                <w:sz w:val="18"/>
-              </w:rPr>
-              <w:t>2.7489 mm</w:t>
-            </w:r>
-          </w:p>
-        </w:tc>
-      </w:tr>
-      <w:tr>
-        <w:tc>
-          <w:tcPr>
-            <w:tcW w:type="dxa" w:w="2880"/>
-          </w:tcPr>
-          <w:p>
-            <w:pPr>
-              <w:jc w:val="center"/>
-            </w:pPr>
-            <w:r>
-              <w:rPr>
-                <w:sz w:val="18"/>
-              </w:rPr>
-              <w:t>端面齿厚</w:t>
-            </w:r>
-          </w:p>
-        </w:tc>
-        <w:tc>
-          <w:tcPr>
-            <w:tcW w:type="dxa" w:w="2880"/>
-          </w:tcPr>
-          <w:p>
-            <w:pPr>
-              <w:jc w:val="center"/>
-            </w:pPr>
-            <w:r>
-              <w:rPr>
-                <w:sz w:val="18"/>
-              </w:rPr>
-              <w:t>sₜ</w:t>
-            </w:r>
-          </w:p>
-        </w:tc>
-        <w:tc>
-          <w:tcPr>
-            <w:tcW w:type="dxa" w:w="2880"/>
-          </w:tcPr>
-          <w:p>
-            <w:pPr>
-              <w:jc w:val="center"/>
-            </w:pPr>
-            <w:r>
-              <w:rPr>
-                <w:sz w:val="18"/>
-              </w:rPr>
-              <w:t>2.8103 mm</w:t>
-            </w:r>
-          </w:p>
-        </w:tc>
-      </w:tr>
-      <w:tr>
-        <w:tc>
-          <w:tcPr>
-            <w:tcW w:type="dxa" w:w="2880"/>
-          </w:tcPr>
-          <w:p>
-            <w:pPr>
-              <w:jc w:val="center"/>
-            </w:pPr>
-            <w:r>
-              <w:rPr>
-                <w:sz w:val="18"/>
-              </w:rPr>
-              <w:t>齿顶法向齿厚</w:t>
-            </w:r>
-          </w:p>
-        </w:tc>
-        <w:tc>
-          <w:tcPr>
-            <w:tcW w:type="dxa" w:w="2880"/>
-          </w:tcPr>
-          <w:p>
-            <w:pPr>
-              <w:jc w:val="center"/>
-            </w:pPr>
-            <w:r>
-              <w:rPr>
-                <w:sz w:val="18"/>
-              </w:rPr>
-              <w:t>sₐₙ</w:t>
-            </w:r>
-          </w:p>
-        </w:tc>
-        <w:tc>
-          <w:tcPr>
-            <w:tcW w:type="dxa" w:w="2880"/>
-          </w:tcPr>
-          <w:p>
-            <w:pPr>
-              <w:jc w:val="center"/>
-            </w:pPr>
-            <w:r>
-              <w:rPr>
-                <w:sz w:val="18"/>
-              </w:rPr>
-              <w:t>1.2652 mm ✅</w:t>
-            </w:r>
-          </w:p>
-        </w:tc>
-      </w:tr>
-    </w:tbl>
-    <w:p>
-      <w:pPr>
-        <w:pStyle w:val="Heading2"/>
-      </w:pPr>
-      <w:r>
-        <w:rPr>
-          <w:color w:val="000000"/>
-        </w:rPr>
-        <w:t>惰轮 (Z=33, 右旋)</w:t>
-      </w:r>
-    </w:p>
-    <w:tbl>
-      <w:tblPr>
-        <w:tblStyle w:val="TableGrid"/>
-        <w:tblW w:type="auto" w:w="0"/>
-        <w:jc w:val="center"/>
-        <w:tblLook w:firstColumn="1" w:firstRow="1" w:lastColumn="0" w:lastRow="0" w:noHBand="0" w:noVBand="1" w:val="04A0"/>
-      </w:tblPr>
-      <w:tblGrid>
-        <w:gridCol w:w="2880"/>
-        <w:gridCol w:w="2880"/>
-        <w:gridCol w:w="2880"/>
-      </w:tblGrid>
-      <w:tr>
-        <w:tc>
-          <w:tcPr>
-            <w:tcW w:type="dxa" w:w="2880"/>
-          </w:tcPr>
-          <w:p>
-            <w:pPr>
-              <w:jc w:val="center"/>
-            </w:pPr>
-            <w:r>
-              <w:rPr>
-                <w:b/>
-                <w:sz w:val="18"/>
-              </w:rPr>
-              <w:t>参数</w:t>
-            </w:r>
-          </w:p>
-        </w:tc>
-        <w:tc>
-          <w:tcPr>
-            <w:tcW w:type="dxa" w:w="2880"/>
-          </w:tcPr>
-          <w:p>
-            <w:pPr>
-              <w:jc w:val="center"/>
-            </w:pPr>
-            <w:r>
-              <w:rPr>
-                <w:b/>
-                <w:sz w:val="18"/>
-              </w:rPr>
-              <w:t>符号</w:t>
-            </w:r>
-          </w:p>
-        </w:tc>
-        <w:tc>
-          <w:tcPr>
-            <w:tcW w:type="dxa" w:w="2880"/>
-          </w:tcPr>
-          <w:p>
-            <w:pPr>
-              <w:jc w:val="center"/>
-            </w:pPr>
-            <w:r>
-              <w:rPr>
-                <w:b/>
-                <w:sz w:val="18"/>
-              </w:rPr>
-              <w:t>数值</w:t>
-            </w:r>
-          </w:p>
-        </w:tc>
-      </w:tr>
-      <w:tr>
-        <w:tc>
-          <w:tcPr>
-            <w:tcW w:type="dxa" w:w="2880"/>
-          </w:tcPr>
-          <w:p>
-            <w:pPr>
-              <w:jc w:val="center"/>
-            </w:pPr>
-            <w:r>
-              <w:rPr>
-                <w:sz w:val="18"/>
-              </w:rPr>
-              <w:t>齿数</w:t>
-            </w:r>
-          </w:p>
-        </w:tc>
-        <w:tc>
-          <w:tcPr>
-            <w:tcW w:type="dxa" w:w="2880"/>
-          </w:tcPr>
-          <w:p>
-            <w:pPr>
-              <w:jc w:val="center"/>
-            </w:pPr>
-            <w:r>
-              <w:rPr>
-                <w:sz w:val="18"/>
-              </w:rPr>
-              <w:t>Z</w:t>
-            </w:r>
-          </w:p>
-        </w:tc>
-        <w:tc>
-          <w:tcPr>
-            <w:tcW w:type="dxa" w:w="2880"/>
-          </w:tcPr>
-          <w:p>
-            <w:pPr>
-              <w:jc w:val="center"/>
-            </w:pPr>
-            <w:r>
-              <w:rPr>
-                <w:sz w:val="18"/>
-              </w:rPr>
-              <w:t>33</w:t>
-            </w:r>
-          </w:p>
-        </w:tc>
-      </w:tr>
-      <w:tr>
-        <w:tc>
-          <w:tcPr>
-            <w:tcW w:type="dxa" w:w="2880"/>
-          </w:tcPr>
-          <w:p>
-            <w:pPr>
-              <w:jc w:val="center"/>
-            </w:pPr>
-            <w:r>
-              <w:rPr>
-                <w:sz w:val="18"/>
-              </w:rPr>
-              <w:t>分度圆直径</w:t>
-            </w:r>
-          </w:p>
-        </w:tc>
-        <w:tc>
-          <w:tcPr>
-            <w:tcW w:type="dxa" w:w="2880"/>
-          </w:tcPr>
-          <w:p>
-            <w:pPr>
-              <w:jc w:val="center"/>
-            </w:pPr>
-            <w:r>
-              <w:rPr>
-                <w:sz w:val="18"/>
-              </w:rPr>
-              <w:t>d</w:t>
-            </w:r>
-          </w:p>
-        </w:tc>
-        <w:tc>
-          <w:tcPr>
-            <w:tcW w:type="dxa" w:w="2880"/>
-          </w:tcPr>
-          <w:p>
-            <w:pPr>
-              <w:jc w:val="center"/>
-            </w:pPr>
-            <w:r>
-              <w:rPr>
-                <w:sz w:val="18"/>
-              </w:rPr>
-              <w:t>59.0402 mm</w:t>
-            </w:r>
-          </w:p>
-        </w:tc>
-      </w:tr>
-      <w:tr>
-        <w:tc>
-          <w:tcPr>
-            <w:tcW w:type="dxa" w:w="2880"/>
-          </w:tcPr>
-          <w:p>
-            <w:pPr>
-              <w:jc w:val="center"/>
-            </w:pPr>
-            <w:r>
-              <w:rPr>
-                <w:sz w:val="18"/>
-              </w:rPr>
-              <w:t>齿顶圆直径</w:t>
-            </w:r>
-          </w:p>
-        </w:tc>
-        <w:tc>
-          <w:tcPr>
-            <w:tcW w:type="dxa" w:w="2880"/>
-          </w:tcPr>
-          <w:p>
-            <w:pPr>
-              <w:jc w:val="center"/>
-            </w:pPr>
-            <w:r>
-              <w:rPr>
-                <w:sz w:val="18"/>
-              </w:rPr>
-              <w:t>dₐ</w:t>
-            </w:r>
-          </w:p>
-        </w:tc>
-        <w:tc>
-          <w:tcPr>
-            <w:tcW w:type="dxa" w:w="2880"/>
-          </w:tcPr>
-          <w:p>
-            <w:pPr>
-              <w:jc w:val="center"/>
-            </w:pPr>
-            <w:r>
-              <w:rPr>
-                <w:sz w:val="18"/>
-              </w:rPr>
-              <w:t>62.5402 mm</w:t>
-            </w:r>
-          </w:p>
-        </w:tc>
-      </w:tr>
-      <w:tr>
-        <w:tc>
-          <w:tcPr>
-            <w:tcW w:type="dxa" w:w="2880"/>
-          </w:tcPr>
-          <w:p>
-            <w:pPr>
-              <w:jc w:val="center"/>
-            </w:pPr>
-            <w:r>
-              <w:rPr>
-                <w:sz w:val="18"/>
-              </w:rPr>
-              <w:t>齿根圆直径</w:t>
-            </w:r>
-          </w:p>
-        </w:tc>
-        <w:tc>
-          <w:tcPr>
-            <w:tcW w:type="dxa" w:w="2880"/>
-          </w:tcPr>
-          <w:p>
-            <w:pPr>
-              <w:jc w:val="center"/>
-            </w:pPr>
-            <w:r>
-              <w:rPr>
-                <w:sz w:val="18"/>
-              </w:rPr>
-              <w:t>d𝒻</w:t>
-            </w:r>
-          </w:p>
-        </w:tc>
-        <w:tc>
-          <w:tcPr>
-            <w:tcW w:type="dxa" w:w="2880"/>
-          </w:tcPr>
-          <w:p>
-            <w:pPr>
-              <w:jc w:val="center"/>
-            </w:pPr>
-            <w:r>
-              <w:rPr>
-                <w:sz w:val="18"/>
-              </w:rPr>
-              <w:t>54.6652 mm</w:t>
-            </w:r>
-          </w:p>
-        </w:tc>
-      </w:tr>
-      <w:tr>
-        <w:tc>
-          <w:tcPr>
-            <w:tcW w:type="dxa" w:w="2880"/>
-          </w:tcPr>
-          <w:p>
-            <w:pPr>
-              <w:jc w:val="center"/>
-            </w:pPr>
-            <w:r>
-              <w:rPr>
-                <w:sz w:val="18"/>
-              </w:rPr>
-              <w:t>法向齿厚</w:t>
-            </w:r>
-          </w:p>
-        </w:tc>
-        <w:tc>
-          <w:tcPr>
-            <w:tcW w:type="dxa" w:w="2880"/>
-          </w:tcPr>
-          <w:p>
-            <w:pPr>
-              <w:jc w:val="center"/>
-            </w:pPr>
-            <w:r>
-              <w:rPr>
-                <w:sz w:val="18"/>
-              </w:rPr>
-              <w:t>sₙ</w:t>
-            </w:r>
-          </w:p>
-        </w:tc>
-        <w:tc>
-          <w:tcPr>
-            <w:tcW w:type="dxa" w:w="2880"/>
-          </w:tcPr>
-          <w:p>
-            <w:pPr>
-              <w:jc w:val="center"/>
-            </w:pPr>
-            <w:r>
-              <w:rPr>
-                <w:sz w:val="18"/>
-              </w:rPr>
-              <w:t>2.7489 mm</w:t>
-            </w:r>
-          </w:p>
-        </w:tc>
-      </w:tr>
-      <w:tr>
-        <w:tc>
-          <w:tcPr>
-            <w:tcW w:type="dxa" w:w="2880"/>
-          </w:tcPr>
-          <w:p>
-            <w:pPr>
-              <w:jc w:val="center"/>
-            </w:pPr>
-            <w:r>
-              <w:rPr>
-                <w:sz w:val="18"/>
-              </w:rPr>
-              <w:t>端面齿厚</w:t>
-            </w:r>
-          </w:p>
-        </w:tc>
-        <w:tc>
-          <w:tcPr>
-            <w:tcW w:type="dxa" w:w="2880"/>
-          </w:tcPr>
-          <w:p>
-            <w:pPr>
-              <w:jc w:val="center"/>
-            </w:pPr>
-            <w:r>
-              <w:rPr>
-                <w:sz w:val="18"/>
-              </w:rPr>
-              <w:t>sₜ</w:t>
-            </w:r>
-          </w:p>
-        </w:tc>
-        <w:tc>
-          <w:tcPr>
-            <w:tcW w:type="dxa" w:w="2880"/>
-          </w:tcPr>
-          <w:p>
-            <w:pPr>
-              <w:jc w:val="center"/>
-            </w:pPr>
-            <w:r>
-              <w:rPr>
-                <w:sz w:val="18"/>
-              </w:rPr>
-              <w:t>2.8103 mm</w:t>
-            </w:r>
-          </w:p>
-        </w:tc>
-      </w:tr>
-      <w:tr>
-        <w:tc>
-          <w:tcPr>
-            <w:tcW w:type="dxa" w:w="2880"/>
-          </w:tcPr>
-          <w:p>
-            <w:pPr>
-              <w:jc w:val="center"/>
-            </w:pPr>
-            <w:r>
-              <w:rPr>
-                <w:sz w:val="18"/>
-              </w:rPr>
-              <w:t>齿顶法向齿厚</w:t>
-            </w:r>
-          </w:p>
-        </w:tc>
-        <w:tc>
-          <w:tcPr>
-            <w:tcW w:type="dxa" w:w="2880"/>
-          </w:tcPr>
-          <w:p>
-            <w:pPr>
-              <w:jc w:val="center"/>
-            </w:pPr>
-            <w:r>
-              <w:rPr>
-                <w:sz w:val="18"/>
-              </w:rPr>
-              <w:t>sₐₙ</w:t>
-            </w:r>
-          </w:p>
-        </w:tc>
-        <w:tc>
-          <w:tcPr>
-            <w:tcW w:type="dxa" w:w="2880"/>
-          </w:tcPr>
-          <w:p>
-            <w:pPr>
-              <w:jc w:val="center"/>
-            </w:pPr>
-            <w:r>
-              <w:rPr>
-                <w:sz w:val="18"/>
-              </w:rPr>
-              <w:t>1.3216 mm ✅</w:t>
-            </w:r>
-          </w:p>
-        </w:tc>
-      </w:tr>
-    </w:tbl>
-    <w:p>
-      <w:pPr>
-        <w:pStyle w:val="Heading2"/>
-      </w:pPr>
-      <w:r>
-        <w:rPr>
-          <w:color w:val="000000"/>
-        </w:rPr>
-        <w:t>大齿轮 (Z=46, 左旋)</w:t>
-      </w:r>
-    </w:p>
-    <w:tbl>
-      <w:tblPr>
-        <w:tblStyle w:val="TableGrid"/>
-        <w:tblW w:type="auto" w:w="0"/>
-        <w:jc w:val="center"/>
-        <w:tblLook w:firstColumn="1" w:firstRow="1" w:lastColumn="0" w:lastRow="0" w:noHBand="0" w:noVBand="1" w:val="04A0"/>
-      </w:tblPr>
-      <w:tblGrid>
-        <w:gridCol w:w="2880"/>
-        <w:gridCol w:w="2880"/>
-        <w:gridCol w:w="2880"/>
-      </w:tblGrid>
-      <w:tr>
-        <w:tc>
-          <w:tcPr>
-            <w:tcW w:type="dxa" w:w="2880"/>
-          </w:tcPr>
-          <w:p>
-            <w:pPr>
-              <w:jc w:val="center"/>
-            </w:pPr>
-            <w:r>
-              <w:rPr>
-                <w:b/>
-                <w:sz w:val="18"/>
-              </w:rPr>
-              <w:t>参数</w:t>
-            </w:r>
-          </w:p>
-        </w:tc>
-        <w:tc>
-          <w:tcPr>
-            <w:tcW w:type="dxa" w:w="2880"/>
-          </w:tcPr>
-          <w:p>
-            <w:pPr>
-              <w:jc w:val="center"/>
-            </w:pPr>
-            <w:r>
-              <w:rPr>
-                <w:b/>
-                <w:sz w:val="18"/>
-              </w:rPr>
-              <w:t>符号</w:t>
-            </w:r>
-          </w:p>
-        </w:tc>
-        <w:tc>
-          <w:tcPr>
-            <w:tcW w:type="dxa" w:w="2880"/>
-          </w:tcPr>
-          <w:p>
-            <w:pPr>
-              <w:jc w:val="center"/>
-            </w:pPr>
-            <w:r>
-              <w:rPr>
-                <w:b/>
-                <w:sz w:val="18"/>
-              </w:rPr>
-              <w:t>数值</w:t>
-            </w:r>
-          </w:p>
-        </w:tc>
-      </w:tr>
-      <w:tr>
-        <w:tc>
-          <w:tcPr>
-            <w:tcW w:type="dxa" w:w="2880"/>
-          </w:tcPr>
-          <w:p>
-            <w:pPr>
-              <w:jc w:val="center"/>
-            </w:pPr>
-            <w:r>
-              <w:rPr>
-                <w:sz w:val="18"/>
-              </w:rPr>
-              <w:t>齿数</w:t>
-            </w:r>
-          </w:p>
-        </w:tc>
-        <w:tc>
-          <w:tcPr>
-            <w:tcW w:type="dxa" w:w="2880"/>
-          </w:tcPr>
-          <w:p>
-            <w:pPr>
-              <w:jc w:val="center"/>
-            </w:pPr>
-            <w:r>
-              <w:rPr>
-                <w:sz w:val="18"/>
-              </w:rPr>
-              <w:t>Z</w:t>
-            </w:r>
-          </w:p>
-        </w:tc>
-        <w:tc>
-          <w:tcPr>
-            <w:tcW w:type="dxa" w:w="2880"/>
-          </w:tcPr>
-          <w:p>
-            <w:pPr>
-              <w:jc w:val="center"/>
-            </w:pPr>
-            <w:r>
-              <w:rPr>
-                <w:sz w:val="18"/>
-              </w:rPr>
-              <w:t>46</w:t>
-            </w:r>
-          </w:p>
-        </w:tc>
-      </w:tr>
-      <w:tr>
-        <w:tc>
-          <w:tcPr>
-            <w:tcW w:type="dxa" w:w="2880"/>
-          </w:tcPr>
-          <w:p>
-            <w:pPr>
-              <w:jc w:val="center"/>
-            </w:pPr>
-            <w:r>
-              <w:rPr>
-                <w:sz w:val="18"/>
-              </w:rPr>
-              <w:t>分度圆直径</w:t>
-            </w:r>
-          </w:p>
-        </w:tc>
-        <w:tc>
-          <w:tcPr>
-            <w:tcW w:type="dxa" w:w="2880"/>
-          </w:tcPr>
-          <w:p>
-            <w:pPr>
-              <w:jc w:val="center"/>
-            </w:pPr>
-            <w:r>
-              <w:rPr>
-                <w:sz w:val="18"/>
-              </w:rPr>
-              <w:t>d</w:t>
-            </w:r>
-          </w:p>
-        </w:tc>
-        <w:tc>
-          <w:tcPr>
-            <w:tcW w:type="dxa" w:w="2880"/>
-          </w:tcPr>
-          <w:p>
-            <w:pPr>
-              <w:jc w:val="center"/>
-            </w:pPr>
-            <w:r>
-              <w:rPr>
-                <w:sz w:val="18"/>
-              </w:rPr>
-              <w:t>82.2984 mm</w:t>
-            </w:r>
-          </w:p>
-        </w:tc>
-      </w:tr>
-      <w:tr>
-        <w:tc>
-          <w:tcPr>
-            <w:tcW w:type="dxa" w:w="2880"/>
-          </w:tcPr>
-          <w:p>
-            <w:pPr>
-              <w:jc w:val="center"/>
-            </w:pPr>
-            <w:r>
-              <w:rPr>
-                <w:sz w:val="18"/>
-              </w:rPr>
-              <w:t>齿顶圆直径</w:t>
-            </w:r>
-          </w:p>
-        </w:tc>
-        <w:tc>
-          <w:tcPr>
-            <w:tcW w:type="dxa" w:w="2880"/>
-          </w:tcPr>
-          <w:p>
-            <w:pPr>
-              <w:jc w:val="center"/>
-            </w:pPr>
-            <w:r>
-              <w:rPr>
-                <w:sz w:val="18"/>
-              </w:rPr>
-              <w:t>dₐ</w:t>
-            </w:r>
-          </w:p>
-        </w:tc>
-        <w:tc>
-          <w:tcPr>
-            <w:tcW w:type="dxa" w:w="2880"/>
-          </w:tcPr>
-          <w:p>
-            <w:pPr>
-              <w:jc w:val="center"/>
-            </w:pPr>
-            <w:r>
-              <w:rPr>
-                <w:sz w:val="18"/>
-              </w:rPr>
-              <w:t>85.7984 mm</w:t>
-            </w:r>
-          </w:p>
-        </w:tc>
-      </w:tr>
-      <w:tr>
-        <w:tc>
-          <w:tcPr>
-            <w:tcW w:type="dxa" w:w="2880"/>
-          </w:tcPr>
-          <w:p>
-            <w:pPr>
-              <w:jc w:val="center"/>
-            </w:pPr>
-            <w:r>
-              <w:rPr>
-                <w:sz w:val="18"/>
-              </w:rPr>
-              <w:t>齿根圆直径</w:t>
-            </w:r>
-          </w:p>
-        </w:tc>
-        <w:tc>
-          <w:tcPr>
-            <w:tcW w:type="dxa" w:w="2880"/>
-          </w:tcPr>
-          <w:p>
-            <w:pPr>
-              <w:jc w:val="center"/>
-            </w:pPr>
-            <w:r>
-              <w:rPr>
-                <w:sz w:val="18"/>
-              </w:rPr>
-              <w:t>d𝒻</w:t>
-            </w:r>
-          </w:p>
-        </w:tc>
-        <w:tc>
-          <w:tcPr>
-            <w:tcW w:type="dxa" w:w="2880"/>
-          </w:tcPr>
-          <w:p>
-            <w:pPr>
-              <w:jc w:val="center"/>
-            </w:pPr>
-            <w:r>
-              <w:rPr>
-                <w:sz w:val="18"/>
-              </w:rPr>
-              <w:t>77.9234 mm</w:t>
-            </w:r>
-          </w:p>
-        </w:tc>
-      </w:tr>
-      <w:tr>
-        <w:tc>
-          <w:tcPr>
-            <w:tcW w:type="dxa" w:w="2880"/>
-          </w:tcPr>
-          <w:p>
-            <w:pPr>
-              <w:jc w:val="center"/>
-            </w:pPr>
-            <w:r>
-              <w:rPr>
-                <w:sz w:val="18"/>
-              </w:rPr>
-              <w:t>法向齿厚</w:t>
-            </w:r>
-          </w:p>
-        </w:tc>
-        <w:tc>
-          <w:tcPr>
-            <w:tcW w:type="dxa" w:w="2880"/>
-          </w:tcPr>
-          <w:p>
-            <w:pPr>
-              <w:jc w:val="center"/>
-            </w:pPr>
-            <w:r>
-              <w:rPr>
-                <w:sz w:val="18"/>
-              </w:rPr>
-              <w:t>sₙ</w:t>
-            </w:r>
-          </w:p>
-        </w:tc>
-        <w:tc>
-          <w:tcPr>
-            <w:tcW w:type="dxa" w:w="2880"/>
-          </w:tcPr>
-          <w:p>
-            <w:pPr>
-              <w:jc w:val="center"/>
-            </w:pPr>
-            <w:r>
-              <w:rPr>
-                <w:sz w:val="18"/>
-              </w:rPr>
-              <w:t>2.7489 mm</w:t>
-            </w:r>
-          </w:p>
-        </w:tc>
-      </w:tr>
-      <w:tr>
-        <w:tc>
-          <w:tcPr>
-            <w:tcW w:type="dxa" w:w="2880"/>
-          </w:tcPr>
-          <w:p>
-            <w:pPr>
-              <w:jc w:val="center"/>
-            </w:pPr>
-            <w:r>
-              <w:rPr>
-                <w:sz w:val="18"/>
-              </w:rPr>
-              <w:t>端面齿厚</w:t>
-            </w:r>
-          </w:p>
-        </w:tc>
-        <w:tc>
-          <w:tcPr>
-            <w:tcW w:type="dxa" w:w="2880"/>
-          </w:tcPr>
-          <w:p>
-            <w:pPr>
-              <w:jc w:val="center"/>
-            </w:pPr>
-            <w:r>
-              <w:rPr>
-                <w:sz w:val="18"/>
-              </w:rPr>
-              <w:t>sₜ</w:t>
-            </w:r>
-          </w:p>
-        </w:tc>
-        <w:tc>
-          <w:tcPr>
-            <w:tcW w:type="dxa" w:w="2880"/>
-          </w:tcPr>
-          <w:p>
-            <w:pPr>
-              <w:jc w:val="center"/>
-            </w:pPr>
-            <w:r>
-              <w:rPr>
-                <w:sz w:val="18"/>
-              </w:rPr>
-              <w:t>2.8103 mm</w:t>
-            </w:r>
-          </w:p>
-        </w:tc>
-      </w:tr>
-      <w:tr>
-        <w:tc>
-          <w:tcPr>
-            <w:tcW w:type="dxa" w:w="2880"/>
-          </w:tcPr>
-          <w:p>
-            <w:pPr>
-              <w:jc w:val="center"/>
-            </w:pPr>
-            <w:r>
-              <w:rPr>
-                <w:sz w:val="18"/>
-              </w:rPr>
-              <w:t>齿顶法向齿厚</w:t>
-            </w:r>
-          </w:p>
-        </w:tc>
-        <w:tc>
-          <w:tcPr>
-            <w:tcW w:type="dxa" w:w="2880"/>
-          </w:tcPr>
-          <w:p>
-            <w:pPr>
-              <w:jc w:val="center"/>
-            </w:pPr>
-            <w:r>
-              <w:rPr>
-                <w:sz w:val="18"/>
-              </w:rPr>
-              <w:t>sₐₙ</w:t>
-            </w:r>
-          </w:p>
-        </w:tc>
-        <w:tc>
-          <w:tcPr>
-            <w:tcW w:type="dxa" w:w="2880"/>
-          </w:tcPr>
-          <w:p>
-            <w:pPr>
-              <w:jc w:val="center"/>
-            </w:pPr>
-            <w:r>
-              <w:rPr>
-                <w:sz w:val="18"/>
-              </w:rPr>
-              <w:t>1.3614 mm ✅</w:t>
+              <w:t>轴承约束</w:t>
             </w:r>
           </w:p>
         </w:tc>
@@ -1882,7 +1043,18 @@
         <w:rPr>
           <w:color w:val="000000"/>
         </w:rPr>
-        <w:t>三、中心距与坐标</w:t>
+        <w:t>三、齿轮详细参数</w:t>
+      </w:r>
+    </w:p>
+    <w:p>
+      <w:pPr>
+        <w:pStyle w:val="Heading2"/>
+      </w:pPr>
+      <w:r>
+        <w:rPr>
+          <w:color w:val="000000"/>
+        </w:rPr>
+        <w:t>曲轴齿轮23T</w:t>
       </w:r>
     </w:p>
     <w:tbl>
@@ -1910,7 +1082,7 @@
                 <w:b/>
                 <w:sz w:val="18"/>
               </w:rPr>
-              <w:t>啮合</w:t>
+              <w:t>参数</w:t>
             </w:r>
           </w:p>
         </w:tc>
@@ -1927,7 +1099,1207 @@
                 <w:b/>
                 <w:sz w:val="18"/>
               </w:rPr>
-              <w:t>中心距</w:t>
+              <w:t>数值</w:t>
+            </w:r>
+          </w:p>
+        </w:tc>
+      </w:tr>
+      <w:tr>
+        <w:tc>
+          <w:tcPr>
+            <w:tcW w:type="dxa" w:w="4320"/>
+          </w:tcPr>
+          <w:p>
+            <w:pPr>
+              <w:jc w:val="center"/>
+            </w:pPr>
+            <w:r>
+              <w:rPr>
+                <w:sz w:val="18"/>
+              </w:rPr>
+              <w:t>齿数</w:t>
+            </w:r>
+          </w:p>
+        </w:tc>
+        <w:tc>
+          <w:tcPr>
+            <w:tcW w:type="dxa" w:w="4320"/>
+          </w:tcPr>
+          <w:p>
+            <w:pPr>
+              <w:jc w:val="center"/>
+            </w:pPr>
+            <w:r>
+              <w:rPr>
+                <w:sz w:val="18"/>
+              </w:rPr>
+              <w:t>23</w:t>
+            </w:r>
+          </w:p>
+        </w:tc>
+      </w:tr>
+      <w:tr>
+        <w:tc>
+          <w:tcPr>
+            <w:tcW w:type="dxa" w:w="4320"/>
+          </w:tcPr>
+          <w:p>
+            <w:pPr>
+              <w:jc w:val="center"/>
+            </w:pPr>
+            <w:r>
+              <w:rPr>
+                <w:sz w:val="18"/>
+              </w:rPr>
+              <w:t>分度圆</w:t>
+            </w:r>
+          </w:p>
+        </w:tc>
+        <w:tc>
+          <w:tcPr>
+            <w:tcW w:type="dxa" w:w="4320"/>
+          </w:tcPr>
+          <w:p>
+            <w:pPr>
+              <w:jc w:val="center"/>
+            </w:pPr>
+            <w:r>
+              <w:rPr>
+                <w:sz w:val="18"/>
+              </w:rPr>
+              <w:t>41.15mm</w:t>
+            </w:r>
+          </w:p>
+        </w:tc>
+      </w:tr>
+      <w:tr>
+        <w:tc>
+          <w:tcPr>
+            <w:tcW w:type="dxa" w:w="4320"/>
+          </w:tcPr>
+          <w:p>
+            <w:pPr>
+              <w:jc w:val="center"/>
+            </w:pPr>
+            <w:r>
+              <w:rPr>
+                <w:sz w:val="18"/>
+              </w:rPr>
+              <w:t>齿顶圆</w:t>
+            </w:r>
+          </w:p>
+        </w:tc>
+        <w:tc>
+          <w:tcPr>
+            <w:tcW w:type="dxa" w:w="4320"/>
+          </w:tcPr>
+          <w:p>
+            <w:pPr>
+              <w:jc w:val="center"/>
+            </w:pPr>
+            <w:r>
+              <w:rPr>
+                <w:sz w:val="18"/>
+              </w:rPr>
+              <w:t>44.65mm</w:t>
+            </w:r>
+          </w:p>
+        </w:tc>
+      </w:tr>
+      <w:tr>
+        <w:tc>
+          <w:tcPr>
+            <w:tcW w:type="dxa" w:w="4320"/>
+          </w:tcPr>
+          <w:p>
+            <w:pPr>
+              <w:jc w:val="center"/>
+            </w:pPr>
+            <w:r>
+              <w:rPr>
+                <w:sz w:val="18"/>
+              </w:rPr>
+              <w:t>齿根圆</w:t>
+            </w:r>
+          </w:p>
+        </w:tc>
+        <w:tc>
+          <w:tcPr>
+            <w:tcW w:type="dxa" w:w="4320"/>
+          </w:tcPr>
+          <w:p>
+            <w:pPr>
+              <w:jc w:val="center"/>
+            </w:pPr>
+            <w:r>
+              <w:rPr>
+                <w:sz w:val="18"/>
+              </w:rPr>
+              <w:t>36.77mm</w:t>
+            </w:r>
+          </w:p>
+        </w:tc>
+      </w:tr>
+      <w:tr>
+        <w:tc>
+          <w:tcPr>
+            <w:tcW w:type="dxa" w:w="4320"/>
+          </w:tcPr>
+          <w:p>
+            <w:pPr>
+              <w:jc w:val="center"/>
+            </w:pPr>
+            <w:r>
+              <w:rPr>
+                <w:sz w:val="18"/>
+              </w:rPr>
+              <w:t>齿宽</w:t>
+            </w:r>
+          </w:p>
+        </w:tc>
+        <w:tc>
+          <w:tcPr>
+            <w:tcW w:type="dxa" w:w="4320"/>
+          </w:tcPr>
+          <w:p>
+            <w:pPr>
+              <w:jc w:val="center"/>
+            </w:pPr>
+            <w:r>
+              <w:rPr>
+                <w:sz w:val="18"/>
+              </w:rPr>
+              <w:t>14mm</w:t>
+            </w:r>
+          </w:p>
+        </w:tc>
+      </w:tr>
+      <w:tr>
+        <w:tc>
+          <w:tcPr>
+            <w:tcW w:type="dxa" w:w="4320"/>
+          </w:tcPr>
+          <w:p>
+            <w:pPr>
+              <w:jc w:val="center"/>
+            </w:pPr>
+            <w:r>
+              <w:rPr>
+                <w:sz w:val="18"/>
+              </w:rPr>
+              <w:t>材料</w:t>
+            </w:r>
+          </w:p>
+        </w:tc>
+        <w:tc>
+          <w:tcPr>
+            <w:tcW w:type="dxa" w:w="4320"/>
+          </w:tcPr>
+          <w:p>
+            <w:pPr>
+              <w:jc w:val="center"/>
+            </w:pPr>
+            <w:r>
+              <w:rPr>
+                <w:sz w:val="18"/>
+              </w:rPr>
+              <w:t>PM FLN2-4408+磨齿</w:t>
+            </w:r>
+          </w:p>
+        </w:tc>
+      </w:tr>
+    </w:tbl>
+    <w:p>
+      <w:pPr>
+        <w:pStyle w:val="Heading2"/>
+      </w:pPr>
+      <w:r>
+        <w:rPr>
+          <w:color w:val="000000"/>
+        </w:rPr>
+        <w:t>惰轮33T</w:t>
+      </w:r>
+    </w:p>
+    <w:tbl>
+      <w:tblPr>
+        <w:tblStyle w:val="TableGrid"/>
+        <w:tblW w:type="auto" w:w="0"/>
+        <w:jc w:val="center"/>
+        <w:tblLook w:firstColumn="1" w:firstRow="1" w:lastColumn="0" w:lastRow="0" w:noHBand="0" w:noVBand="1" w:val="04A0"/>
+      </w:tblPr>
+      <w:tblGrid>
+        <w:gridCol w:w="4320"/>
+        <w:gridCol w:w="4320"/>
+      </w:tblGrid>
+      <w:tr>
+        <w:tc>
+          <w:tcPr>
+            <w:tcW w:type="dxa" w:w="4320"/>
+          </w:tcPr>
+          <w:p>
+            <w:pPr>
+              <w:jc w:val="center"/>
+            </w:pPr>
+            <w:r>
+              <w:rPr>
+                <w:b/>
+                <w:sz w:val="18"/>
+              </w:rPr>
+              <w:t>参数</w:t>
+            </w:r>
+          </w:p>
+        </w:tc>
+        <w:tc>
+          <w:tcPr>
+            <w:tcW w:type="dxa" w:w="4320"/>
+          </w:tcPr>
+          <w:p>
+            <w:pPr>
+              <w:jc w:val="center"/>
+            </w:pPr>
+            <w:r>
+              <w:rPr>
+                <w:b/>
+                <w:sz w:val="18"/>
+              </w:rPr>
+              <w:t>数值</w:t>
+            </w:r>
+          </w:p>
+        </w:tc>
+      </w:tr>
+      <w:tr>
+        <w:tc>
+          <w:tcPr>
+            <w:tcW w:type="dxa" w:w="4320"/>
+          </w:tcPr>
+          <w:p>
+            <w:pPr>
+              <w:jc w:val="center"/>
+            </w:pPr>
+            <w:r>
+              <w:rPr>
+                <w:sz w:val="18"/>
+              </w:rPr>
+              <w:t>齿数</w:t>
+            </w:r>
+          </w:p>
+        </w:tc>
+        <w:tc>
+          <w:tcPr>
+            <w:tcW w:type="dxa" w:w="4320"/>
+          </w:tcPr>
+          <w:p>
+            <w:pPr>
+              <w:jc w:val="center"/>
+            </w:pPr>
+            <w:r>
+              <w:rPr>
+                <w:sz w:val="18"/>
+              </w:rPr>
+              <w:t>33</w:t>
+            </w:r>
+          </w:p>
+        </w:tc>
+      </w:tr>
+      <w:tr>
+        <w:tc>
+          <w:tcPr>
+            <w:tcW w:type="dxa" w:w="4320"/>
+          </w:tcPr>
+          <w:p>
+            <w:pPr>
+              <w:jc w:val="center"/>
+            </w:pPr>
+            <w:r>
+              <w:rPr>
+                <w:sz w:val="18"/>
+              </w:rPr>
+              <w:t>分度圆</w:t>
+            </w:r>
+          </w:p>
+        </w:tc>
+        <w:tc>
+          <w:tcPr>
+            <w:tcW w:type="dxa" w:w="4320"/>
+          </w:tcPr>
+          <w:p>
+            <w:pPr>
+              <w:jc w:val="center"/>
+            </w:pPr>
+            <w:r>
+              <w:rPr>
+                <w:sz w:val="18"/>
+              </w:rPr>
+              <w:t>59.04mm</w:t>
+            </w:r>
+          </w:p>
+        </w:tc>
+      </w:tr>
+      <w:tr>
+        <w:tc>
+          <w:tcPr>
+            <w:tcW w:type="dxa" w:w="4320"/>
+          </w:tcPr>
+          <w:p>
+            <w:pPr>
+              <w:jc w:val="center"/>
+            </w:pPr>
+            <w:r>
+              <w:rPr>
+                <w:sz w:val="18"/>
+              </w:rPr>
+              <w:t>齿顶圆</w:t>
+            </w:r>
+          </w:p>
+        </w:tc>
+        <w:tc>
+          <w:tcPr>
+            <w:tcW w:type="dxa" w:w="4320"/>
+          </w:tcPr>
+          <w:p>
+            <w:pPr>
+              <w:jc w:val="center"/>
+            </w:pPr>
+            <w:r>
+              <w:rPr>
+                <w:sz w:val="18"/>
+              </w:rPr>
+              <w:t>62.54mm</w:t>
+            </w:r>
+          </w:p>
+        </w:tc>
+      </w:tr>
+      <w:tr>
+        <w:tc>
+          <w:tcPr>
+            <w:tcW w:type="dxa" w:w="4320"/>
+          </w:tcPr>
+          <w:p>
+            <w:pPr>
+              <w:jc w:val="center"/>
+            </w:pPr>
+            <w:r>
+              <w:rPr>
+                <w:sz w:val="18"/>
+              </w:rPr>
+              <w:t>齿根圆</w:t>
+            </w:r>
+          </w:p>
+        </w:tc>
+        <w:tc>
+          <w:tcPr>
+            <w:tcW w:type="dxa" w:w="4320"/>
+          </w:tcPr>
+          <w:p>
+            <w:pPr>
+              <w:jc w:val="center"/>
+            </w:pPr>
+            <w:r>
+              <w:rPr>
+                <w:sz w:val="18"/>
+              </w:rPr>
+              <w:t>54.67mm</w:t>
+            </w:r>
+          </w:p>
+        </w:tc>
+      </w:tr>
+      <w:tr>
+        <w:tc>
+          <w:tcPr>
+            <w:tcW w:type="dxa" w:w="4320"/>
+          </w:tcPr>
+          <w:p>
+            <w:pPr>
+              <w:jc w:val="center"/>
+            </w:pPr>
+            <w:r>
+              <w:rPr>
+                <w:sz w:val="18"/>
+              </w:rPr>
+              <w:t>齿宽</w:t>
+            </w:r>
+          </w:p>
+        </w:tc>
+        <w:tc>
+          <w:tcPr>
+            <w:tcW w:type="dxa" w:w="4320"/>
+          </w:tcPr>
+          <w:p>
+            <w:pPr>
+              <w:jc w:val="center"/>
+            </w:pPr>
+            <w:r>
+              <w:rPr>
+                <w:sz w:val="18"/>
+              </w:rPr>
+              <w:t>14mm齿圈</w:t>
+            </w:r>
+          </w:p>
+        </w:tc>
+      </w:tr>
+      <w:tr>
+        <w:tc>
+          <w:tcPr>
+            <w:tcW w:type="dxa" w:w="4320"/>
+          </w:tcPr>
+          <w:p>
+            <w:pPr>
+              <w:jc w:val="center"/>
+            </w:pPr>
+            <w:r>
+              <w:rPr>
+                <w:sz w:val="18"/>
+              </w:rPr>
+              <w:t>材料</w:t>
+            </w:r>
+          </w:p>
+        </w:tc>
+        <w:tc>
+          <w:tcPr>
+            <w:tcW w:type="dxa" w:w="4320"/>
+          </w:tcPr>
+          <w:p>
+            <w:pPr>
+              <w:jc w:val="center"/>
+            </w:pPr>
+            <w:r>
+              <w:rPr>
+                <w:sz w:val="18"/>
+              </w:rPr>
+              <w:t>PM FLN2-4408+磨齿</w:t>
+            </w:r>
+          </w:p>
+        </w:tc>
+      </w:tr>
+    </w:tbl>
+    <w:p>
+      <w:pPr>
+        <w:pStyle w:val="Heading2"/>
+      </w:pPr>
+      <w:r>
+        <w:rPr>
+          <w:color w:val="000000"/>
+        </w:rPr>
+        <w:t>大齿轮46T+链轮</w:t>
+      </w:r>
+    </w:p>
+    <w:tbl>
+      <w:tblPr>
+        <w:tblStyle w:val="TableGrid"/>
+        <w:tblW w:type="auto" w:w="0"/>
+        <w:jc w:val="center"/>
+        <w:tblLook w:firstColumn="1" w:firstRow="1" w:lastColumn="0" w:lastRow="0" w:noHBand="0" w:noVBand="1" w:val="04A0"/>
+      </w:tblPr>
+      <w:tblGrid>
+        <w:gridCol w:w="4320"/>
+        <w:gridCol w:w="4320"/>
+      </w:tblGrid>
+      <w:tr>
+        <w:tc>
+          <w:tcPr>
+            <w:tcW w:type="dxa" w:w="4320"/>
+          </w:tcPr>
+          <w:p>
+            <w:pPr>
+              <w:jc w:val="center"/>
+            </w:pPr>
+            <w:r>
+              <w:rPr>
+                <w:b/>
+                <w:sz w:val="18"/>
+              </w:rPr>
+              <w:t>参数</w:t>
+            </w:r>
+          </w:p>
+        </w:tc>
+        <w:tc>
+          <w:tcPr>
+            <w:tcW w:type="dxa" w:w="4320"/>
+          </w:tcPr>
+          <w:p>
+            <w:pPr>
+              <w:jc w:val="center"/>
+            </w:pPr>
+            <w:r>
+              <w:rPr>
+                <w:b/>
+                <w:sz w:val="18"/>
+              </w:rPr>
+              <w:t>数值</w:t>
+            </w:r>
+          </w:p>
+        </w:tc>
+      </w:tr>
+      <w:tr>
+        <w:tc>
+          <w:tcPr>
+            <w:tcW w:type="dxa" w:w="4320"/>
+          </w:tcPr>
+          <w:p>
+            <w:pPr>
+              <w:jc w:val="center"/>
+            </w:pPr>
+            <w:r>
+              <w:rPr>
+                <w:sz w:val="18"/>
+              </w:rPr>
+              <w:t>齿数</w:t>
+            </w:r>
+          </w:p>
+        </w:tc>
+        <w:tc>
+          <w:tcPr>
+            <w:tcW w:type="dxa" w:w="4320"/>
+          </w:tcPr>
+          <w:p>
+            <w:pPr>
+              <w:jc w:val="center"/>
+            </w:pPr>
+            <w:r>
+              <w:rPr>
+                <w:sz w:val="18"/>
+              </w:rPr>
+              <w:t>46</w:t>
+            </w:r>
+          </w:p>
+        </w:tc>
+      </w:tr>
+      <w:tr>
+        <w:tc>
+          <w:tcPr>
+            <w:tcW w:type="dxa" w:w="4320"/>
+          </w:tcPr>
+          <w:p>
+            <w:pPr>
+              <w:jc w:val="center"/>
+            </w:pPr>
+            <w:r>
+              <w:rPr>
+                <w:sz w:val="18"/>
+              </w:rPr>
+              <w:t>分度圆</w:t>
+            </w:r>
+          </w:p>
+        </w:tc>
+        <w:tc>
+          <w:tcPr>
+            <w:tcW w:type="dxa" w:w="4320"/>
+          </w:tcPr>
+          <w:p>
+            <w:pPr>
+              <w:jc w:val="center"/>
+            </w:pPr>
+            <w:r>
+              <w:rPr>
+                <w:sz w:val="18"/>
+              </w:rPr>
+              <w:t>82.30mm</w:t>
+            </w:r>
+          </w:p>
+        </w:tc>
+      </w:tr>
+      <w:tr>
+        <w:tc>
+          <w:tcPr>
+            <w:tcW w:type="dxa" w:w="4320"/>
+          </w:tcPr>
+          <w:p>
+            <w:pPr>
+              <w:jc w:val="center"/>
+            </w:pPr>
+            <w:r>
+              <w:rPr>
+                <w:sz w:val="18"/>
+              </w:rPr>
+              <w:t>齿顶圆</w:t>
+            </w:r>
+          </w:p>
+        </w:tc>
+        <w:tc>
+          <w:tcPr>
+            <w:tcW w:type="dxa" w:w="4320"/>
+          </w:tcPr>
+          <w:p>
+            <w:pPr>
+              <w:jc w:val="center"/>
+            </w:pPr>
+            <w:r>
+              <w:rPr>
+                <w:sz w:val="18"/>
+              </w:rPr>
+              <w:t>85.80mm</w:t>
+            </w:r>
+          </w:p>
+        </w:tc>
+      </w:tr>
+      <w:tr>
+        <w:tc>
+          <w:tcPr>
+            <w:tcW w:type="dxa" w:w="4320"/>
+          </w:tcPr>
+          <w:p>
+            <w:pPr>
+              <w:jc w:val="center"/>
+            </w:pPr>
+            <w:r>
+              <w:rPr>
+                <w:sz w:val="18"/>
+              </w:rPr>
+              <w:t>齿根圆</w:t>
+            </w:r>
+          </w:p>
+        </w:tc>
+        <w:tc>
+          <w:tcPr>
+            <w:tcW w:type="dxa" w:w="4320"/>
+          </w:tcPr>
+          <w:p>
+            <w:pPr>
+              <w:jc w:val="center"/>
+            </w:pPr>
+            <w:r>
+              <w:rPr>
+                <w:sz w:val="18"/>
+              </w:rPr>
+              <w:t>77.92mm</w:t>
+            </w:r>
+          </w:p>
+        </w:tc>
+      </w:tr>
+      <w:tr>
+        <w:tc>
+          <w:tcPr>
+            <w:tcW w:type="dxa" w:w="4320"/>
+          </w:tcPr>
+          <w:p>
+            <w:pPr>
+              <w:jc w:val="center"/>
+            </w:pPr>
+            <w:r>
+              <w:rPr>
+                <w:sz w:val="18"/>
+              </w:rPr>
+              <w:t>齿宽</w:t>
+            </w:r>
+          </w:p>
+        </w:tc>
+        <w:tc>
+          <w:tcPr>
+            <w:tcW w:type="dxa" w:w="4320"/>
+          </w:tcPr>
+          <w:p>
+            <w:pPr>
+              <w:jc w:val="center"/>
+            </w:pPr>
+            <w:r>
+              <w:rPr>
+                <w:sz w:val="18"/>
+              </w:rPr>
+              <w:t>14mm齿圈</w:t>
+            </w:r>
+          </w:p>
+        </w:tc>
+      </w:tr>
+      <w:tr>
+        <w:tc>
+          <w:tcPr>
+            <w:tcW w:type="dxa" w:w="4320"/>
+          </w:tcPr>
+          <w:p>
+            <w:pPr>
+              <w:jc w:val="center"/>
+            </w:pPr>
+            <w:r>
+              <w:rPr>
+                <w:sz w:val="18"/>
+              </w:rPr>
+              <w:t>材料</w:t>
+            </w:r>
+          </w:p>
+        </w:tc>
+        <w:tc>
+          <w:tcPr>
+            <w:tcW w:type="dxa" w:w="4320"/>
+          </w:tcPr>
+          <w:p>
+            <w:pPr>
+              <w:jc w:val="center"/>
+            </w:pPr>
+            <w:r>
+              <w:rPr>
+                <w:sz w:val="18"/>
+              </w:rPr>
+              <w:t>PM FLN2-4408+磨齿</w:t>
+            </w:r>
+          </w:p>
+        </w:tc>
+      </w:tr>
+    </w:tbl>
+    <w:p>
+      <w:pPr>
+        <w:pStyle w:val="Heading1"/>
+      </w:pPr>
+      <w:r>
+        <w:rPr>
+          <w:color w:val="000000"/>
+        </w:rPr>
+        <w:t>四、载荷与应力</w:t>
+      </w:r>
+    </w:p>
+    <w:tbl>
+      <w:tblPr>
+        <w:tblStyle w:val="TableGrid"/>
+        <w:tblW w:type="auto" w:w="0"/>
+        <w:jc w:val="center"/>
+        <w:tblLook w:firstColumn="1" w:firstRow="1" w:lastColumn="0" w:lastRow="0" w:noHBand="0" w:noVBand="1" w:val="04A0"/>
+      </w:tblPr>
+      <w:tblGrid>
+        <w:gridCol w:w="4320"/>
+        <w:gridCol w:w="4320"/>
+      </w:tblGrid>
+      <w:tr>
+        <w:tc>
+          <w:tcPr>
+            <w:tcW w:type="dxa" w:w="4320"/>
+          </w:tcPr>
+          <w:p>
+            <w:pPr>
+              <w:jc w:val="center"/>
+            </w:pPr>
+            <w:r>
+              <w:rPr>
+                <w:b/>
+                <w:sz w:val="18"/>
+              </w:rPr>
+              <w:t>项目</w:t>
+            </w:r>
+          </w:p>
+        </w:tc>
+        <w:tc>
+          <w:tcPr>
+            <w:tcW w:type="dxa" w:w="4320"/>
+          </w:tcPr>
+          <w:p>
+            <w:pPr>
+              <w:jc w:val="center"/>
+            </w:pPr>
+            <w:r>
+              <w:rPr>
+                <w:b/>
+                <w:sz w:val="18"/>
+              </w:rPr>
+              <w:t>数值</w:t>
+            </w:r>
+          </w:p>
+        </w:tc>
+      </w:tr>
+      <w:tr>
+        <w:tc>
+          <w:tcPr>
+            <w:tcW w:type="dxa" w:w="4320"/>
+          </w:tcPr>
+          <w:p>
+            <w:pPr>
+              <w:jc w:val="center"/>
+            </w:pPr>
+            <w:r>
+              <w:rPr>
+                <w:sz w:val="18"/>
+              </w:rPr>
+              <w:t>两凸轮总扭矩</w:t>
+            </w:r>
+          </w:p>
+        </w:tc>
+        <w:tc>
+          <w:tcPr>
+            <w:tcW w:type="dxa" w:w="4320"/>
+          </w:tcPr>
+          <w:p>
+            <w:pPr>
+              <w:jc w:val="center"/>
+            </w:pPr>
+            <w:r>
+              <w:rPr>
+                <w:sz w:val="18"/>
+              </w:rPr>
+              <w:t>22.4 Nm</w:t>
+            </w:r>
+          </w:p>
+        </w:tc>
+      </w:tr>
+      <w:tr>
+        <w:tc>
+          <w:tcPr>
+            <w:tcW w:type="dxa" w:w="4320"/>
+          </w:tcPr>
+          <w:p>
+            <w:pPr>
+              <w:jc w:val="center"/>
+            </w:pPr>
+            <w:r>
+              <w:rPr>
+                <w:sz w:val="18"/>
+              </w:rPr>
+              <w:t>大齿轴扭矩(+30%)</w:t>
+            </w:r>
+          </w:p>
+        </w:tc>
+        <w:tc>
+          <w:tcPr>
+            <w:tcW w:type="dxa" w:w="4320"/>
+          </w:tcPr>
+          <w:p>
+            <w:pPr>
+              <w:jc w:val="center"/>
+            </w:pPr>
+            <w:r>
+              <w:rPr>
+                <w:sz w:val="18"/>
+              </w:rPr>
+              <w:t>29.1 Nm</w:t>
+            </w:r>
+          </w:p>
+        </w:tc>
+      </w:tr>
+      <w:tr>
+        <w:tc>
+          <w:tcPr>
+            <w:tcW w:type="dxa" w:w="4320"/>
+          </w:tcPr>
+          <w:p>
+            <w:pPr>
+              <w:jc w:val="center"/>
+            </w:pPr>
+            <w:r>
+              <w:rPr>
+                <w:sz w:val="18"/>
+              </w:rPr>
+              <w:t>曲轴齿轮扭矩</w:t>
+            </w:r>
+          </w:p>
+        </w:tc>
+        <w:tc>
+          <w:tcPr>
+            <w:tcW w:type="dxa" w:w="4320"/>
+          </w:tcPr>
+          <w:p>
+            <w:pPr>
+              <w:jc w:val="center"/>
+            </w:pPr>
+            <w:r>
+              <w:rPr>
+                <w:sz w:val="18"/>
+              </w:rPr>
+              <w:t>14.6 Nm</w:t>
+            </w:r>
+          </w:p>
+        </w:tc>
+      </w:tr>
+      <w:tr>
+        <w:tc>
+          <w:tcPr>
+            <w:tcW w:type="dxa" w:w="4320"/>
+          </w:tcPr>
+          <w:p>
+            <w:pPr>
+              <w:jc w:val="center"/>
+            </w:pPr>
+            <w:r>
+              <w:rPr>
+                <w:sz w:val="18"/>
+              </w:rPr>
+              <w:t>圆周力 Ft</w:t>
+            </w:r>
+          </w:p>
+        </w:tc>
+        <w:tc>
+          <w:tcPr>
+            <w:tcW w:type="dxa" w:w="4320"/>
+          </w:tcPr>
+          <w:p>
+            <w:pPr>
+              <w:jc w:val="center"/>
+            </w:pPr>
+            <w:r>
+              <w:rPr>
+                <w:sz w:val="18"/>
+              </w:rPr>
+              <w:t>707 N</w:t>
+            </w:r>
+          </w:p>
+        </w:tc>
+      </w:tr>
+    </w:tbl>
+    <w:tbl>
+      <w:tblPr>
+        <w:tblStyle w:val="TableGrid"/>
+        <w:tblW w:type="auto" w:w="0"/>
+        <w:jc w:val="center"/>
+        <w:tblLook w:firstColumn="1" w:firstRow="1" w:lastColumn="0" w:lastRow="0" w:noHBand="0" w:noVBand="1" w:val="04A0"/>
+      </w:tblPr>
+      <w:tblGrid>
+        <w:gridCol w:w="2880"/>
+        <w:gridCol w:w="2880"/>
+        <w:gridCol w:w="2880"/>
+      </w:tblGrid>
+      <w:tr>
+        <w:tc>
+          <w:tcPr>
+            <w:tcW w:type="dxa" w:w="2880"/>
+          </w:tcPr>
+          <w:p>
+            <w:pPr>
+              <w:jc w:val="center"/>
+            </w:pPr>
+            <w:r>
+              <w:rPr>
+                <w:b/>
+                <w:sz w:val="18"/>
+              </w:rPr>
+              <w:t>齿轮</w:t>
+            </w:r>
+          </w:p>
+        </w:tc>
+        <w:tc>
+          <w:tcPr>
+            <w:tcW w:type="dxa" w:w="2880"/>
+          </w:tcPr>
+          <w:p>
+            <w:pPr>
+              <w:jc w:val="center"/>
+            </w:pPr>
+            <w:r>
+              <w:rPr>
+                <w:b/>
+                <w:sz w:val="18"/>
+              </w:rPr>
+              <w:t>应力</w:t>
+            </w:r>
+          </w:p>
+        </w:tc>
+        <w:tc>
+          <w:tcPr>
+            <w:tcW w:type="dxa" w:w="2880"/>
+          </w:tcPr>
+          <w:p>
+            <w:pPr>
+              <w:jc w:val="center"/>
+            </w:pPr>
+            <w:r>
+              <w:rPr>
+                <w:b/>
+                <w:sz w:val="18"/>
+              </w:rPr>
+              <w:t>安全系数</w:t>
+            </w:r>
+          </w:p>
+        </w:tc>
+      </w:tr>
+      <w:tr>
+        <w:tc>
+          <w:tcPr>
+            <w:tcW w:type="dxa" w:w="2880"/>
+          </w:tcPr>
+          <w:p>
+            <w:pPr>
+              <w:jc w:val="center"/>
+            </w:pPr>
+            <w:r>
+              <w:rPr>
+                <w:sz w:val="18"/>
+              </w:rPr>
+              <w:t>曲轴23T</w:t>
+            </w:r>
+          </w:p>
+        </w:tc>
+        <w:tc>
+          <w:tcPr>
+            <w:tcW w:type="dxa" w:w="2880"/>
+          </w:tcPr>
+          <w:p>
+            <w:pPr>
+              <w:jc w:val="center"/>
+            </w:pPr>
+            <w:r>
+              <w:rPr>
+                <w:sz w:val="18"/>
+              </w:rPr>
+              <w:t>124 MPa</w:t>
+            </w:r>
+          </w:p>
+        </w:tc>
+        <w:tc>
+          <w:tcPr>
+            <w:tcW w:type="dxa" w:w="2880"/>
+          </w:tcPr>
+          <w:p>
+            <w:pPr>
+              <w:jc w:val="center"/>
+            </w:pPr>
+            <w:r>
+              <w:rPr>
+                <w:sz w:val="18"/>
+              </w:rPr>
+              <w:t>1.6</w:t>
+            </w:r>
+          </w:p>
+        </w:tc>
+      </w:tr>
+      <w:tr>
+        <w:tc>
+          <w:tcPr>
+            <w:tcW w:type="dxa" w:w="2880"/>
+          </w:tcPr>
+          <w:p>
+            <w:pPr>
+              <w:jc w:val="center"/>
+            </w:pPr>
+            <w:r>
+              <w:rPr>
+                <w:sz w:val="18"/>
+              </w:rPr>
+              <w:t>惰轮33T(交变)</w:t>
+            </w:r>
+          </w:p>
+        </w:tc>
+        <w:tc>
+          <w:tcPr>
+            <w:tcW w:type="dxa" w:w="2880"/>
+          </w:tcPr>
+          <w:p>
+            <w:pPr>
+              <w:jc w:val="center"/>
+            </w:pPr>
+            <w:r>
+              <w:rPr>
+                <w:sz w:val="18"/>
+              </w:rPr>
+              <w:t>58 MPa</w:t>
+            </w:r>
+          </w:p>
+        </w:tc>
+        <w:tc>
+          <w:tcPr>
+            <w:tcW w:type="dxa" w:w="2880"/>
+          </w:tcPr>
+          <w:p>
+            <w:pPr>
+              <w:jc w:val="center"/>
+            </w:pPr>
+            <w:r>
+              <w:rPr>
+                <w:sz w:val="18"/>
+              </w:rPr>
+              <w:t>3.5</w:t>
+            </w:r>
+          </w:p>
+        </w:tc>
+      </w:tr>
+      <w:tr>
+        <w:tc>
+          <w:tcPr>
+            <w:tcW w:type="dxa" w:w="2880"/>
+          </w:tcPr>
+          <w:p>
+            <w:pPr>
+              <w:jc w:val="center"/>
+            </w:pPr>
+            <w:r>
+              <w:rPr>
+                <w:sz w:val="18"/>
+              </w:rPr>
+              <w:t>大齿46T</w:t>
+            </w:r>
+          </w:p>
+        </w:tc>
+        <w:tc>
+          <w:tcPr>
+            <w:tcW w:type="dxa" w:w="2880"/>
+          </w:tcPr>
+          <w:p>
+            <w:pPr>
+              <w:jc w:val="center"/>
+            </w:pPr>
+            <w:r>
+              <w:rPr>
+                <w:sz w:val="18"/>
+              </w:rPr>
+              <w:t>83 MPa</w:t>
+            </w:r>
+          </w:p>
+        </w:tc>
+        <w:tc>
+          <w:tcPr>
+            <w:tcW w:type="dxa" w:w="2880"/>
+          </w:tcPr>
+          <w:p>
+            <w:pPr>
+              <w:jc w:val="center"/>
+            </w:pPr>
+            <w:r>
+              <w:rPr>
+                <w:sz w:val="18"/>
+              </w:rPr>
+              <w:t>2.4</w:t>
+            </w:r>
+          </w:p>
+        </w:tc>
+      </w:tr>
+    </w:tbl>
+    <w:p>
+      <w:pPr>
+        <w:pStyle w:val="Heading1"/>
+      </w:pPr>
+      <w:r>
+        <w:rPr>
+          <w:color w:val="000000"/>
+        </w:rPr>
+        <w:t>五、中心距与坐标</w:t>
+      </w:r>
+    </w:p>
+    <w:tbl>
+      <w:tblPr>
+        <w:tblStyle w:val="TableGrid"/>
+        <w:tblW w:type="auto" w:w="0"/>
+        <w:jc w:val="center"/>
+        <w:tblLook w:firstColumn="1" w:firstRow="1" w:lastColumn="0" w:lastRow="0" w:noHBand="0" w:noVBand="1" w:val="04A0"/>
+      </w:tblPr>
+      <w:tblGrid>
+        <w:gridCol w:w="4320"/>
+        <w:gridCol w:w="4320"/>
+      </w:tblGrid>
+      <w:tr>
+        <w:tc>
+          <w:tcPr>
+            <w:tcW w:type="dxa" w:w="4320"/>
+          </w:tcPr>
+          <w:p>
+            <w:pPr>
+              <w:jc w:val="center"/>
+            </w:pPr>
+            <w:r>
+              <w:rPr>
+                <w:b/>
+                <w:sz w:val="18"/>
+              </w:rPr>
+              <w:t>项目</w:t>
+            </w:r>
+          </w:p>
+        </w:tc>
+        <w:tc>
+          <w:tcPr>
+            <w:tcW w:type="dxa" w:w="4320"/>
+          </w:tcPr>
+          <w:p>
+            <w:pPr>
+              <w:jc w:val="center"/>
+            </w:pPr>
+            <w:r>
+              <w:rPr>
+                <w:b/>
+                <w:sz w:val="18"/>
+              </w:rPr>
+              <w:t>数值</w:t>
             </w:r>
           </w:p>
         </w:tc>
@@ -1961,7 +2333,7 @@
               <w:rPr>
                 <w:sz w:val="18"/>
               </w:rPr>
-              <w:t>50.0947 mm</w:t>
+              <w:t>50.095 mm</w:t>
             </w:r>
           </w:p>
         </w:tc>
@@ -1995,41 +2367,7 @@
               <w:rPr>
                 <w:sz w:val="18"/>
               </w:rPr>
-              <w:t>70.6693 mm</w:t>
-            </w:r>
-          </w:p>
-        </w:tc>
-      </w:tr>
-      <w:tr>
-        <w:tc>
-          <w:tcPr>
-            <w:tcW w:type="dxa" w:w="4320"/>
-          </w:tcPr>
-          <w:p>
-            <w:pPr>
-              <w:jc w:val="center"/>
-            </w:pPr>
-            <w:r>
-              <w:rPr>
-                <w:sz w:val="18"/>
-              </w:rPr>
-              <w:t>曲轴→大齿</w:t>
-            </w:r>
-          </w:p>
-        </w:tc>
-        <w:tc>
-          <w:tcPr>
-            <w:tcW w:type="dxa" w:w="4320"/>
-          </w:tcPr>
-          <w:p>
-            <w:pPr>
-              <w:jc w:val="center"/>
-            </w:pPr>
-            <w:r>
-              <w:rPr>
-                <w:sz w:val="18"/>
-              </w:rPr>
-              <w:t>120.7640 mm</w:t>
+              <w:t>70.669 mm</w:t>
             </w:r>
           </w:p>
         </w:tc>
@@ -2078,7 +2416,7 @@
                 <w:b/>
                 <w:sz w:val="18"/>
               </w:rPr>
-              <w:t>坐标 X</w:t>
+              <w:t>坐标X</w:t>
             </w:r>
           </w:p>
         </w:tc>
@@ -2095,7 +2433,7 @@
                 <w:b/>
                 <w:sz w:val="18"/>
               </w:rPr>
-              <w:t>坐标 Y</w:t>
+              <w:t>坐标Y</w:t>
             </w:r>
           </w:p>
         </w:tc>
@@ -2113,7 +2451,7 @@
               <w:rPr>
                 <w:sz w:val="18"/>
               </w:rPr>
-              <w:t>曲轴齿轮 23T</w:t>
+              <w:t>曲轴23T</w:t>
             </w:r>
           </w:p>
         </w:tc>
@@ -2163,7 +2501,7 @@
               <w:rPr>
                 <w:sz w:val="18"/>
               </w:rPr>
-              <w:t>惰轮 33T</w:t>
+              <w:t>惰轮33T</w:t>
             </w:r>
           </w:p>
         </w:tc>
@@ -2179,7 +2517,7 @@
               <w:rPr>
                 <w:sz w:val="18"/>
               </w:rPr>
-              <w:t>9.5041</w:t>
+              <w:t>9.50</w:t>
             </w:r>
           </w:p>
         </w:tc>
@@ -2195,7 +2533,7 @@
               <w:rPr>
                 <w:sz w:val="18"/>
               </w:rPr>
-              <w:t>49.1848</w:t>
+              <w:t>49.18</w:t>
             </w:r>
           </w:p>
         </w:tc>
@@ -2213,7 +2551,7 @@
               <w:rPr>
                 <w:sz w:val="18"/>
               </w:rPr>
-              <w:t>大齿轮+链轮</w:t>
+              <w:t>大齿+链轮</w:t>
             </w:r>
           </w:p>
         </w:tc>
@@ -2229,7 +2567,7 @@
               <w:rPr>
                 <w:sz w:val="18"/>
               </w:rPr>
-              <w:t>22.9117</w:t>
+              <w:t>22.91</w:t>
             </w:r>
           </w:p>
         </w:tc>
@@ -2245,429 +2583,7 @@
               <w:rPr>
                 <w:sz w:val="18"/>
               </w:rPr>
-              <w:t>118.5706</w:t>
-            </w:r>
-          </w:p>
-        </w:tc>
-      </w:tr>
-    </w:tbl>
-    <w:p>
-      <w:pPr>
-        <w:pStyle w:val="Heading1"/>
-      </w:pPr>
-      <w:r>
-        <w:rPr>
-          <w:color w:val="000000"/>
-        </w:rPr>
-        <w:t>四、转速校核</w:t>
-      </w:r>
-    </w:p>
-    <w:tbl>
-      <w:tblPr>
-        <w:tblStyle w:val="TableGrid"/>
-        <w:tblW w:type="auto" w:w="0"/>
-        <w:jc w:val="center"/>
-        <w:tblLook w:firstColumn="1" w:firstRow="1" w:lastColumn="0" w:lastRow="0" w:noHBand="0" w:noVBand="1" w:val="04A0"/>
-      </w:tblPr>
-      <w:tblGrid>
-        <w:gridCol w:w="4320"/>
-        <w:gridCol w:w="4320"/>
-      </w:tblGrid>
-      <w:tr>
-        <w:tc>
-          <w:tcPr>
-            <w:tcW w:type="dxa" w:w="4320"/>
-          </w:tcPr>
-          <w:p>
-            <w:pPr>
-              <w:jc w:val="center"/>
-            </w:pPr>
-            <w:r>
-              <w:rPr>
-                <w:b/>
-                <w:sz w:val="18"/>
-              </w:rPr>
-              <w:t>轴</w:t>
-            </w:r>
-          </w:p>
-        </w:tc>
-        <w:tc>
-          <w:tcPr>
-            <w:tcW w:type="dxa" w:w="4320"/>
-          </w:tcPr>
-          <w:p>
-            <w:pPr>
-              <w:jc w:val="center"/>
-            </w:pPr>
-            <w:r>
-              <w:rPr>
-                <w:b/>
-                <w:sz w:val="18"/>
-              </w:rPr>
-              <w:t>转速</w:t>
-            </w:r>
-          </w:p>
-        </w:tc>
-      </w:tr>
-      <w:tr>
-        <w:tc>
-          <w:tcPr>
-            <w:tcW w:type="dxa" w:w="4320"/>
-          </w:tcPr>
-          <w:p>
-            <w:pPr>
-              <w:jc w:val="center"/>
-            </w:pPr>
-            <w:r>
-              <w:rPr>
-                <w:sz w:val="18"/>
-              </w:rPr>
-              <w:t>曲轴</w:t>
-            </w:r>
-          </w:p>
-        </w:tc>
-        <w:tc>
-          <w:tcPr>
-            <w:tcW w:type="dxa" w:w="4320"/>
-          </w:tcPr>
-          <w:p>
-            <w:pPr>
-              <w:jc w:val="center"/>
-            </w:pPr>
-            <w:r>
-              <w:rPr>
-                <w:sz w:val="18"/>
-              </w:rPr>
-              <w:t>18,000 RPM</w:t>
-            </w:r>
-          </w:p>
-        </w:tc>
-      </w:tr>
-      <w:tr>
-        <w:tc>
-          <w:tcPr>
-            <w:tcW w:type="dxa" w:w="4320"/>
-          </w:tcPr>
-          <w:p>
-            <w:pPr>
-              <w:jc w:val="center"/>
-            </w:pPr>
-            <w:r>
-              <w:rPr>
-                <w:sz w:val="18"/>
-              </w:rPr>
-              <w:t>惰轮</w:t>
-            </w:r>
-          </w:p>
-        </w:tc>
-        <w:tc>
-          <w:tcPr>
-            <w:tcW w:type="dxa" w:w="4320"/>
-          </w:tcPr>
-          <w:p>
-            <w:pPr>
-              <w:jc w:val="center"/>
-            </w:pPr>
-            <w:r>
-              <w:rPr>
-                <w:sz w:val="18"/>
-              </w:rPr>
-              <w:t>12545 RPM</w:t>
-            </w:r>
-          </w:p>
-        </w:tc>
-      </w:tr>
-      <w:tr>
-        <w:tc>
-          <w:tcPr>
-            <w:tcW w:type="dxa" w:w="4320"/>
-          </w:tcPr>
-          <w:p>
-            <w:pPr>
-              <w:jc w:val="center"/>
-            </w:pPr>
-            <w:r>
-              <w:rPr>
-                <w:sz w:val="18"/>
-              </w:rPr>
-              <w:t>大齿+链轮轴</w:t>
-            </w:r>
-          </w:p>
-        </w:tc>
-        <w:tc>
-          <w:tcPr>
-            <w:tcW w:type="dxa" w:w="4320"/>
-          </w:tcPr>
-          <w:p>
-            <w:pPr>
-              <w:jc w:val="center"/>
-            </w:pPr>
-            <w:r>
-              <w:rPr>
-                <w:sz w:val="18"/>
-              </w:rPr>
-              <w:t>9,000 RPM</w:t>
-            </w:r>
-          </w:p>
-        </w:tc>
-      </w:tr>
-      <w:tr>
-        <w:tc>
-          <w:tcPr>
-            <w:tcW w:type="dxa" w:w="4320"/>
-          </w:tcPr>
-          <w:p>
-            <w:pPr>
-              <w:jc w:val="center"/>
-            </w:pPr>
-            <w:r>
-              <w:rPr>
-                <w:sz w:val="18"/>
-              </w:rPr>
-              <w:t>凸轮轴</w:t>
-            </w:r>
-          </w:p>
-        </w:tc>
-        <w:tc>
-          <w:tcPr>
-            <w:tcW w:type="dxa" w:w="4320"/>
-          </w:tcPr>
-          <w:p>
-            <w:pPr>
-              <w:jc w:val="center"/>
-            </w:pPr>
-            <w:r>
-              <w:rPr>
-                <w:sz w:val="18"/>
-              </w:rPr>
-              <w:t>9,000 RPM</w:t>
-            </w:r>
-          </w:p>
-        </w:tc>
-      </w:tr>
-    </w:tbl>
-    <w:p>
-      <w:pPr>
-        <w:pStyle w:val="Heading1"/>
-      </w:pPr>
-      <w:r>
-        <w:rPr>
-          <w:color w:val="000000"/>
-        </w:rPr>
-        <w:t>五、重合度</w:t>
-      </w:r>
-    </w:p>
-    <w:tbl>
-      <w:tblPr>
-        <w:tblStyle w:val="TableGrid"/>
-        <w:tblW w:type="auto" w:w="0"/>
-        <w:jc w:val="center"/>
-        <w:tblLook w:firstColumn="1" w:firstRow="1" w:lastColumn="0" w:lastRow="0" w:noHBand="0" w:noVBand="1" w:val="04A0"/>
-      </w:tblPr>
-      <w:tblGrid>
-        <w:gridCol w:w="2160"/>
-        <w:gridCol w:w="2160"/>
-        <w:gridCol w:w="2160"/>
-        <w:gridCol w:w="2160"/>
-      </w:tblGrid>
-      <w:tr>
-        <w:tc>
-          <w:tcPr>
-            <w:tcW w:type="dxa" w:w="2160"/>
-          </w:tcPr>
-          <w:p>
-            <w:pPr>
-              <w:jc w:val="center"/>
-            </w:pPr>
-            <w:r>
-              <w:rPr>
-                <w:b/>
-                <w:sz w:val="18"/>
-              </w:rPr>
-              <w:t>啮合</w:t>
-            </w:r>
-          </w:p>
-        </w:tc>
-        <w:tc>
-          <w:tcPr>
-            <w:tcW w:type="dxa" w:w="2160"/>
-          </w:tcPr>
-          <w:p>
-            <w:pPr>
-              <w:jc w:val="center"/>
-            </w:pPr>
-            <w:r>
-              <w:rPr>
-                <w:b/>
-                <w:sz w:val="18"/>
-              </w:rPr>
-              <w:t>端面 εₐ</w:t>
-            </w:r>
-          </w:p>
-        </w:tc>
-        <w:tc>
-          <w:tcPr>
-            <w:tcW w:type="dxa" w:w="2160"/>
-          </w:tcPr>
-          <w:p>
-            <w:pPr>
-              <w:jc w:val="center"/>
-            </w:pPr>
-            <w:r>
-              <w:rPr>
-                <w:b/>
-                <w:sz w:val="18"/>
-              </w:rPr>
-              <w:t>轴向 εᵦ</w:t>
-            </w:r>
-          </w:p>
-        </w:tc>
-        <w:tc>
-          <w:tcPr>
-            <w:tcW w:type="dxa" w:w="2160"/>
-          </w:tcPr>
-          <w:p>
-            <w:pPr>
-              <w:jc w:val="center"/>
-            </w:pPr>
-            <w:r>
-              <w:rPr>
-                <w:b/>
-                <w:sz w:val="18"/>
-              </w:rPr>
-              <w:t>总 εᵧ</w:t>
-            </w:r>
-          </w:p>
-        </w:tc>
-      </w:tr>
-      <w:tr>
-        <w:tc>
-          <w:tcPr>
-            <w:tcW w:type="dxa" w:w="2160"/>
-          </w:tcPr>
-          <w:p>
-            <w:pPr>
-              <w:jc w:val="center"/>
-            </w:pPr>
-            <w:r>
-              <w:rPr>
-                <w:sz w:val="18"/>
-              </w:rPr>
-              <w:t>曲轴-惰轮</w:t>
-            </w:r>
-          </w:p>
-        </w:tc>
-        <w:tc>
-          <w:tcPr>
-            <w:tcW w:type="dxa" w:w="2160"/>
-          </w:tcPr>
-          <w:p>
-            <w:pPr>
-              <w:jc w:val="center"/>
-            </w:pPr>
-            <w:r>
-              <w:rPr>
-                <w:sz w:val="18"/>
-              </w:rPr>
-              <w:t>1.586</w:t>
-            </w:r>
-          </w:p>
-        </w:tc>
-        <w:tc>
-          <w:tcPr>
-            <w:tcW w:type="dxa" w:w="2160"/>
-          </w:tcPr>
-          <w:p>
-            <w:pPr>
-              <w:jc w:val="center"/>
-            </w:pPr>
-            <w:r>
-              <w:rPr>
-                <w:sz w:val="18"/>
-              </w:rPr>
-              <w:t>0.832</w:t>
-            </w:r>
-          </w:p>
-        </w:tc>
-        <w:tc>
-          <w:tcPr>
-            <w:tcW w:type="dxa" w:w="2160"/>
-          </w:tcPr>
-          <w:p>
-            <w:pPr>
-              <w:jc w:val="center"/>
-            </w:pPr>
-            <w:r>
-              <w:rPr>
-                <w:sz w:val="18"/>
-              </w:rPr>
-              <w:t>2.418 ✅</w:t>
-            </w:r>
-          </w:p>
-        </w:tc>
-      </w:tr>
-      <w:tr>
-        <w:tc>
-          <w:tcPr>
-            <w:tcW w:type="dxa" w:w="2160"/>
-          </w:tcPr>
-          <w:p>
-            <w:pPr>
-              <w:jc w:val="center"/>
-            </w:pPr>
-            <w:r>
-              <w:rPr>
-                <w:sz w:val="18"/>
-              </w:rPr>
-              <w:t>惰轮-大齿</w:t>
-            </w:r>
-          </w:p>
-        </w:tc>
-        <w:tc>
-          <w:tcPr>
-            <w:tcW w:type="dxa" w:w="2160"/>
-          </w:tcPr>
-          <w:p>
-            <w:pPr>
-              <w:jc w:val="center"/>
-            </w:pPr>
-            <w:r>
-              <w:rPr>
-                <w:sz w:val="18"/>
-              </w:rPr>
-              <w:t>1.655</w:t>
-            </w:r>
-          </w:p>
-        </w:tc>
-        <w:tc>
-          <w:tcPr>
-            <w:tcW w:type="dxa" w:w="2160"/>
-          </w:tcPr>
-          <w:p>
-            <w:pPr>
-              <w:jc w:val="center"/>
-            </w:pPr>
-            <w:r>
-              <w:rPr>
-                <w:sz w:val="18"/>
-              </w:rPr>
-              <w:t>0.832</w:t>
-            </w:r>
-          </w:p>
-        </w:tc>
-        <w:tc>
-          <w:tcPr>
-            <w:tcW w:type="dxa" w:w="2160"/>
-          </w:tcPr>
-          <w:p>
-            <w:pPr>
-              <w:jc w:val="center"/>
-            </w:pPr>
-            <w:r>
-              <w:rPr>
-                <w:sz w:val="18"/>
-              </w:rPr>
-              <w:t>2.487 ✅</w:t>
+              <w:t>118.57</w:t>
             </w:r>
           </w:p>
         </w:tc>
@@ -2744,7 +2660,7 @@
               <w:rPr>
                 <w:sz w:val="18"/>
               </w:rPr>
-              <w:t>链轮齿数</w:t>
+              <w:t>链轮</w:t>
             </w:r>
           </w:p>
         </w:tc>
@@ -2760,7 +2676,7 @@
               <w:rPr>
                 <w:sz w:val="18"/>
               </w:rPr>
-              <w:t>29T × 3个</w:t>
+              <w:t>29T×3</w:t>
             </w:r>
           </w:p>
         </w:tc>
@@ -2794,7 +2710,7 @@
               <w:rPr>
                 <w:sz w:val="18"/>
               </w:rPr>
-              <w:t>6.35 mm</w:t>
+              <w:t>6.35mm</w:t>
             </w:r>
           </w:p>
         </w:tc>
@@ -2812,7 +2728,7 @@
               <w:rPr>
                 <w:sz w:val="18"/>
               </w:rPr>
-              <w:t>分度圆直径</w:t>
+              <w:t>链条</w:t>
             </w:r>
           </w:p>
         </w:tc>
@@ -2828,41 +2744,7 @@
               <w:rPr>
                 <w:sz w:val="18"/>
               </w:rPr>
-              <w:t>58.73 mm</w:t>
-            </w:r>
-          </w:p>
-        </w:tc>
-      </w:tr>
-      <w:tr>
-        <w:tc>
-          <w:tcPr>
-            <w:tcW w:type="dxa" w:w="4320"/>
-          </w:tcPr>
-          <w:p>
-            <w:pPr>
-              <w:jc w:val="center"/>
-            </w:pPr>
-            <w:r>
-              <w:rPr>
-                <w:sz w:val="18"/>
-              </w:rPr>
-              <w:t>链条节数</w:t>
-            </w:r>
-          </w:p>
-        </w:tc>
-        <w:tc>
-          <w:tcPr>
-            <w:tcW w:type="dxa" w:w="4320"/>
-          </w:tcPr>
-          <w:p>
-            <w:pPr>
-              <w:jc w:val="center"/>
-            </w:pPr>
-            <w:r>
-              <w:rPr>
-                <w:sz w:val="18"/>
-              </w:rPr>
-              <w:t>~90节</w:t>
+              <w:t>98节 (精确计算)</w:t>
             </w:r>
           </w:p>
         </w:tc>
@@ -2910,7 +2792,7 @@
         <w:rPr>
           <w:color w:val="000000"/>
         </w:rPr>
-        <w:t>七、轴承校核与详细参数</w:t>
+        <w:t>七、轴承</w:t>
       </w:r>
     </w:p>
     <w:tbl>
@@ -2973,7 +2855,7 @@
                 <w:b/>
                 <w:sz w:val="18"/>
               </w:rPr>
-              <w:t>大齿+链轮轴</w:t>
+              <w:t>大齿轴</w:t>
             </w:r>
           </w:p>
         </w:tc>
@@ -3041,106 +2923,6 @@
               <w:rPr>
                 <w:sz w:val="18"/>
               </w:rPr>
-              <w:t>尺寸</w:t>
-            </w:r>
-          </w:p>
-        </w:tc>
-        <w:tc>
-          <w:tcPr>
-            <w:tcW w:type="dxa" w:w="2880"/>
-          </w:tcPr>
-          <w:p>
-            <w:pPr>
-              <w:jc w:val="center"/>
-            </w:pPr>
-            <w:r>
-              <w:rPr>
-                <w:sz w:val="18"/>
-              </w:rPr>
-              <w:t>Φ25×Φ52×20.6 mm</w:t>
-            </w:r>
-          </w:p>
-        </w:tc>
-        <w:tc>
-          <w:tcPr>
-            <w:tcW w:type="dxa" w:w="2880"/>
-          </w:tcPr>
-          <w:p>
-            <w:pPr>
-              <w:jc w:val="center"/>
-            </w:pPr>
-            <w:r>
-              <w:rPr>
-                <w:sz w:val="18"/>
-              </w:rPr>
-              <w:t>Φ25×Φ52×20.6 mm</w:t>
-            </w:r>
-          </w:p>
-        </w:tc>
-      </w:tr>
-      <w:tr>
-        <w:tc>
-          <w:tcPr>
-            <w:tcW w:type="dxa" w:w="2880"/>
-          </w:tcPr>
-          <w:p>
-            <w:pPr>
-              <w:jc w:val="center"/>
-            </w:pPr>
-            <w:r>
-              <w:rPr>
-                <w:sz w:val="18"/>
-              </w:rPr>
-              <w:t>接触角</w:t>
-            </w:r>
-          </w:p>
-        </w:tc>
-        <w:tc>
-          <w:tcPr>
-            <w:tcW w:type="dxa" w:w="2880"/>
-          </w:tcPr>
-          <w:p>
-            <w:pPr>
-              <w:jc w:val="center"/>
-            </w:pPr>
-            <w:r>
-              <w:rPr>
-                <w:sz w:val="18"/>
-              </w:rPr>
-              <w:t>30°</w:t>
-            </w:r>
-          </w:p>
-        </w:tc>
-        <w:tc>
-          <w:tcPr>
-            <w:tcW w:type="dxa" w:w="2880"/>
-          </w:tcPr>
-          <w:p>
-            <w:pPr>
-              <w:jc w:val="center"/>
-            </w:pPr>
-            <w:r>
-              <w:rPr>
-                <w:sz w:val="18"/>
-              </w:rPr>
-              <w:t>30°</w:t>
-            </w:r>
-          </w:p>
-        </w:tc>
-      </w:tr>
-      <w:tr>
-        <w:tc>
-          <w:tcPr>
-            <w:tcW w:type="dxa" w:w="2880"/>
-          </w:tcPr>
-          <w:p>
-            <w:pPr>
-              <w:jc w:val="center"/>
-            </w:pPr>
-            <w:r>
-              <w:rPr>
-                <w:sz w:val="18"/>
-              </w:rPr>
               <w:t>数量</w:t>
             </w:r>
           </w:p>
@@ -3191,7 +2973,7 @@
               <w:rPr>
                 <w:sz w:val="18"/>
               </w:rPr>
-              <w:t>实际转速</w:t>
+              <w:t>转速</w:t>
             </w:r>
           </w:p>
         </w:tc>
@@ -3207,7 +2989,7 @@
               <w:rPr>
                 <w:sz w:val="18"/>
               </w:rPr>
-              <w:t>12545 RPM</w:t>
+              <w:t>12,545 RPM</w:t>
             </w:r>
           </w:p>
         </w:tc>
@@ -3241,7 +3023,7 @@
               <w:rPr>
                 <w:sz w:val="18"/>
               </w:rPr>
-              <w:t>极限转速(油)</w:t>
+              <w:t>裕量</w:t>
             </w:r>
           </w:p>
         </w:tc>
@@ -3257,7 +3039,7 @@
               <w:rPr>
                 <w:sz w:val="18"/>
               </w:rPr>
-              <w:t>~17,000-19,000 RPM</w:t>
+              <w:t>26%</w:t>
             </w:r>
           </w:p>
         </w:tc>
@@ -3273,7 +3055,279 @@
               <w:rPr>
                 <w:sz w:val="18"/>
               </w:rPr>
-              <w:t>~17,000-19,000 RPM</w:t>
+              <w:t>47%</w:t>
+            </w:r>
+          </w:p>
+        </w:tc>
+      </w:tr>
+    </w:tbl>
+    <w:p>
+      <w:pPr>
+        <w:pStyle w:val="Heading1"/>
+      </w:pPr>
+      <w:r>
+        <w:rPr>
+          <w:color w:val="000000"/>
+        </w:rPr>
+        <w:t>八、曲轴齿轮安装</w:t>
+      </w:r>
+    </w:p>
+    <w:tbl>
+      <w:tblPr>
+        <w:tblStyle w:val="TableGrid"/>
+        <w:tblW w:type="auto" w:w="0"/>
+        <w:jc w:val="center"/>
+        <w:tblLook w:firstColumn="1" w:firstRow="1" w:lastColumn="0" w:lastRow="0" w:noHBand="0" w:noVBand="1" w:val="04A0"/>
+      </w:tblPr>
+      <w:tblGrid>
+        <w:gridCol w:w="4320"/>
+        <w:gridCol w:w="4320"/>
+      </w:tblGrid>
+      <w:tr>
+        <w:tc>
+          <w:tcPr>
+            <w:tcW w:type="dxa" w:w="4320"/>
+          </w:tcPr>
+          <w:p>
+            <w:pPr>
+              <w:jc w:val="center"/>
+            </w:pPr>
+            <w:r>
+              <w:rPr>
+                <w:b/>
+                <w:sz w:val="18"/>
+              </w:rPr>
+              <w:t>项目</w:t>
+            </w:r>
+          </w:p>
+        </w:tc>
+        <w:tc>
+          <w:tcPr>
+            <w:tcW w:type="dxa" w:w="4320"/>
+          </w:tcPr>
+          <w:p>
+            <w:pPr>
+              <w:jc w:val="center"/>
+            </w:pPr>
+            <w:r>
+              <w:rPr>
+                <w:b/>
+                <w:sz w:val="18"/>
+              </w:rPr>
+              <w:t>参数</w:t>
+            </w:r>
+          </w:p>
+        </w:tc>
+      </w:tr>
+      <w:tr>
+        <w:tc>
+          <w:tcPr>
+            <w:tcW w:type="dxa" w:w="4320"/>
+          </w:tcPr>
+          <w:p>
+            <w:pPr>
+              <w:jc w:val="center"/>
+            </w:pPr>
+            <w:r>
+              <w:rPr>
+                <w:sz w:val="18"/>
+              </w:rPr>
+              <w:t>方式</w:t>
+            </w:r>
+          </w:p>
+        </w:tc>
+        <w:tc>
+          <w:tcPr>
+            <w:tcW w:type="dxa" w:w="4320"/>
+          </w:tcPr>
+          <w:p>
+            <w:pPr>
+              <w:jc w:val="center"/>
+            </w:pPr>
+            <w:r>
+              <w:rPr>
+                <w:sz w:val="18"/>
+              </w:rPr>
+              <w:t>热套过盈压装(~200°C)</w:t>
+            </w:r>
+          </w:p>
+        </w:tc>
+      </w:tr>
+      <w:tr>
+        <w:tc>
+          <w:tcPr>
+            <w:tcW w:type="dxa" w:w="4320"/>
+          </w:tcPr>
+          <w:p>
+            <w:pPr>
+              <w:jc w:val="center"/>
+            </w:pPr>
+            <w:r>
+              <w:rPr>
+                <w:sz w:val="18"/>
+              </w:rPr>
+              <w:t>配合</w:t>
+            </w:r>
+          </w:p>
+        </w:tc>
+        <w:tc>
+          <w:tcPr>
+            <w:tcW w:type="dxa" w:w="4320"/>
+          </w:tcPr>
+          <w:p>
+            <w:pPr>
+              <w:jc w:val="center"/>
+            </w:pPr>
+            <w:r>
+              <w:rPr>
+                <w:sz w:val="18"/>
+              </w:rPr>
+              <w:t>H7/r6</w:t>
+            </w:r>
+          </w:p>
+        </w:tc>
+      </w:tr>
+      <w:tr>
+        <w:tc>
+          <w:tcPr>
+            <w:tcW w:type="dxa" w:w="4320"/>
+          </w:tcPr>
+          <w:p>
+            <w:pPr>
+              <w:jc w:val="center"/>
+            </w:pPr>
+            <w:r>
+              <w:rPr>
+                <w:sz w:val="18"/>
+              </w:rPr>
+              <w:t>轴颈</w:t>
+            </w:r>
+          </w:p>
+        </w:tc>
+        <w:tc>
+          <w:tcPr>
+            <w:tcW w:type="dxa" w:w="4320"/>
+          </w:tcPr>
+          <w:p>
+            <w:pPr>
+              <w:jc w:val="center"/>
+            </w:pPr>
+            <w:r>
+              <w:rPr>
+                <w:sz w:val="18"/>
+              </w:rPr>
+              <w:t>Φ30mm</w:t>
+            </w:r>
+          </w:p>
+        </w:tc>
+      </w:tr>
+      <w:tr>
+        <w:tc>
+          <w:tcPr>
+            <w:tcW w:type="dxa" w:w="4320"/>
+          </w:tcPr>
+          <w:p>
+            <w:pPr>
+              <w:jc w:val="center"/>
+            </w:pPr>
+            <w:r>
+              <w:rPr>
+                <w:sz w:val="18"/>
+              </w:rPr>
+              <w:t>防转</w:t>
+            </w:r>
+          </w:p>
+        </w:tc>
+        <w:tc>
+          <w:tcPr>
+            <w:tcW w:type="dxa" w:w="4320"/>
+          </w:tcPr>
+          <w:p>
+            <w:pPr>
+              <w:jc w:val="center"/>
+            </w:pPr>
+            <w:r>
+              <w:rPr>
+                <w:sz w:val="18"/>
+              </w:rPr>
+              <w:t>可选半圆键</w:t>
+            </w:r>
+          </w:p>
+        </w:tc>
+      </w:tr>
+    </w:tbl>
+    <w:p>
+      <w:pPr>
+        <w:pStyle w:val="Heading1"/>
+      </w:pPr>
+      <w:r>
+        <w:rPr>
+          <w:color w:val="000000"/>
+        </w:rPr>
+        <w:t>九、材料与成本</w:t>
+      </w:r>
+    </w:p>
+    <w:tbl>
+      <w:tblPr>
+        <w:tblStyle w:val="TableGrid"/>
+        <w:tblW w:type="auto" w:w="0"/>
+        <w:jc w:val="center"/>
+        <w:tblLook w:firstColumn="1" w:firstRow="1" w:lastColumn="0" w:lastRow="0" w:noHBand="0" w:noVBand="1" w:val="04A0"/>
+      </w:tblPr>
+      <w:tblGrid>
+        <w:gridCol w:w="2880"/>
+        <w:gridCol w:w="2880"/>
+        <w:gridCol w:w="2880"/>
+      </w:tblGrid>
+      <w:tr>
+        <w:tc>
+          <w:tcPr>
+            <w:tcW w:type="dxa" w:w="2880"/>
+          </w:tcPr>
+          <w:p>
+            <w:pPr>
+              <w:jc w:val="center"/>
+            </w:pPr>
+            <w:r>
+              <w:rPr>
+                <w:b/>
+                <w:sz w:val="18"/>
+              </w:rPr>
+              <w:t>齿轮</w:t>
+            </w:r>
+          </w:p>
+        </w:tc>
+        <w:tc>
+          <w:tcPr>
+            <w:tcW w:type="dxa" w:w="2880"/>
+          </w:tcPr>
+          <w:p>
+            <w:pPr>
+              <w:jc w:val="center"/>
+            </w:pPr>
+            <w:r>
+              <w:rPr>
+                <w:b/>
+                <w:sz w:val="18"/>
+              </w:rPr>
+              <w:t>方案</w:t>
+            </w:r>
+          </w:p>
+        </w:tc>
+        <w:tc>
+          <w:tcPr>
+            <w:tcW w:type="dxa" w:w="2880"/>
+          </w:tcPr>
+          <w:p>
+            <w:pPr>
+              <w:jc w:val="center"/>
+            </w:pPr>
+            <w:r>
+              <w:rPr>
+                <w:b/>
+                <w:sz w:val="18"/>
+              </w:rPr>
+              <w:t>单价</w:t>
             </w:r>
           </w:p>
         </w:tc>
@@ -3291,7 +3345,7 @@
               <w:rPr>
                 <w:sz w:val="18"/>
               </w:rPr>
-              <w:t>裕量</w:t>
+              <w:t>曲轴23T</w:t>
             </w:r>
           </w:p>
         </w:tc>
@@ -3307,7 +3361,7 @@
               <w:rPr>
                 <w:sz w:val="18"/>
               </w:rPr>
-              <w:t>26% ✅</w:t>
+              <w:t>PM+磨齿</w:t>
             </w:r>
           </w:p>
         </w:tc>
@@ -3323,7 +3377,7 @@
               <w:rPr>
                 <w:sz w:val="18"/>
               </w:rPr>
-              <w:t>47% ✅</w:t>
+              <w:t>~35元</w:t>
             </w:r>
           </w:p>
         </w:tc>
@@ -3341,7 +3395,7 @@
               <w:rPr>
                 <w:sz w:val="18"/>
               </w:rPr>
-              <w:t>推荐游隙</w:t>
+              <w:t>惰轮33T</w:t>
             </w:r>
           </w:p>
         </w:tc>
@@ -3357,7 +3411,7 @@
               <w:rPr>
                 <w:sz w:val="18"/>
               </w:rPr>
-              <w:t>C3（热膨胀补偿）</w:t>
+              <w:t>PM+磨齿</w:t>
             </w:r>
           </w:p>
         </w:tc>
@@ -3373,7 +3427,7 @@
               <w:rPr>
                 <w:sz w:val="18"/>
               </w:rPr>
-              <w:t>CN（标准）</w:t>
+              <w:t>~40元</w:t>
             </w:r>
           </w:p>
         </w:tc>
@@ -3391,7 +3445,183 @@
               <w:rPr>
                 <w:sz w:val="18"/>
               </w:rPr>
-              <w:t>轴配合</w:t>
+              <w:t>大齿+链轮</w:t>
+            </w:r>
+          </w:p>
+        </w:tc>
+        <w:tc>
+          <w:tcPr>
+            <w:tcW w:type="dxa" w:w="2880"/>
+          </w:tcPr>
+          <w:p>
+            <w:pPr>
+              <w:jc w:val="center"/>
+            </w:pPr>
+            <w:r>
+              <w:rPr>
+                <w:sz w:val="18"/>
+              </w:rPr>
+              <w:t>PM+磨齿</w:t>
+            </w:r>
+          </w:p>
+        </w:tc>
+        <w:tc>
+          <w:tcPr>
+            <w:tcW w:type="dxa" w:w="2880"/>
+          </w:tcPr>
+          <w:p>
+            <w:pPr>
+              <w:jc w:val="center"/>
+            </w:pPr>
+            <w:r>
+              <w:rPr>
+                <w:sz w:val="18"/>
+              </w:rPr>
+              <w:t>~50元</w:t>
+            </w:r>
+          </w:p>
+        </w:tc>
+      </w:tr>
+      <w:tr>
+        <w:tc>
+          <w:tcPr>
+            <w:tcW w:type="dxa" w:w="2880"/>
+          </w:tcPr>
+          <w:p>
+            <w:pPr>
+              <w:jc w:val="center"/>
+            </w:pPr>
+            <w:r>
+              <w:rPr>
+                <w:sz w:val="18"/>
+              </w:rPr>
+              <w:t>合计</w:t>
+            </w:r>
+          </w:p>
+        </w:tc>
+        <w:tc>
+          <w:tcPr>
+            <w:tcW w:type="dxa" w:w="2880"/>
+          </w:tcPr>
+          <w:p>
+            <w:pPr>
+              <w:jc w:val="center"/>
+            </w:pPr>
+            <w:r>
+              <w:rPr>
+                <w:sz w:val="18"/>
+              </w:rPr>
+            </w:r>
+          </w:p>
+        </w:tc>
+        <w:tc>
+          <w:tcPr>
+            <w:tcW w:type="dxa" w:w="2880"/>
+          </w:tcPr>
+          <w:p>
+            <w:pPr>
+              <w:jc w:val="center"/>
+            </w:pPr>
+            <w:r>
+              <w:rPr>
+                <w:sz w:val="18"/>
+              </w:rPr>
+              <w:t>~125元</w:t>
+            </w:r>
+          </w:p>
+        </w:tc>
+      </w:tr>
+    </w:tbl>
+    <w:p>
+      <w:pPr>
+        <w:pStyle w:val="Heading1"/>
+      </w:pPr>
+      <w:r>
+        <w:rPr>
+          <w:color w:val="000000"/>
+        </w:rPr>
+        <w:t>十、配合公差</w:t>
+      </w:r>
+    </w:p>
+    <w:tbl>
+      <w:tblPr>
+        <w:tblStyle w:val="TableGrid"/>
+        <w:tblW w:type="auto" w:w="0"/>
+        <w:jc w:val="center"/>
+        <w:tblLook w:firstColumn="1" w:firstRow="1" w:lastColumn="0" w:lastRow="0" w:noHBand="0" w:noVBand="1" w:val="04A0"/>
+      </w:tblPr>
+      <w:tblGrid>
+        <w:gridCol w:w="2880"/>
+        <w:gridCol w:w="2880"/>
+        <w:gridCol w:w="2880"/>
+      </w:tblGrid>
+      <w:tr>
+        <w:tc>
+          <w:tcPr>
+            <w:tcW w:type="dxa" w:w="2880"/>
+          </w:tcPr>
+          <w:p>
+            <w:pPr>
+              <w:jc w:val="center"/>
+            </w:pPr>
+            <w:r>
+              <w:rPr>
+                <w:b/>
+                <w:sz w:val="18"/>
+              </w:rPr>
+              <w:t>配合面</w:t>
+            </w:r>
+          </w:p>
+        </w:tc>
+        <w:tc>
+          <w:tcPr>
+            <w:tcW w:type="dxa" w:w="2880"/>
+          </w:tcPr>
+          <w:p>
+            <w:pPr>
+              <w:jc w:val="center"/>
+            </w:pPr>
+            <w:r>
+              <w:rPr>
+                <w:b/>
+                <w:sz w:val="18"/>
+              </w:rPr>
+              <w:t>公差</w:t>
+            </w:r>
+          </w:p>
+        </w:tc>
+        <w:tc>
+          <w:tcPr>
+            <w:tcW w:type="dxa" w:w="2880"/>
+          </w:tcPr>
+          <w:p>
+            <w:pPr>
+              <w:jc w:val="center"/>
+            </w:pPr>
+            <w:r>
+              <w:rPr>
+                <w:b/>
+                <w:sz w:val="18"/>
+              </w:rPr>
+              <w:t>数值</w:t>
+            </w:r>
+          </w:p>
+        </w:tc>
+      </w:tr>
+      <w:tr>
+        <w:tc>
+          <w:tcPr>
+            <w:tcW w:type="dxa" w:w="2880"/>
+          </w:tcPr>
+          <w:p>
+            <w:pPr>
+              <w:jc w:val="center"/>
+            </w:pPr>
+            <w:r>
+              <w:rPr>
+                <w:sz w:val="18"/>
+              </w:rPr>
+              <w:t>轴承内圈↔轴</w:t>
             </w:r>
           </w:p>
         </w:tc>
@@ -3423,7 +3653,7 @@
               <w:rPr>
                 <w:sz w:val="18"/>
               </w:rPr>
-              <w:t>φ25j6</w:t>
+              <w:t>+0.002~+0.013mm</w:t>
             </w:r>
           </w:p>
         </w:tc>
@@ -3441,7 +3671,7 @@
               <w:rPr>
                 <w:sz w:val="18"/>
               </w:rPr>
-              <w:t>壳体配合</w:t>
+              <w:t>轴承外圈↔齿轮孔</w:t>
             </w:r>
           </w:p>
         </w:tc>
@@ -3473,7 +3703,7 @@
               <w:rPr>
                 <w:sz w:val="18"/>
               </w:rPr>
-              <w:t>φ52H7</w:t>
+              <w:t>0~+0.025mm</w:t>
             </w:r>
           </w:p>
         </w:tc>
@@ -3491,7 +3721,7 @@
               <w:rPr>
                 <w:sz w:val="18"/>
               </w:rPr>
-              <w:t>润滑方式</w:t>
+              <w:t>两轴孔平行度</w:t>
             </w:r>
           </w:p>
         </w:tc>
@@ -3507,7 +3737,6 @@
               <w:rPr>
                 <w:sz w:val="18"/>
               </w:rPr>
-              <w:t>定向喷油孔</w:t>
             </w:r>
           </w:p>
         </w:tc>
@@ -3523,482 +3752,7 @@
               <w:rPr>
                 <w:sz w:val="18"/>
               </w:rPr>
-              <w:t>飞溅润滑</w:t>
-            </w:r>
-          </w:p>
-        </w:tc>
-      </w:tr>
-    </w:tbl>
-    <w:p/>
-    <w:p>
-      <w:r>
-        <w:rPr>
-          <w:b/>
-          <w:sz w:val="20"/>
-        </w:rPr>
-        <w:t>3205A 详细参数表：</w:t>
-      </w:r>
-    </w:p>
-    <w:tbl>
-      <w:tblPr>
-        <w:tblStyle w:val="TableGrid"/>
-        <w:tblW w:type="auto" w:w="0"/>
-        <w:jc w:val="center"/>
-        <w:tblLook w:firstColumn="1" w:firstRow="1" w:lastColumn="0" w:lastRow="0" w:noHBand="0" w:noVBand="1" w:val="04A0"/>
-      </w:tblPr>
-      <w:tblGrid>
-        <w:gridCol w:w="4320"/>
-        <w:gridCol w:w="4320"/>
-      </w:tblGrid>
-      <w:tr>
-        <w:tc>
-          <w:tcPr>
-            <w:tcW w:type="dxa" w:w="4320"/>
-          </w:tcPr>
-          <w:p>
-            <w:pPr>
-              <w:jc w:val="center"/>
-            </w:pPr>
-            <w:r>
-              <w:rPr>
-                <w:b/>
-                <w:sz w:val="18"/>
-              </w:rPr>
-              <w:t>参数</w:t>
-            </w:r>
-          </w:p>
-        </w:tc>
-        <w:tc>
-          <w:tcPr>
-            <w:tcW w:type="dxa" w:w="4320"/>
-          </w:tcPr>
-          <w:p>
-            <w:pPr>
-              <w:jc w:val="center"/>
-            </w:pPr>
-            <w:r>
-              <w:rPr>
-                <w:b/>
-                <w:sz w:val="18"/>
-              </w:rPr>
-              <w:t>数值</w:t>
-            </w:r>
-          </w:p>
-        </w:tc>
-      </w:tr>
-      <w:tr>
-        <w:tc>
-          <w:tcPr>
-            <w:tcW w:type="dxa" w:w="4320"/>
-          </w:tcPr>
-          <w:p>
-            <w:pPr>
-              <w:jc w:val="center"/>
-            </w:pPr>
-            <w:r>
-              <w:rPr>
-                <w:sz w:val="18"/>
-              </w:rPr>
-              <w:t>内径 d</w:t>
-            </w:r>
-          </w:p>
-        </w:tc>
-        <w:tc>
-          <w:tcPr>
-            <w:tcW w:type="dxa" w:w="4320"/>
-          </w:tcPr>
-          <w:p>
-            <w:pPr>
-              <w:jc w:val="center"/>
-            </w:pPr>
-            <w:r>
-              <w:rPr>
-                <w:sz w:val="18"/>
-              </w:rPr>
-              <w:t>25 mm</w:t>
-            </w:r>
-          </w:p>
-        </w:tc>
-      </w:tr>
-      <w:tr>
-        <w:tc>
-          <w:tcPr>
-            <w:tcW w:type="dxa" w:w="4320"/>
-          </w:tcPr>
-          <w:p>
-            <w:pPr>
-              <w:jc w:val="center"/>
-            </w:pPr>
-            <w:r>
-              <w:rPr>
-                <w:sz w:val="18"/>
-              </w:rPr>
-              <w:t>外径 D</w:t>
-            </w:r>
-          </w:p>
-        </w:tc>
-        <w:tc>
-          <w:tcPr>
-            <w:tcW w:type="dxa" w:w="4320"/>
-          </w:tcPr>
-          <w:p>
-            <w:pPr>
-              <w:jc w:val="center"/>
-            </w:pPr>
-            <w:r>
-              <w:rPr>
-                <w:sz w:val="18"/>
-              </w:rPr>
-              <w:t>52 mm</w:t>
-            </w:r>
-          </w:p>
-        </w:tc>
-      </w:tr>
-      <w:tr>
-        <w:tc>
-          <w:tcPr>
-            <w:tcW w:type="dxa" w:w="4320"/>
-          </w:tcPr>
-          <w:p>
-            <w:pPr>
-              <w:jc w:val="center"/>
-            </w:pPr>
-            <w:r>
-              <w:rPr>
-                <w:sz w:val="18"/>
-              </w:rPr>
-              <w:t>宽度 B</w:t>
-            </w:r>
-          </w:p>
-        </w:tc>
-        <w:tc>
-          <w:tcPr>
-            <w:tcW w:type="dxa" w:w="4320"/>
-          </w:tcPr>
-          <w:p>
-            <w:pPr>
-              <w:jc w:val="center"/>
-            </w:pPr>
-            <w:r>
-              <w:rPr>
-                <w:sz w:val="18"/>
-              </w:rPr>
-              <w:t>20.6 mm</w:t>
-            </w:r>
-          </w:p>
-        </w:tc>
-      </w:tr>
-      <w:tr>
-        <w:tc>
-          <w:tcPr>
-            <w:tcW w:type="dxa" w:w="4320"/>
-          </w:tcPr>
-          <w:p>
-            <w:pPr>
-              <w:jc w:val="center"/>
-            </w:pPr>
-            <w:r>
-              <w:rPr>
-                <w:sz w:val="18"/>
-              </w:rPr>
-              <w:t>钢球</w:t>
-            </w:r>
-          </w:p>
-        </w:tc>
-        <w:tc>
-          <w:tcPr>
-            <w:tcW w:type="dxa" w:w="4320"/>
-          </w:tcPr>
-          <w:p>
-            <w:pPr>
-              <w:jc w:val="center"/>
-            </w:pPr>
-            <w:r>
-              <w:rPr>
-                <w:sz w:val="18"/>
-              </w:rPr>
-              <w:t>2列 × ~12个 = 24个, 直径~7.94mm</w:t>
-            </w:r>
-          </w:p>
-        </w:tc>
-      </w:tr>
-      <w:tr>
-        <w:tc>
-          <w:tcPr>
-            <w:tcW w:type="dxa" w:w="4320"/>
-          </w:tcPr>
-          <w:p>
-            <w:pPr>
-              <w:jc w:val="center"/>
-            </w:pPr>
-            <w:r>
-              <w:rPr>
-                <w:sz w:val="18"/>
-              </w:rPr>
-              <w:t>接触角</w:t>
-            </w:r>
-          </w:p>
-        </w:tc>
-        <w:tc>
-          <w:tcPr>
-            <w:tcW w:type="dxa" w:w="4320"/>
-          </w:tcPr>
-          <w:p>
-            <w:pPr>
-              <w:jc w:val="center"/>
-            </w:pPr>
-            <w:r>
-              <w:rPr>
-                <w:sz w:val="18"/>
-              </w:rPr>
-              <w:t>30°（双向承载）</w:t>
-            </w:r>
-          </w:p>
-        </w:tc>
-      </w:tr>
-      <w:tr>
-        <w:tc>
-          <w:tcPr>
-            <w:tcW w:type="dxa" w:w="4320"/>
-          </w:tcPr>
-          <w:p>
-            <w:pPr>
-              <w:jc w:val="center"/>
-            </w:pPr>
-            <w:r>
-              <w:rPr>
-                <w:sz w:val="18"/>
-              </w:rPr>
-              <w:t>额定动载 Cᵣ</w:t>
-            </w:r>
-          </w:p>
-        </w:tc>
-        <w:tc>
-          <w:tcPr>
-            <w:tcW w:type="dxa" w:w="4320"/>
-          </w:tcPr>
-          <w:p>
-            <w:pPr>
-              <w:jc w:val="center"/>
-            </w:pPr>
-            <w:r>
-              <w:rPr>
-                <w:sz w:val="18"/>
-              </w:rPr>
-              <w:t>27.5 kN</w:t>
-            </w:r>
-          </w:p>
-        </w:tc>
-      </w:tr>
-      <w:tr>
-        <w:tc>
-          <w:tcPr>
-            <w:tcW w:type="dxa" w:w="4320"/>
-          </w:tcPr>
-          <w:p>
-            <w:pPr>
-              <w:jc w:val="center"/>
-            </w:pPr>
-            <w:r>
-              <w:rPr>
-                <w:sz w:val="18"/>
-              </w:rPr>
-              <w:t>额定静载 C₀ᵣ</w:t>
-            </w:r>
-          </w:p>
-        </w:tc>
-        <w:tc>
-          <w:tcPr>
-            <w:tcW w:type="dxa" w:w="4320"/>
-          </w:tcPr>
-          <w:p>
-            <w:pPr>
-              <w:jc w:val="center"/>
-            </w:pPr>
-            <w:r>
-              <w:rPr>
-                <w:sz w:val="18"/>
-              </w:rPr>
-              <w:t>19.6 kN</w:t>
-            </w:r>
-          </w:p>
-        </w:tc>
-      </w:tr>
-      <w:tr>
-        <w:tc>
-          <w:tcPr>
-            <w:tcW w:type="dxa" w:w="4320"/>
-          </w:tcPr>
-          <w:p>
-            <w:pPr>
-              <w:jc w:val="center"/>
-            </w:pPr>
-            <w:r>
-              <w:rPr>
-                <w:sz w:val="18"/>
-              </w:rPr>
-              <w:t>脂润滑极限</w:t>
-            </w:r>
-          </w:p>
-        </w:tc>
-        <w:tc>
-          <w:tcPr>
-            <w:tcW w:type="dxa" w:w="4320"/>
-          </w:tcPr>
-          <w:p>
-            <w:pPr>
-              <w:jc w:val="center"/>
-            </w:pPr>
-            <w:r>
-              <w:rPr>
-                <w:sz w:val="18"/>
-              </w:rPr>
-              <w:t>~13,000 RPM</w:t>
-            </w:r>
-          </w:p>
-        </w:tc>
-      </w:tr>
-      <w:tr>
-        <w:tc>
-          <w:tcPr>
-            <w:tcW w:type="dxa" w:w="4320"/>
-          </w:tcPr>
-          <w:p>
-            <w:pPr>
-              <w:jc w:val="center"/>
-            </w:pPr>
-            <w:r>
-              <w:rPr>
-                <w:sz w:val="18"/>
-              </w:rPr>
-              <w:t>油润滑极限</w:t>
-            </w:r>
-          </w:p>
-        </w:tc>
-        <w:tc>
-          <w:tcPr>
-            <w:tcW w:type="dxa" w:w="4320"/>
-          </w:tcPr>
-          <w:p>
-            <w:pPr>
-              <w:jc w:val="center"/>
-            </w:pPr>
-            <w:r>
-              <w:rPr>
-                <w:sz w:val="18"/>
-              </w:rPr>
-              <w:t>~17,000~19,000 RPM</w:t>
-            </w:r>
-          </w:p>
-        </w:tc>
-      </w:tr>
-      <w:tr>
-        <w:tc>
-          <w:tcPr>
-            <w:tcW w:type="dxa" w:w="4320"/>
-          </w:tcPr>
-          <w:p>
-            <w:pPr>
-              <w:jc w:val="center"/>
-            </w:pPr>
-            <w:r>
-              <w:rPr>
-                <w:sz w:val="18"/>
-              </w:rPr>
-              <w:t>等效型号</w:t>
-            </w:r>
-          </w:p>
-        </w:tc>
-        <w:tc>
-          <w:tcPr>
-            <w:tcW w:type="dxa" w:w="4320"/>
-          </w:tcPr>
-          <w:p>
-            <w:pPr>
-              <w:jc w:val="center"/>
-            </w:pPr>
-            <w:r>
-              <w:rPr>
-                <w:sz w:val="18"/>
-              </w:rPr>
-              <w:t>SKF 3205A / FAG 3205-B-TVH / NSK 3205</w:t>
-            </w:r>
-          </w:p>
-        </w:tc>
-      </w:tr>
-    </w:tbl>
-    <w:p>
-      <w:pPr>
-        <w:pStyle w:val="Heading1"/>
-      </w:pPr>
-      <w:r>
-        <w:rPr>
-          <w:color w:val="000000"/>
-        </w:rPr>
-        <w:t>八、齿轮副侧隙</w:t>
-      </w:r>
-    </w:p>
-    <w:tbl>
-      <w:tblPr>
-        <w:tblStyle w:val="TableGrid"/>
-        <w:tblW w:type="auto" w:w="0"/>
-        <w:jc w:val="center"/>
-        <w:tblLook w:firstColumn="1" w:firstRow="1" w:lastColumn="0" w:lastRow="0" w:noHBand="0" w:noVBand="1" w:val="04A0"/>
-      </w:tblPr>
-      <w:tblGrid>
-        <w:gridCol w:w="2880"/>
-        <w:gridCol w:w="2880"/>
-        <w:gridCol w:w="2880"/>
-      </w:tblGrid>
-      <w:tr>
-        <w:tc>
-          <w:tcPr>
-            <w:tcW w:type="dxa" w:w="2880"/>
-          </w:tcPr>
-          <w:p>
-            <w:pPr>
-              <w:jc w:val="center"/>
-            </w:pPr>
-            <w:r>
-              <w:rPr>
-                <w:b/>
-                <w:sz w:val="18"/>
-              </w:rPr>
-              <w:t>项目</w:t>
-            </w:r>
-          </w:p>
-        </w:tc>
-        <w:tc>
-          <w:tcPr>
-            <w:tcW w:type="dxa" w:w="2880"/>
-          </w:tcPr>
-          <w:p>
-            <w:pPr>
-              <w:jc w:val="center"/>
-            </w:pPr>
-            <w:r>
-              <w:rPr>
-                <w:b/>
-                <w:sz w:val="18"/>
-              </w:rPr>
-              <w:t>符号</w:t>
-            </w:r>
-          </w:p>
-        </w:tc>
-        <w:tc>
-          <w:tcPr>
-            <w:tcW w:type="dxa" w:w="2880"/>
-          </w:tcPr>
-          <w:p>
-            <w:pPr>
-              <w:jc w:val="center"/>
-            </w:pPr>
-            <w:r>
-              <w:rPr>
-                <w:b/>
-                <w:sz w:val="18"/>
-              </w:rPr>
-              <w:t>推荐值</w:t>
+              <w:t>≤0.02mm/100mm</w:t>
             </w:r>
           </w:p>
         </w:tc>
@@ -4016,7 +3770,7 @@
               <w:rPr>
                 <w:sz w:val="18"/>
               </w:rPr>
-              <w:t>法向侧隙</w:t>
+              <w:t>中心距公差</w:t>
             </w:r>
           </w:p>
         </w:tc>
@@ -4032,7 +3786,6 @@
               <w:rPr>
                 <w:sz w:val="18"/>
               </w:rPr>
-              <w:t>jₙ</w:t>
             </w:r>
           </w:p>
         </w:tc>
@@ -4048,911 +3801,7 @@
               <w:rPr>
                 <w:sz w:val="18"/>
               </w:rPr>
-              <w:t>0.08 ~ 0.10 mm</w:t>
-            </w:r>
-          </w:p>
-        </w:tc>
-      </w:tr>
-      <w:tr>
-        <w:tc>
-          <w:tcPr>
-            <w:tcW w:type="dxa" w:w="2880"/>
-          </w:tcPr>
-          <w:p>
-            <w:pPr>
-              <w:jc w:val="center"/>
-            </w:pPr>
-            <w:r>
-              <w:rPr>
-                <w:sz w:val="18"/>
-              </w:rPr>
-              <w:t>圆周侧隙（分度圆）</w:t>
-            </w:r>
-          </w:p>
-        </w:tc>
-        <w:tc>
-          <w:tcPr>
-            <w:tcW w:type="dxa" w:w="2880"/>
-          </w:tcPr>
-          <w:p>
-            <w:pPr>
-              <w:jc w:val="center"/>
-            </w:pPr>
-            <w:r>
-              <w:rPr>
-                <w:sz w:val="18"/>
-              </w:rPr>
-              <w:t>jₜ</w:t>
-            </w:r>
-          </w:p>
-        </w:tc>
-        <w:tc>
-          <w:tcPr>
-            <w:tcW w:type="dxa" w:w="2880"/>
-          </w:tcPr>
-          <w:p>
-            <w:pPr>
-              <w:jc w:val="center"/>
-            </w:pPr>
-            <w:r>
-              <w:rPr>
-                <w:sz w:val="18"/>
-              </w:rPr>
-              <w:t>≈ 0.10 mm</w:t>
-            </w:r>
-          </w:p>
-        </w:tc>
-      </w:tr>
-      <w:tr>
-        <w:tc>
-          <w:tcPr>
-            <w:tcW w:type="dxa" w:w="2880"/>
-          </w:tcPr>
-          <w:p>
-            <w:pPr>
-              <w:jc w:val="center"/>
-            </w:pPr>
-            <w:r>
-              <w:rPr>
-                <w:sz w:val="18"/>
-              </w:rPr>
-              <w:t>齿厚减薄（每个齿轮）</w:t>
-            </w:r>
-          </w:p>
-        </w:tc>
-        <w:tc>
-          <w:tcPr>
-            <w:tcW w:type="dxa" w:w="2880"/>
-          </w:tcPr>
-          <w:p>
-            <w:pPr>
-              <w:jc w:val="center"/>
-            </w:pPr>
-            <w:r>
-              <w:rPr>
-                <w:sz w:val="18"/>
-              </w:rPr>
-              <w:t>Δsₙ</w:t>
-            </w:r>
-          </w:p>
-        </w:tc>
-        <w:tc>
-          <w:tcPr>
-            <w:tcW w:type="dxa" w:w="2880"/>
-          </w:tcPr>
-          <w:p>
-            <w:pPr>
-              <w:jc w:val="center"/>
-            </w:pPr>
-            <w:r>
-              <w:rPr>
-                <w:sz w:val="18"/>
-              </w:rPr>
-              <w:t>≈ 0.05 mm</w:t>
-            </w:r>
-          </w:p>
-        </w:tc>
-      </w:tr>
-      <w:tr>
-        <w:tc>
-          <w:tcPr>
-            <w:tcW w:type="dxa" w:w="2880"/>
-          </w:tcPr>
-          <w:p>
-            <w:pPr>
-              <w:jc w:val="center"/>
-            </w:pPr>
-            <w:r>
-              <w:rPr>
-                <w:sz w:val="18"/>
-              </w:rPr>
-              <w:t>齿厚标注（法向）</w:t>
-            </w:r>
-          </w:p>
-        </w:tc>
-        <w:tc>
-          <w:tcPr>
-            <w:tcW w:type="dxa" w:w="2880"/>
-          </w:tcPr>
-          <w:p>
-            <w:pPr>
-              <w:jc w:val="center"/>
-            </w:pPr>
-            <w:r>
-              <w:rPr>
-                <w:sz w:val="18"/>
-              </w:rPr>
-              <w:t>sₙ</w:t>
-            </w:r>
-          </w:p>
-        </w:tc>
-        <w:tc>
-          <w:tcPr>
-            <w:tcW w:type="dxa" w:w="2880"/>
-          </w:tcPr>
-          <w:p>
-            <w:pPr>
-              <w:jc w:val="center"/>
-            </w:pPr>
-            <w:r>
-              <w:rPr>
-                <w:sz w:val="18"/>
-              </w:rPr>
-              <w:t>2.749 -0.05 mm</w:t>
-            </w:r>
-          </w:p>
-        </w:tc>
-      </w:tr>
-    </w:tbl>
-    <w:tbl>
-      <w:tblPr>
-        <w:tblStyle w:val="TableGrid"/>
-        <w:tblW w:type="auto" w:w="0"/>
-        <w:jc w:val="center"/>
-        <w:tblLook w:firstColumn="1" w:firstRow="1" w:lastColumn="0" w:lastRow="0" w:noHBand="0" w:noVBand="1" w:val="04A0"/>
-      </w:tblPr>
-      <w:tblGrid>
-        <w:gridCol w:w="4320"/>
-        <w:gridCol w:w="4320"/>
-      </w:tblGrid>
-      <w:tr>
-        <w:tc>
-          <w:tcPr>
-            <w:tcW w:type="dxa" w:w="4320"/>
-          </w:tcPr>
-          <w:p>
-            <w:pPr>
-              <w:jc w:val="center"/>
-            </w:pPr>
-            <w:r>
-              <w:rPr>
-                <w:b/>
-                <w:sz w:val="18"/>
-              </w:rPr>
-              <w:t>影响因素</w:t>
-            </w:r>
-          </w:p>
-        </w:tc>
-        <w:tc>
-          <w:tcPr>
-            <w:tcW w:type="dxa" w:w="4320"/>
-          </w:tcPr>
-          <w:p>
-            <w:pPr>
-              <w:jc w:val="center"/>
-            </w:pPr>
-            <w:r>
-              <w:rPr>
-                <w:b/>
-                <w:sz w:val="18"/>
-              </w:rPr>
-              <w:t>侧隙变化</w:t>
-            </w:r>
-          </w:p>
-        </w:tc>
-      </w:tr>
-      <w:tr>
-        <w:tc>
-          <w:tcPr>
-            <w:tcW w:type="dxa" w:w="4320"/>
-          </w:tcPr>
-          <w:p>
-            <w:pPr>
-              <w:jc w:val="center"/>
-            </w:pPr>
-            <w:r>
-              <w:rPr>
-                <w:sz w:val="18"/>
-              </w:rPr>
-              <w:t>热膨胀（齿轮80°C, 壳体60°C）</w:t>
-            </w:r>
-          </w:p>
-        </w:tc>
-        <w:tc>
-          <w:tcPr>
-            <w:tcW w:type="dxa" w:w="4320"/>
-          </w:tcPr>
-          <w:p>
-            <w:pPr>
-              <w:jc w:val="center"/>
-            </w:pPr>
-            <w:r>
-              <w:rPr>
-                <w:sz w:val="18"/>
-              </w:rPr>
-              <w:t>减少约 0.01~0.02 mm</w:t>
-            </w:r>
-          </w:p>
-        </w:tc>
-      </w:tr>
-      <w:tr>
-        <w:tc>
-          <w:tcPr>
-            <w:tcW w:type="dxa" w:w="4320"/>
-          </w:tcPr>
-          <w:p>
-            <w:pPr>
-              <w:jc w:val="center"/>
-            </w:pPr>
-            <w:r>
-              <w:rPr>
-                <w:sz w:val="18"/>
-              </w:rPr>
-              <w:t>润滑油膜</w:t>
-            </w:r>
-          </w:p>
-        </w:tc>
-        <w:tc>
-          <w:tcPr>
-            <w:tcW w:type="dxa" w:w="4320"/>
-          </w:tcPr>
-          <w:p>
-            <w:pPr>
-              <w:jc w:val="center"/>
-            </w:pPr>
-            <w:r>
-              <w:rPr>
-                <w:sz w:val="18"/>
-              </w:rPr>
-              <w:t>需保留 0.01~0.02 mm</w:t>
-            </w:r>
-          </w:p>
-        </w:tc>
-      </w:tr>
-      <w:tr>
-        <w:tc>
-          <w:tcPr>
-            <w:tcW w:type="dxa" w:w="4320"/>
-          </w:tcPr>
-          <w:p>
-            <w:pPr>
-              <w:jc w:val="center"/>
-            </w:pPr>
-            <w:r>
-              <w:rPr>
-                <w:sz w:val="18"/>
-              </w:rPr>
-              <w:t>ISO 6级磨齿公差</w:t>
-            </w:r>
-          </w:p>
-        </w:tc>
-        <w:tc>
-          <w:tcPr>
-            <w:tcW w:type="dxa" w:w="4320"/>
-          </w:tcPr>
-          <w:p>
-            <w:pPr>
-              <w:jc w:val="center"/>
-            </w:pPr>
-            <w:r>
-              <w:rPr>
-                <w:sz w:val="18"/>
-              </w:rPr>
-              <w:t>±0.02 mm</w:t>
-            </w:r>
-          </w:p>
-        </w:tc>
-      </w:tr>
-      <w:tr>
-        <w:tc>
-          <w:tcPr>
-            <w:tcW w:type="dxa" w:w="4320"/>
-          </w:tcPr>
-          <w:p>
-            <w:pPr>
-              <w:jc w:val="center"/>
-            </w:pPr>
-            <w:r>
-              <w:rPr>
-                <w:sz w:val="18"/>
-              </w:rPr>
-              <w:t>推荐装配侧隙</w:t>
-            </w:r>
-          </w:p>
-        </w:tc>
-        <w:tc>
-          <w:tcPr>
-            <w:tcW w:type="dxa" w:w="4320"/>
-          </w:tcPr>
-          <w:p>
-            <w:pPr>
-              <w:jc w:val="center"/>
-            </w:pPr>
-            <w:r>
-              <w:rPr>
-                <w:sz w:val="18"/>
-              </w:rPr>
-              <w:t>≥ 0.08 mm（热态仍有 ≥ 0.06 mm）</w:t>
-            </w:r>
-          </w:p>
-        </w:tc>
-      </w:tr>
-    </w:tbl>
-    <w:p>
-      <w:pPr>
-        <w:pStyle w:val="Heading1"/>
-      </w:pPr>
-      <w:r>
-        <w:rPr>
-          <w:color w:val="000000"/>
-        </w:rPr>
-        <w:t>九、材料与热处理</w:t>
-      </w:r>
-    </w:p>
-    <w:tbl>
-      <w:tblPr>
-        <w:tblStyle w:val="TableGrid"/>
-        <w:tblW w:type="auto" w:w="0"/>
-        <w:jc w:val="center"/>
-        <w:tblLook w:firstColumn="1" w:firstRow="1" w:lastColumn="0" w:lastRow="0" w:noHBand="0" w:noVBand="1" w:val="04A0"/>
-      </w:tblPr>
-      <w:tblGrid>
-        <w:gridCol w:w="2160"/>
-        <w:gridCol w:w="2160"/>
-        <w:gridCol w:w="2160"/>
-        <w:gridCol w:w="2160"/>
-      </w:tblGrid>
-      <w:tr>
-        <w:tc>
-          <w:tcPr>
-            <w:tcW w:type="dxa" w:w="2160"/>
-          </w:tcPr>
-          <w:p>
-            <w:pPr>
-              <w:jc w:val="center"/>
-            </w:pPr>
-            <w:r>
-              <w:rPr>
-                <w:b/>
-                <w:sz w:val="18"/>
-              </w:rPr>
-              <w:t>零件</w:t>
-            </w:r>
-          </w:p>
-        </w:tc>
-        <w:tc>
-          <w:tcPr>
-            <w:tcW w:type="dxa" w:w="2160"/>
-          </w:tcPr>
-          <w:p>
-            <w:pPr>
-              <w:jc w:val="center"/>
-            </w:pPr>
-            <w:r>
-              <w:rPr>
-                <w:b/>
-                <w:sz w:val="18"/>
-              </w:rPr>
-              <w:t>材料</w:t>
-            </w:r>
-          </w:p>
-        </w:tc>
-        <w:tc>
-          <w:tcPr>
-            <w:tcW w:type="dxa" w:w="2160"/>
-          </w:tcPr>
-          <w:p>
-            <w:pPr>
-              <w:jc w:val="center"/>
-            </w:pPr>
-            <w:r>
-              <w:rPr>
-                <w:b/>
-                <w:sz w:val="18"/>
-              </w:rPr>
-              <w:t>热处理</w:t>
-            </w:r>
-          </w:p>
-        </w:tc>
-        <w:tc>
-          <w:tcPr>
-            <w:tcW w:type="dxa" w:w="2160"/>
-          </w:tcPr>
-          <w:p>
-            <w:pPr>
-              <w:jc w:val="center"/>
-            </w:pPr>
-            <w:r>
-              <w:rPr>
-                <w:b/>
-                <w:sz w:val="18"/>
-              </w:rPr>
-              <w:t>硬度</w:t>
-            </w:r>
-          </w:p>
-        </w:tc>
-      </w:tr>
-      <w:tr>
-        <w:tc>
-          <w:tcPr>
-            <w:tcW w:type="dxa" w:w="2160"/>
-          </w:tcPr>
-          <w:p>
-            <w:pPr>
-              <w:jc w:val="center"/>
-            </w:pPr>
-            <w:r>
-              <w:rPr>
-                <w:sz w:val="18"/>
-              </w:rPr>
-              <w:t>全部齿轮</w:t>
-            </w:r>
-          </w:p>
-        </w:tc>
-        <w:tc>
-          <w:tcPr>
-            <w:tcW w:type="dxa" w:w="2160"/>
-          </w:tcPr>
-          <w:p>
-            <w:pPr>
-              <w:jc w:val="center"/>
-            </w:pPr>
-            <w:r>
-              <w:rPr>
-                <w:sz w:val="18"/>
-              </w:rPr>
-              <w:t>20CrMnTi</w:t>
-            </w:r>
-          </w:p>
-        </w:tc>
-        <w:tc>
-          <w:tcPr>
-            <w:tcW w:type="dxa" w:w="2160"/>
-          </w:tcPr>
-          <w:p>
-            <w:pPr>
-              <w:jc w:val="center"/>
-            </w:pPr>
-            <w:r>
-              <w:rPr>
-                <w:sz w:val="18"/>
-              </w:rPr>
-              <w:t>渗碳淬火</w:t>
-            </w:r>
-          </w:p>
-        </w:tc>
-        <w:tc>
-          <w:tcPr>
-            <w:tcW w:type="dxa" w:w="2160"/>
-          </w:tcPr>
-          <w:p>
-            <w:pPr>
-              <w:jc w:val="center"/>
-            </w:pPr>
-            <w:r>
-              <w:rPr>
-                <w:sz w:val="18"/>
-              </w:rPr>
-              <w:t>58-62 HRC</w:t>
-            </w:r>
-          </w:p>
-        </w:tc>
-      </w:tr>
-      <w:tr>
-        <w:tc>
-          <w:tcPr>
-            <w:tcW w:type="dxa" w:w="2160"/>
-          </w:tcPr>
-          <w:p>
-            <w:pPr>
-              <w:jc w:val="center"/>
-            </w:pPr>
-            <w:r>
-              <w:rPr>
-                <w:sz w:val="18"/>
-              </w:rPr>
-              <w:t>链轮（3个）</w:t>
-            </w:r>
-          </w:p>
-        </w:tc>
-        <w:tc>
-          <w:tcPr>
-            <w:tcW w:type="dxa" w:w="2160"/>
-          </w:tcPr>
-          <w:p>
-            <w:pPr>
-              <w:jc w:val="center"/>
-            </w:pPr>
-            <w:r>
-              <w:rPr>
-                <w:sz w:val="18"/>
-              </w:rPr>
-              <w:t>40Cr</w:t>
-            </w:r>
-          </w:p>
-        </w:tc>
-        <w:tc>
-          <w:tcPr>
-            <w:tcW w:type="dxa" w:w="2160"/>
-          </w:tcPr>
-          <w:p>
-            <w:pPr>
-              <w:jc w:val="center"/>
-            </w:pPr>
-            <w:r>
-              <w:rPr>
-                <w:sz w:val="18"/>
-              </w:rPr>
-              <w:t>调质+高频淬火</w:t>
-            </w:r>
-          </w:p>
-        </w:tc>
-        <w:tc>
-          <w:tcPr>
-            <w:tcW w:type="dxa" w:w="2160"/>
-          </w:tcPr>
-          <w:p>
-            <w:pPr>
-              <w:jc w:val="center"/>
-            </w:pPr>
-            <w:r>
-              <w:rPr>
-                <w:sz w:val="18"/>
-              </w:rPr>
-              <w:t>整体28-32 / 齿面48-55 HRC</w:t>
-            </w:r>
-          </w:p>
-        </w:tc>
-      </w:tr>
-      <w:tr>
-        <w:tc>
-          <w:tcPr>
-            <w:tcW w:type="dxa" w:w="2160"/>
-          </w:tcPr>
-          <w:p>
-            <w:pPr>
-              <w:jc w:val="center"/>
-            </w:pPr>
-            <w:r>
-              <w:rPr>
-                <w:sz w:val="18"/>
-              </w:rPr>
-              <w:t>壳体</w:t>
-            </w:r>
-          </w:p>
-        </w:tc>
-        <w:tc>
-          <w:tcPr>
-            <w:tcW w:type="dxa" w:w="2160"/>
-          </w:tcPr>
-          <w:p>
-            <w:pPr>
-              <w:jc w:val="center"/>
-            </w:pPr>
-            <w:r>
-              <w:rPr>
-                <w:sz w:val="18"/>
-              </w:rPr>
-              <w:t>ZL101</w:t>
-            </w:r>
-          </w:p>
-        </w:tc>
-        <w:tc>
-          <w:tcPr>
-            <w:tcW w:type="dxa" w:w="2160"/>
-          </w:tcPr>
-          <w:p>
-            <w:pPr>
-              <w:jc w:val="center"/>
-            </w:pPr>
-            <w:r>
-              <w:rPr>
-                <w:sz w:val="18"/>
-              </w:rPr>
-              <w:t>T6热处理</w:t>
-            </w:r>
-          </w:p>
-        </w:tc>
-        <w:tc>
-          <w:tcPr>
-            <w:tcW w:type="dxa" w:w="2160"/>
-          </w:tcPr>
-          <w:p>
-            <w:pPr>
-              <w:jc w:val="center"/>
-            </w:pPr>
-            <w:r>
-              <w:rPr>
-                <w:sz w:val="18"/>
-              </w:rPr>
-              <w:t>铸造铝合金</w:t>
-            </w:r>
-          </w:p>
-        </w:tc>
-      </w:tr>
-    </w:tbl>
-    <w:p>
-      <w:pPr>
-        <w:pStyle w:val="Heading1"/>
-      </w:pPr>
-      <w:r>
-        <w:rPr>
-          <w:color w:val="000000"/>
-        </w:rPr>
-        <w:t>十、润滑方案</w:t>
-      </w:r>
-    </w:p>
-    <w:tbl>
-      <w:tblPr>
-        <w:tblStyle w:val="TableGrid"/>
-        <w:tblW w:type="auto" w:w="0"/>
-        <w:jc w:val="center"/>
-        <w:tblLook w:firstColumn="1" w:firstRow="1" w:lastColumn="0" w:lastRow="0" w:noHBand="0" w:noVBand="1" w:val="04A0"/>
-      </w:tblPr>
-      <w:tblGrid>
-        <w:gridCol w:w="2880"/>
-        <w:gridCol w:w="2880"/>
-        <w:gridCol w:w="2880"/>
-      </w:tblGrid>
-      <w:tr>
-        <w:tc>
-          <w:tcPr>
-            <w:tcW w:type="dxa" w:w="2880"/>
-          </w:tcPr>
-          <w:p>
-            <w:pPr>
-              <w:jc w:val="center"/>
-            </w:pPr>
-            <w:r>
-              <w:rPr>
-                <w:b/>
-                <w:sz w:val="18"/>
-              </w:rPr>
-              <w:t>部位</w:t>
-            </w:r>
-          </w:p>
-        </w:tc>
-        <w:tc>
-          <w:tcPr>
-            <w:tcW w:type="dxa" w:w="2880"/>
-          </w:tcPr>
-          <w:p>
-            <w:pPr>
-              <w:jc w:val="center"/>
-            </w:pPr>
-            <w:r>
-              <w:rPr>
-                <w:b/>
-                <w:sz w:val="18"/>
-              </w:rPr>
-              <w:t>方式</w:t>
-            </w:r>
-          </w:p>
-        </w:tc>
-        <w:tc>
-          <w:tcPr>
-            <w:tcW w:type="dxa" w:w="2880"/>
-          </w:tcPr>
-          <w:p>
-            <w:pPr>
-              <w:jc w:val="center"/>
-            </w:pPr>
-            <w:r>
-              <w:rPr>
-                <w:b/>
-                <w:sz w:val="18"/>
-              </w:rPr>
-              <w:t>说明</w:t>
-            </w:r>
-          </w:p>
-        </w:tc>
-      </w:tr>
-      <w:tr>
-        <w:tc>
-          <w:tcPr>
-            <w:tcW w:type="dxa" w:w="2880"/>
-          </w:tcPr>
-          <w:p>
-            <w:pPr>
-              <w:jc w:val="center"/>
-            </w:pPr>
-            <w:r>
-              <w:rPr>
-                <w:sz w:val="18"/>
-              </w:rPr>
-              <w:t>齿轮啮合</w:t>
-            </w:r>
-          </w:p>
-        </w:tc>
-        <w:tc>
-          <w:tcPr>
-            <w:tcW w:type="dxa" w:w="2880"/>
-          </w:tcPr>
-          <w:p>
-            <w:pPr>
-              <w:jc w:val="center"/>
-            </w:pPr>
-            <w:r>
-              <w:rPr>
-                <w:sz w:val="18"/>
-              </w:rPr>
-              <w:t>飞溅润滑</w:t>
-            </w:r>
-          </w:p>
-        </w:tc>
-        <w:tc>
-          <w:tcPr>
-            <w:tcW w:type="dxa" w:w="2880"/>
-          </w:tcPr>
-          <w:p>
-            <w:pPr>
-              <w:jc w:val="center"/>
-            </w:pPr>
-            <w:r>
-              <w:rPr>
-                <w:sz w:val="18"/>
-              </w:rPr>
-              <w:t>曲轴箱油雾充足</w:t>
-            </w:r>
-          </w:p>
-        </w:tc>
-      </w:tr>
-      <w:tr>
-        <w:tc>
-          <w:tcPr>
-            <w:tcW w:type="dxa" w:w="2880"/>
-          </w:tcPr>
-          <w:p>
-            <w:pPr>
-              <w:jc w:val="center"/>
-            </w:pPr>
-            <w:r>
-              <w:rPr>
-                <w:sz w:val="18"/>
-              </w:rPr>
-              <w:t>惰轮轴承（Y=49）</w:t>
-            </w:r>
-          </w:p>
-        </w:tc>
-        <w:tc>
-          <w:tcPr>
-            <w:tcW w:type="dxa" w:w="2880"/>
-          </w:tcPr>
-          <w:p>
-            <w:pPr>
-              <w:jc w:val="center"/>
-            </w:pPr>
-            <w:r>
-              <w:rPr>
-                <w:sz w:val="18"/>
-              </w:rPr>
-              <w:t>定向喷油孔</w:t>
-            </w:r>
-          </w:p>
-        </w:tc>
-        <w:tc>
-          <w:tcPr>
-            <w:tcW w:type="dxa" w:w="2880"/>
-          </w:tcPr>
-          <w:p>
-            <w:pPr>
-              <w:jc w:val="center"/>
-            </w:pPr>
-            <w:r>
-              <w:rPr>
-                <w:sz w:val="18"/>
-              </w:rPr>
-              <w:t>壳体开孔引压力油</w:t>
-            </w:r>
-          </w:p>
-        </w:tc>
-      </w:tr>
-      <w:tr>
-        <w:tc>
-          <w:tcPr>
-            <w:tcW w:type="dxa" w:w="2880"/>
-          </w:tcPr>
-          <w:p>
-            <w:pPr>
-              <w:jc w:val="center"/>
-            </w:pPr>
-            <w:r>
-              <w:rPr>
-                <w:sz w:val="18"/>
-              </w:rPr>
-              <w:t>大齿轴承（Y=119）</w:t>
-            </w:r>
-          </w:p>
-        </w:tc>
-        <w:tc>
-          <w:tcPr>
-            <w:tcW w:type="dxa" w:w="2880"/>
-          </w:tcPr>
-          <w:p>
-            <w:pPr>
-              <w:jc w:val="center"/>
-            </w:pPr>
-            <w:r>
-              <w:rPr>
-                <w:sz w:val="18"/>
-              </w:rPr>
-              <w:t>飞溅润滑</w:t>
-            </w:r>
-          </w:p>
-        </w:tc>
-        <w:tc>
-          <w:tcPr>
-            <w:tcW w:type="dxa" w:w="2880"/>
-          </w:tcPr>
-          <w:p>
-            <w:pPr>
-              <w:jc w:val="center"/>
-            </w:pPr>
-            <w:r>
-              <w:rPr>
-                <w:sz w:val="18"/>
-              </w:rPr>
-              <w:t>直接接触油雾</w:t>
-            </w:r>
-          </w:p>
-        </w:tc>
-      </w:tr>
-      <w:tr>
-        <w:tc>
-          <w:tcPr>
-            <w:tcW w:type="dxa" w:w="2880"/>
-          </w:tcPr>
-          <w:p>
-            <w:pPr>
-              <w:jc w:val="center"/>
-            </w:pPr>
-            <w:r>
-              <w:rPr>
-                <w:sz w:val="18"/>
-              </w:rPr>
-              <w:t>链条</w:t>
-            </w:r>
-          </w:p>
-        </w:tc>
-        <w:tc>
-          <w:tcPr>
-            <w:tcW w:type="dxa" w:w="2880"/>
-          </w:tcPr>
-          <w:p>
-            <w:pPr>
-              <w:jc w:val="center"/>
-            </w:pPr>
-            <w:r>
-              <w:rPr>
-                <w:sz w:val="18"/>
-              </w:rPr>
-              <w:t>飞溅+导轨集油</w:t>
-            </w:r>
-          </w:p>
-        </w:tc>
-        <w:tc>
-          <w:tcPr>
-            <w:tcW w:type="dxa" w:w="2880"/>
-          </w:tcPr>
-          <w:p>
-            <w:pPr>
-              <w:jc w:val="center"/>
-            </w:pPr>
-            <w:r>
-              <w:rPr>
-                <w:sz w:val="18"/>
-              </w:rPr>
-              <w:t>导轨设计集油槽</w:t>
+              <w:t>±0.015mm</w:t>
             </w:r>
           </w:p>
         </w:tc>
